--- a/test/ztmpTrue.docx
+++ b/test/ztmpTrue.docx
@@ -247,7 +247,7 @@
         <w:rPr>
           <w:rFonts w:ascii="Times New Roman" w:eastAsia="標楷體" w:hAnsi="Times New Roman" w:cs="Times New Roman" w:hint="eastAsia"/>
         </w:rPr>
-        <w:pict w14:anchorId="7B63B427">
+        <w:pict w14:anchorId="0DDCD1F3">
           <v:rect id="_x0000_i1025" style="width:0;height:1.5pt" o:hralign="center" o:hrstd="t" o:hr="t" fillcolor="#a0a0a0" stroked="f"/>
         </w:pict>
       </w:r>
@@ -500,7 +500,7 @@
         <w:rPr>
           <w:rFonts w:ascii="Times New Roman" w:eastAsia="標楷體" w:hAnsi="Times New Roman" w:cs="Times New Roman" w:hint="eastAsia"/>
         </w:rPr>
-        <w:pict w14:anchorId="3B03296A">
+        <w:pict w14:anchorId="6B6F1325">
           <v:rect id="_x0000_i1026" style="width:0;height:1.5pt" o:hralign="center" o:hrstd="t" o:hr="t" fillcolor="#a0a0a0" stroked="f"/>
         </w:pict>
       </w:r>
@@ -1241,7 +1241,7 @@
         <w:rPr>
           <w:rFonts w:ascii="Times New Roman" w:eastAsia="標楷體" w:hAnsi="Times New Roman" w:cs="Times New Roman" w:hint="eastAsia"/>
         </w:rPr>
-        <w:pict w14:anchorId="03589B0F">
+        <w:pict w14:anchorId="1F3E514E">
           <v:rect id="_x0000_i1027" style="width:0;height:1.5pt" o:hralign="center" o:hrstd="t" o:hr="t" fillcolor="#a0a0a0" stroked="f"/>
         </w:pict>
       </w:r>
@@ -1801,7 +1801,7 @@
         <w:rPr>
           <w:rFonts w:ascii="Times New Roman" w:eastAsia="標楷體" w:hAnsi="Times New Roman" w:cs="Times New Roman" w:hint="eastAsia"/>
         </w:rPr>
-        <w:pict w14:anchorId="79412FDD">
+        <w:pict w14:anchorId="34C1CF50">
           <v:rect id="_x0000_i1028" style="width:0;height:1.5pt" o:hralign="center" o:hrstd="t" o:hr="t" fillcolor="#a0a0a0" stroked="f"/>
         </w:pict>
       </w:r>
@@ -1993,7 +1993,7 @@
           <w:noProof/>
         </w:rPr>
         <w:drawing>
-          <wp:inline distT="0" distB="0" distL="0" distR="0" wp14:anchorId="389B38A6" wp14:editId="35D8F838">
+          <wp:inline distT="0" distB="0" distL="0" distR="0" wp14:anchorId="56127951" wp14:editId="1DC5042D">
             <wp:extent cx="2637155" cy="2637155"/>
             <wp:effectExtent l="0" t="0" r="0" b="0"/>
             <wp:docPr id="5" name="圖片 5"/>
@@ -2053,7 +2053,7 @@
         <w:rPr>
           <w:rFonts w:ascii="Times New Roman" w:eastAsia="標楷體" w:hAnsi="Times New Roman" w:cs="Times New Roman" w:hint="eastAsia"/>
         </w:rPr>
-        <w:pict w14:anchorId="54D631F0">
+        <w:pict w14:anchorId="0A3B0FD3">
           <v:rect id="_x0000_i1029" style="width:0;height:1.5pt" o:hralign="center" o:hrstd="t" o:hr="t" fillcolor="#a0a0a0" stroked="f"/>
         </w:pict>
       </w:r>
@@ -2316,7 +2316,7 @@
         <w:rPr>
           <w:rFonts w:ascii="Times New Roman" w:eastAsia="標楷體" w:hAnsi="Times New Roman" w:cs="Times New Roman" w:hint="eastAsia"/>
         </w:rPr>
-        <w:pict w14:anchorId="38469962">
+        <w:pict w14:anchorId="16DACA60">
           <v:rect id="_x0000_i1030" style="width:0;height:1.5pt" o:hralign="center" o:hrstd="t" o:hr="t" fillcolor="#a0a0a0" stroked="f"/>
         </w:pict>
       </w:r>
@@ -2493,7 +2493,7 @@
         <w:rPr>
           <w:rFonts w:ascii="Times New Roman" w:eastAsia="標楷體" w:hAnsi="Times New Roman" w:cs="Times New Roman" w:hint="eastAsia"/>
         </w:rPr>
-        <w:pict w14:anchorId="07770C3D">
+        <w:pict w14:anchorId="62928B9B">
           <v:rect id="_x0000_i1031" style="width:0;height:1.5pt" o:hralign="center" o:hrstd="t" o:hr="t" fillcolor="#a0a0a0" stroked="f"/>
         </w:pict>
       </w:r>
@@ -2666,8 +2666,289 @@
         <w:rPr>
           <w:rFonts w:ascii="Times New Roman" w:eastAsia="標楷體" w:hAnsi="Times New Roman" w:cs="Times New Roman" w:hint="eastAsia"/>
         </w:rPr>
-        <w:pict w14:anchorId="7D1D2625">
+        <w:pict w14:anchorId="2B02A522">
           <v:rect id="_x0000_i1032" style="width:0;height:1.5pt" o:hralign="center" o:hrstd="t" o:hr="t" fillcolor="#a0a0a0" stroked="f"/>
+        </w:pict>
+      </w:r>
+    </w:p>
+    <w:p>
+      <w:pPr>
+        <w:spacing w:before="120" w:beforeAutospacing="1" w:after="120" w:afterAutospacing="1"/>
+        <w:outlineLvl w:val="3"/>
+        <w:rPr>
+          <w:rFonts w:ascii="Times New Roman" w:eastAsia="標楷體" w:hAnsi="Times New Roman" w:cs="Times New Roman" w:hint="eastAsia"/>
+          <w:b/>
+          <w:bCs/>
+          <w:sz w:val="28"/>
+          <w:szCs w:val="28"/>
+        </w:rPr>
+      </w:pPr>
+      <w:r>
+        <w:rPr>
+          <w:rFonts w:ascii="Times New Roman" w:eastAsia="標楷體" w:hAnsi="Times New Roman" w:cs="Times New Roman" w:hint="eastAsia"/>
+          <w:b/>
+          <w:bCs/>
+          <w:sz w:val="28"/>
+          <w:szCs w:val="28"/>
+        </w:rPr>
+        <w:t xml:space="preserve">7.3 </w:t>
+      </w:r>
+      <w:r>
+        <w:rPr>
+          <w:rFonts w:ascii="Times New Roman" w:eastAsia="標楷體" w:hAnsi="Times New Roman" w:cs="Times New Roman" w:hint="eastAsia"/>
+          <w:b/>
+          <w:bCs/>
+          <w:sz w:val="28"/>
+          <w:szCs w:val="28"/>
+        </w:rPr>
+        <w:t>換行</w:t>
+      </w:r>
+      <w:r>
+        <w:rPr>
+          <w:rFonts w:ascii="Times New Roman" w:eastAsia="標楷體" w:hAnsi="Times New Roman" w:cs="Times New Roman" w:hint="eastAsia"/>
+          <w:b/>
+          <w:bCs/>
+          <w:sz w:val="28"/>
+          <w:szCs w:val="28"/>
+        </w:rPr>
+        <w:t>/</w:t>
+      </w:r>
+      <w:r>
+        <w:rPr>
+          <w:rFonts w:ascii="Times New Roman" w:eastAsia="標楷體" w:hAnsi="Times New Roman" w:cs="Times New Roman" w:hint="eastAsia"/>
+          <w:b/>
+          <w:bCs/>
+          <w:sz w:val="28"/>
+          <w:szCs w:val="28"/>
+        </w:rPr>
+        <w:t>空段落（</w:t>
+      </w:r>
+      <w:r>
+        <w:rPr>
+          <w:rFonts w:ascii="Times New Roman" w:eastAsia="標楷體" w:hAnsi="Times New Roman" w:cs="Times New Roman" w:hint="eastAsia"/>
+          <w:b/>
+          <w:bCs/>
+          <w:sz w:val="28"/>
+          <w:szCs w:val="28"/>
+        </w:rPr>
+        <w:t xml:space="preserve">for="br" + </w:t>
+      </w:r>
+      <w:r>
+        <w:rPr>
+          <w:rFonts w:ascii="Times New Roman" w:eastAsia="標楷體" w:hAnsi="Times New Roman" w:cs="Times New Roman" w:hint="eastAsia"/>
+          <w:b/>
+          <w:bCs/>
+          <w:sz w:val="28"/>
+          <w:szCs w:val="28"/>
+        </w:rPr>
+        <w:t>零寬空格</w:t>
+      </w:r>
+      <w:r>
+        <w:rPr>
+          <w:rFonts w:ascii="Times New Roman" w:eastAsia="標楷體" w:hAnsi="Times New Roman" w:cs="Times New Roman" w:hint="eastAsia"/>
+          <w:b/>
+          <w:bCs/>
+          <w:sz w:val="28"/>
+          <w:szCs w:val="28"/>
+        </w:rPr>
+        <w:t xml:space="preserve">ZWSP, </w:t>
+      </w:r>
+      <w:r>
+        <w:rPr>
+          <w:rFonts w:ascii="Times New Roman" w:eastAsia="標楷體" w:hAnsi="Times New Roman" w:cs="Times New Roman" w:hint="eastAsia"/>
+          <w:b/>
+          <w:bCs/>
+          <w:sz w:val="28"/>
+          <w:szCs w:val="28"/>
+        </w:rPr>
+        <w:t>轉</w:t>
+      </w:r>
+      <w:r>
+        <w:rPr>
+          <w:rFonts w:ascii="Times New Roman" w:eastAsia="標楷體" w:hAnsi="Times New Roman" w:cs="Times New Roman" w:hint="eastAsia"/>
+          <w:b/>
+          <w:bCs/>
+          <w:sz w:val="28"/>
+          <w:szCs w:val="28"/>
+        </w:rPr>
+        <w:t>Docx</w:t>
+      </w:r>
+      <w:r>
+        <w:rPr>
+          <w:rFonts w:ascii="Times New Roman" w:eastAsia="標楷體" w:hAnsi="Times New Roman" w:cs="Times New Roman" w:hint="eastAsia"/>
+          <w:b/>
+          <w:bCs/>
+          <w:sz w:val="28"/>
+          <w:szCs w:val="28"/>
+        </w:rPr>
+        <w:t>為乾淨段落標記¶）</w:t>
+      </w:r>
+    </w:p>
+    <w:p>
+      <w:pPr>
+        <w:spacing w:before="120" w:beforeAutospacing="1" w:after="120" w:afterAutospacing="1"/>
+        <w:rPr>
+          <w:rFonts w:ascii="Times New Roman" w:eastAsia="標楷體" w:hAnsi="Times New Roman" w:cs="Times New Roman" w:hint="eastAsia"/>
+        </w:rPr>
+      </w:pPr>
+      <w:r>
+        <w:rPr>
+          <w:rFonts w:ascii="Times New Roman" w:eastAsia="標楷體" w:hAnsi="Times New Roman" w:cs="Times New Roman" w:hint="eastAsia"/>
+        </w:rPr>
+        <w:t>文段</w:t>
+      </w:r>
+      <w:r>
+        <w:rPr>
+          <w:rFonts w:ascii="Times New Roman" w:eastAsia="標楷體" w:hAnsi="Times New Roman" w:cs="Times New Roman" w:hint="eastAsia"/>
+        </w:rPr>
+        <w:t>A</w:t>
+      </w:r>
+    </w:p>
+    <w:p>
+      <w:pPr>
+        <w:spacing w:before="120" w:after="120"/>
+        <w:rPr>
+          <w:rFonts w:ascii="Times New Roman" w:eastAsia="標楷體" w:hAnsi="Times New Roman" w:cs="Times New Roman" w:hint="eastAsia"/>
+        </w:rPr>
+      </w:pPr>
+    </w:p>
+    <w:p>
+      <w:pPr>
+        <w:spacing w:before="120" w:beforeAutospacing="1" w:after="120" w:afterAutospacing="1"/>
+        <w:rPr>
+          <w:rFonts w:ascii="Times New Roman" w:eastAsia="標楷體" w:hAnsi="Times New Roman" w:cs="Times New Roman" w:hint="eastAsia"/>
+        </w:rPr>
+      </w:pPr>
+      <w:r>
+        <w:rPr>
+          <w:rFonts w:ascii="Times New Roman" w:eastAsia="標楷體" w:hAnsi="Times New Roman" w:cs="Times New Roman" w:hint="eastAsia"/>
+        </w:rPr>
+        <w:t>文段</w:t>
+      </w:r>
+      <w:r>
+        <w:rPr>
+          <w:rFonts w:ascii="Times New Roman" w:eastAsia="標楷體" w:hAnsi="Times New Roman" w:cs="Times New Roman" w:hint="eastAsia"/>
+        </w:rPr>
+        <w:t>B</w:t>
+      </w:r>
+      <w:r>
+        <w:rPr>
+          <w:rFonts w:ascii="Times New Roman" w:eastAsia="標楷體" w:hAnsi="Times New Roman" w:cs="Times New Roman" w:hint="eastAsia"/>
+        </w:rPr>
+        <w:t>（與文段</w:t>
+      </w:r>
+      <w:r>
+        <w:rPr>
+          <w:rFonts w:ascii="Times New Roman" w:eastAsia="標楷體" w:hAnsi="Times New Roman" w:cs="Times New Roman" w:hint="eastAsia"/>
+        </w:rPr>
+        <w:t>A</w:t>
+      </w:r>
+      <w:r>
+        <w:rPr>
+          <w:rFonts w:ascii="Times New Roman" w:eastAsia="標楷體" w:hAnsi="Times New Roman" w:cs="Times New Roman" w:hint="eastAsia"/>
+        </w:rPr>
+        <w:t>間隔一個空段落）</w:t>
+      </w:r>
+    </w:p>
+    <w:p>
+      <w:pPr>
+        <w:spacing w:before="120" w:after="120"/>
+        <w:rPr>
+          <w:rFonts w:ascii="Times New Roman" w:eastAsia="標楷體" w:hAnsi="Times New Roman" w:cs="Times New Roman" w:hint="eastAsia"/>
+        </w:rPr>
+      </w:pPr>
+    </w:p>
+    <w:p>
+      <w:pPr>
+        <w:spacing w:before="120" w:after="120"/>
+        <w:rPr>
+          <w:rFonts w:ascii="Times New Roman" w:eastAsia="標楷體" w:hAnsi="Times New Roman" w:cs="Times New Roman" w:hint="eastAsia"/>
+        </w:rPr>
+      </w:pPr>
+    </w:p>
+    <w:p>
+      <w:pPr>
+        <w:spacing w:before="120" w:after="120"/>
+        <w:rPr>
+          <w:rFonts w:ascii="Times New Roman" w:eastAsia="標楷體" w:hAnsi="Times New Roman" w:cs="Times New Roman" w:hint="eastAsia"/>
+        </w:rPr>
+      </w:pPr>
+    </w:p>
+    <w:p>
+      <w:pPr>
+        <w:spacing w:before="120" w:beforeAutospacing="1" w:after="120" w:afterAutospacing="1"/>
+        <w:rPr>
+          <w:rFonts w:ascii="Times New Roman" w:eastAsia="標楷體" w:hAnsi="Times New Roman" w:cs="Times New Roman" w:hint="eastAsia"/>
+        </w:rPr>
+      </w:pPr>
+      <w:r>
+        <w:rPr>
+          <w:rFonts w:ascii="Times New Roman" w:eastAsia="標楷體" w:hAnsi="Times New Roman" w:cs="Times New Roman" w:hint="eastAsia"/>
+        </w:rPr>
+        <w:t>文段</w:t>
+      </w:r>
+      <w:r>
+        <w:rPr>
+          <w:rFonts w:ascii="Times New Roman" w:eastAsia="標楷體" w:hAnsi="Times New Roman" w:cs="Times New Roman" w:hint="eastAsia"/>
+        </w:rPr>
+        <w:t>C</w:t>
+      </w:r>
+      <w:r>
+        <w:rPr>
+          <w:rFonts w:ascii="Times New Roman" w:eastAsia="標楷體" w:hAnsi="Times New Roman" w:cs="Times New Roman" w:hint="eastAsia"/>
+        </w:rPr>
+        <w:t>（與文段</w:t>
+      </w:r>
+      <w:r>
+        <w:rPr>
+          <w:rFonts w:ascii="Times New Roman" w:eastAsia="標楷體" w:hAnsi="Times New Roman" w:cs="Times New Roman" w:hint="eastAsia"/>
+        </w:rPr>
+        <w:t>B</w:t>
+      </w:r>
+      <w:r>
+        <w:rPr>
+          <w:rFonts w:ascii="Times New Roman" w:eastAsia="標楷體" w:hAnsi="Times New Roman" w:cs="Times New Roman" w:hint="eastAsia"/>
+        </w:rPr>
+        <w:t>間隔三個連續空段落</w:t>
+      </w:r>
+      <w:r>
+        <w:rPr>
+          <w:rFonts w:ascii="Times New Roman" w:eastAsia="標楷體" w:hAnsi="Times New Roman" w:cs="Times New Roman" w:hint="eastAsia"/>
+        </w:rPr>
+        <w:t xml:space="preserve">, </w:t>
+      </w:r>
+      <w:r>
+        <w:rPr>
+          <w:rFonts w:ascii="Times New Roman" w:eastAsia="標楷體" w:hAnsi="Times New Roman" w:cs="Times New Roman" w:hint="eastAsia"/>
+        </w:rPr>
+        <w:t>測試多個連續空行不被</w:t>
+      </w:r>
+      <w:r>
+        <w:rPr>
+          <w:rFonts w:ascii="Times New Roman" w:eastAsia="標楷體" w:hAnsi="Times New Roman" w:cs="Times New Roman" w:hint="eastAsia"/>
+        </w:rPr>
+        <w:t>Word</w:t>
+      </w:r>
+      <w:r>
+        <w:rPr>
+          <w:rFonts w:ascii="Times New Roman" w:eastAsia="標楷體" w:hAnsi="Times New Roman" w:cs="Times New Roman" w:hint="eastAsia"/>
+        </w:rPr>
+        <w:t>合併丟棄）</w:t>
+      </w:r>
+    </w:p>
+    <w:p>
+      <w:pPr>
+        <w:spacing w:before="120" w:after="120"/>
+        <w:rPr>
+          <w:rFonts w:ascii="Times New Roman" w:eastAsia="標楷體" w:hAnsi="Times New Roman" w:cs="Times New Roman" w:hint="eastAsia"/>
+        </w:rPr>
+      </w:pPr>
+      <w:r>
+        <w:rPr>
+          <w:rFonts w:ascii="Times New Roman" w:eastAsia="標楷體" w:hAnsi="Times New Roman" w:cs="Times New Roman" w:hint="eastAsia"/>
+        </w:rPr>
+        <w:pict w14:anchorId="1F85CB71">
+          <v:rect id="_x0000_i1033" style="width:0;height:1.5pt" o:hralign="center" o:hrstd="t" o:hr="t" fillcolor="#a0a0a0" stroked="f"/>
         </w:pict>
       </w:r>
     </w:p>
@@ -2981,6 +3262,155 @@
 <file path=word/numbering.xml><?xml version="1.0" encoding="utf-8"?>
 <w:numbering xmlns:wpc="http://schemas.microsoft.com/office/word/2010/wordprocessingCanvas" xmlns:cx="http://schemas.microsoft.com/office/drawing/2014/chartex" xmlns:cx1="http://schemas.microsoft.com/office/drawing/2015/9/8/chartex" xmlns:cx2="http://schemas.microsoft.com/office/drawing/2015/10/21/chartex" xmlns:cx3="http://schemas.microsoft.com/office/drawing/2016/5/9/chartex" xmlns:cx4="http://schemas.microsoft.com/office/drawing/2016/5/10/chartex" xmlns:cx5="http://schemas.microsoft.com/office/drawing/2016/5/11/chartex" xmlns:cx6="http://schemas.microsoft.com/office/drawing/2016/5/12/chartex" xmlns:cx7="http://schemas.microsoft.com/office/drawing/2016/5/13/chartex" xmlns:cx8="http://schemas.microsoft.com/office/drawing/2016/5/14/chartex" xmlns:mc="http://schemas.openxmlformats.org/markup-compatibility/2006" xmlns:aink="http://schemas.microsoft.com/office/drawing/2016/ink" xmlns:am3d="http://schemas.microsoft.com/office/drawing/2017/model3d" xmlns:o="urn:schemas-microsoft-com:office:office" xmlns:r="http://schemas.openxmlformats.org/officeDocument/2006/relationships" xmlns:m="http://schemas.openxmlformats.org/officeDocument/2006/math" xmlns:v="urn:schemas-microsoft-com:vml" xmlns:wp14="http://schemas.microsoft.com/office/word/2010/wordprocessingDrawing" xmlns:wp="http://schemas.openxmlformats.org/drawingml/2006/wordprocessingDrawing" xmlns:w10="urn:schemas-microsoft-com:office:word" xmlns:w="http://schemas.openxmlformats.org/wordprocessingml/2006/main" xmlns:w14="http://schemas.microsoft.com/office/word/2010/wordml" xmlns:w15="http://schemas.microsoft.com/office/word/2012/wordml" xmlns:w16cex="http://schemas.microsoft.com/office/word/2018/wordml/cex" xmlns:w16cid="http://schemas.microsoft.com/office/word/2016/wordml/cid" xmlns:w16="http://schemas.microsoft.com/office/word/2018/wordml" xmlns:w16sdtdh="http://schemas.microsoft.com/office/word/2020/wordml/sdtdatahash" xmlns:w16se="http://schemas.microsoft.com/office/word/2015/wordml/symex" xmlns:wpg="http://schemas.microsoft.com/office/word/2010/wordprocessingGroup" xmlns:wpi="http://schemas.microsoft.com/office/word/2010/wordprocessingInk" xmlns:wne="http://schemas.microsoft.com/office/word/2006/wordml" xmlns:wps="http://schemas.microsoft.com/office/word/2010/wordprocessingShape" mc:Ignorable="w14 w15 w16se w16cid w16 w16cex w16sdtdh wp14">
   <w:abstractNum w:abstractNumId="0" w15:restartNumberingAfterBreak="0">
+    <w:nsid w:val="05C752D1"/>
+    <w:multiLevelType w:val="multilevel"/>
+    <w:tmpl w:val="D55CE47A"/>
+    <w:lvl w:ilvl="0">
+      <w:start w:val="1"/>
+      <w:numFmt w:val="bullet"/>
+      <w:lvlText w:val=""/>
+      <w:lvlJc w:val="left"/>
+      <w:pPr>
+        <w:tabs>
+          <w:tab w:val="num" w:pos="720"/>
+        </w:tabs>
+        <w:ind w:left="720" w:hanging="360"/>
+      </w:pPr>
+      <w:rPr>
+        <w:rFonts w:ascii="Symbol" w:hAnsi="Symbol" w:hint="default"/>
+        <w:sz w:val="20"/>
+      </w:rPr>
+    </w:lvl>
+    <w:lvl w:ilvl="1">
+      <w:start w:val="1"/>
+      <w:numFmt w:val="bullet"/>
+      <w:lvlText w:val="o"/>
+      <w:lvlJc w:val="left"/>
+      <w:pPr>
+        <w:tabs>
+          <w:tab w:val="num" w:pos="1440"/>
+        </w:tabs>
+        <w:ind w:left="1440" w:hanging="360"/>
+      </w:pPr>
+      <w:rPr>
+        <w:rFonts w:ascii="Courier New" w:hAnsi="Courier New" w:hint="default"/>
+        <w:sz w:val="20"/>
+      </w:rPr>
+    </w:lvl>
+    <w:lvl w:ilvl="2">
+      <w:start w:val="1"/>
+      <w:numFmt w:val="bullet"/>
+      <w:lvlText w:val=""/>
+      <w:lvlJc w:val="left"/>
+      <w:pPr>
+        <w:tabs>
+          <w:tab w:val="num" w:pos="2160"/>
+        </w:tabs>
+        <w:ind w:left="2160" w:hanging="360"/>
+      </w:pPr>
+      <w:rPr>
+        <w:rFonts w:ascii="Wingdings" w:hAnsi="Wingdings" w:hint="default"/>
+        <w:sz w:val="20"/>
+      </w:rPr>
+    </w:lvl>
+    <w:lvl w:ilvl="3" w:tentative="1">
+      <w:start w:val="1"/>
+      <w:numFmt w:val="bullet"/>
+      <w:lvlText w:val=""/>
+      <w:lvlJc w:val="left"/>
+      <w:pPr>
+        <w:tabs>
+          <w:tab w:val="num" w:pos="2880"/>
+        </w:tabs>
+        <w:ind w:left="2880" w:hanging="360"/>
+      </w:pPr>
+      <w:rPr>
+        <w:rFonts w:ascii="Wingdings" w:hAnsi="Wingdings" w:hint="default"/>
+        <w:sz w:val="20"/>
+      </w:rPr>
+    </w:lvl>
+    <w:lvl w:ilvl="4" w:tentative="1">
+      <w:start w:val="1"/>
+      <w:numFmt w:val="bullet"/>
+      <w:lvlText w:val=""/>
+      <w:lvlJc w:val="left"/>
+      <w:pPr>
+        <w:tabs>
+          <w:tab w:val="num" w:pos="3600"/>
+        </w:tabs>
+        <w:ind w:left="3600" w:hanging="360"/>
+      </w:pPr>
+      <w:rPr>
+        <w:rFonts w:ascii="Wingdings" w:hAnsi="Wingdings" w:hint="default"/>
+        <w:sz w:val="20"/>
+      </w:rPr>
+    </w:lvl>
+    <w:lvl w:ilvl="5" w:tentative="1">
+      <w:start w:val="1"/>
+      <w:numFmt w:val="bullet"/>
+      <w:lvlText w:val=""/>
+      <w:lvlJc w:val="left"/>
+      <w:pPr>
+        <w:tabs>
+          <w:tab w:val="num" w:pos="4320"/>
+        </w:tabs>
+        <w:ind w:left="4320" w:hanging="360"/>
+      </w:pPr>
+      <w:rPr>
+        <w:rFonts w:ascii="Wingdings" w:hAnsi="Wingdings" w:hint="default"/>
+        <w:sz w:val="20"/>
+      </w:rPr>
+    </w:lvl>
+    <w:lvl w:ilvl="6" w:tentative="1">
+      <w:start w:val="1"/>
+      <w:numFmt w:val="bullet"/>
+      <w:lvlText w:val=""/>
+      <w:lvlJc w:val="left"/>
+      <w:pPr>
+        <w:tabs>
+          <w:tab w:val="num" w:pos="5040"/>
+        </w:tabs>
+        <w:ind w:left="5040" w:hanging="360"/>
+      </w:pPr>
+      <w:rPr>
+        <w:rFonts w:ascii="Wingdings" w:hAnsi="Wingdings" w:hint="default"/>
+        <w:sz w:val="20"/>
+      </w:rPr>
+    </w:lvl>
+    <w:lvl w:ilvl="7" w:tentative="1">
+      <w:start w:val="1"/>
+      <w:numFmt w:val="bullet"/>
+      <w:lvlText w:val=""/>
+      <w:lvlJc w:val="left"/>
+      <w:pPr>
+        <w:tabs>
+          <w:tab w:val="num" w:pos="5760"/>
+        </w:tabs>
+        <w:ind w:left="5760" w:hanging="360"/>
+      </w:pPr>
+      <w:rPr>
+        <w:rFonts w:ascii="Wingdings" w:hAnsi="Wingdings" w:hint="default"/>
+        <w:sz w:val="20"/>
+      </w:rPr>
+    </w:lvl>
+    <w:lvl w:ilvl="8" w:tentative="1">
+      <w:start w:val="1"/>
+      <w:numFmt w:val="bullet"/>
+      <w:lvlText w:val=""/>
+      <w:lvlJc w:val="left"/>
+      <w:pPr>
+        <w:tabs>
+          <w:tab w:val="num" w:pos="6480"/>
+        </w:tabs>
+        <w:ind w:left="6480" w:hanging="360"/>
+      </w:pPr>
+      <w:rPr>
+        <w:rFonts w:ascii="Wingdings" w:hAnsi="Wingdings" w:hint="default"/>
+        <w:sz w:val="20"/>
+      </w:rPr>
+    </w:lvl>
+  </w:abstractNum>
+  <w:abstractNum w:abstractNumId="1" w15:restartNumberingAfterBreak="0">
     <w:nsid w:val="07EF7EF7"/>
     <w:multiLevelType w:val="multilevel"/>
     <w:tmpl w:val="5E869544"/>
@@ -3097,7 +3527,7 @@
       </w:pPr>
     </w:lvl>
   </w:abstractNum>
-  <w:abstractNum w:abstractNumId="1" w15:restartNumberingAfterBreak="0">
+  <w:abstractNum w:abstractNumId="2" w15:restartNumberingAfterBreak="0">
     <w:nsid w:val="0D5B1B53"/>
     <w:multiLevelType w:val="multilevel"/>
     <w:tmpl w:val="F5F8B28A"/>
@@ -3246,10 +3676,457 @@
       </w:rPr>
     </w:lvl>
   </w:abstractNum>
-  <w:abstractNum w:abstractNumId="2" w15:restartNumberingAfterBreak="0">
-    <w:nsid w:val="0EB26341"/>
+  <w:abstractNum w:abstractNumId="3" w15:restartNumberingAfterBreak="0">
+    <w:nsid w:val="160D2F4C"/>
     <w:multiLevelType w:val="multilevel"/>
-    <w:tmpl w:val="0896D4B4"/>
+    <w:tmpl w:val="7EC26CE6"/>
+    <w:lvl w:ilvl="0">
+      <w:start w:val="1"/>
+      <w:numFmt w:val="bullet"/>
+      <w:lvlText w:val=""/>
+      <w:lvlJc w:val="left"/>
+      <w:pPr>
+        <w:tabs>
+          <w:tab w:val="num" w:pos="720"/>
+        </w:tabs>
+        <w:ind w:left="720" w:hanging="360"/>
+      </w:pPr>
+      <w:rPr>
+        <w:rFonts w:ascii="Symbol" w:hAnsi="Symbol" w:hint="default"/>
+        <w:sz w:val="20"/>
+      </w:rPr>
+    </w:lvl>
+    <w:lvl w:ilvl="1" w:tentative="1">
+      <w:start w:val="1"/>
+      <w:numFmt w:val="bullet"/>
+      <w:lvlText w:val="o"/>
+      <w:lvlJc w:val="left"/>
+      <w:pPr>
+        <w:tabs>
+          <w:tab w:val="num" w:pos="1440"/>
+        </w:tabs>
+        <w:ind w:left="1440" w:hanging="360"/>
+      </w:pPr>
+      <w:rPr>
+        <w:rFonts w:ascii="Courier New" w:hAnsi="Courier New" w:hint="default"/>
+        <w:sz w:val="20"/>
+      </w:rPr>
+    </w:lvl>
+    <w:lvl w:ilvl="2" w:tentative="1">
+      <w:start w:val="1"/>
+      <w:numFmt w:val="bullet"/>
+      <w:lvlText w:val=""/>
+      <w:lvlJc w:val="left"/>
+      <w:pPr>
+        <w:tabs>
+          <w:tab w:val="num" w:pos="2160"/>
+        </w:tabs>
+        <w:ind w:left="2160" w:hanging="360"/>
+      </w:pPr>
+      <w:rPr>
+        <w:rFonts w:ascii="Wingdings" w:hAnsi="Wingdings" w:hint="default"/>
+        <w:sz w:val="20"/>
+      </w:rPr>
+    </w:lvl>
+    <w:lvl w:ilvl="3" w:tentative="1">
+      <w:start w:val="1"/>
+      <w:numFmt w:val="bullet"/>
+      <w:lvlText w:val=""/>
+      <w:lvlJc w:val="left"/>
+      <w:pPr>
+        <w:tabs>
+          <w:tab w:val="num" w:pos="2880"/>
+        </w:tabs>
+        <w:ind w:left="2880" w:hanging="360"/>
+      </w:pPr>
+      <w:rPr>
+        <w:rFonts w:ascii="Wingdings" w:hAnsi="Wingdings" w:hint="default"/>
+        <w:sz w:val="20"/>
+      </w:rPr>
+    </w:lvl>
+    <w:lvl w:ilvl="4" w:tentative="1">
+      <w:start w:val="1"/>
+      <w:numFmt w:val="bullet"/>
+      <w:lvlText w:val=""/>
+      <w:lvlJc w:val="left"/>
+      <w:pPr>
+        <w:tabs>
+          <w:tab w:val="num" w:pos="3600"/>
+        </w:tabs>
+        <w:ind w:left="3600" w:hanging="360"/>
+      </w:pPr>
+      <w:rPr>
+        <w:rFonts w:ascii="Wingdings" w:hAnsi="Wingdings" w:hint="default"/>
+        <w:sz w:val="20"/>
+      </w:rPr>
+    </w:lvl>
+    <w:lvl w:ilvl="5" w:tentative="1">
+      <w:start w:val="1"/>
+      <w:numFmt w:val="bullet"/>
+      <w:lvlText w:val=""/>
+      <w:lvlJc w:val="left"/>
+      <w:pPr>
+        <w:tabs>
+          <w:tab w:val="num" w:pos="4320"/>
+        </w:tabs>
+        <w:ind w:left="4320" w:hanging="360"/>
+      </w:pPr>
+      <w:rPr>
+        <w:rFonts w:ascii="Wingdings" w:hAnsi="Wingdings" w:hint="default"/>
+        <w:sz w:val="20"/>
+      </w:rPr>
+    </w:lvl>
+    <w:lvl w:ilvl="6" w:tentative="1">
+      <w:start w:val="1"/>
+      <w:numFmt w:val="bullet"/>
+      <w:lvlText w:val=""/>
+      <w:lvlJc w:val="left"/>
+      <w:pPr>
+        <w:tabs>
+          <w:tab w:val="num" w:pos="5040"/>
+        </w:tabs>
+        <w:ind w:left="5040" w:hanging="360"/>
+      </w:pPr>
+      <w:rPr>
+        <w:rFonts w:ascii="Wingdings" w:hAnsi="Wingdings" w:hint="default"/>
+        <w:sz w:val="20"/>
+      </w:rPr>
+    </w:lvl>
+    <w:lvl w:ilvl="7" w:tentative="1">
+      <w:start w:val="1"/>
+      <w:numFmt w:val="bullet"/>
+      <w:lvlText w:val=""/>
+      <w:lvlJc w:val="left"/>
+      <w:pPr>
+        <w:tabs>
+          <w:tab w:val="num" w:pos="5760"/>
+        </w:tabs>
+        <w:ind w:left="5760" w:hanging="360"/>
+      </w:pPr>
+      <w:rPr>
+        <w:rFonts w:ascii="Wingdings" w:hAnsi="Wingdings" w:hint="default"/>
+        <w:sz w:val="20"/>
+      </w:rPr>
+    </w:lvl>
+    <w:lvl w:ilvl="8" w:tentative="1">
+      <w:start w:val="1"/>
+      <w:numFmt w:val="bullet"/>
+      <w:lvlText w:val=""/>
+      <w:lvlJc w:val="left"/>
+      <w:pPr>
+        <w:tabs>
+          <w:tab w:val="num" w:pos="6480"/>
+        </w:tabs>
+        <w:ind w:left="6480" w:hanging="360"/>
+      </w:pPr>
+      <w:rPr>
+        <w:rFonts w:ascii="Wingdings" w:hAnsi="Wingdings" w:hint="default"/>
+        <w:sz w:val="20"/>
+      </w:rPr>
+    </w:lvl>
+  </w:abstractNum>
+  <w:abstractNum w:abstractNumId="4" w15:restartNumberingAfterBreak="0">
+    <w:nsid w:val="168A5D63"/>
+    <w:multiLevelType w:val="multilevel"/>
+    <w:tmpl w:val="E38C1EA0"/>
+    <w:lvl w:ilvl="0">
+      <w:start w:val="1"/>
+      <w:numFmt w:val="bullet"/>
+      <w:lvlText w:val=""/>
+      <w:lvlJc w:val="left"/>
+      <w:pPr>
+        <w:tabs>
+          <w:tab w:val="num" w:pos="720"/>
+        </w:tabs>
+        <w:ind w:left="720" w:hanging="360"/>
+      </w:pPr>
+      <w:rPr>
+        <w:rFonts w:ascii="Symbol" w:hAnsi="Symbol" w:hint="default"/>
+        <w:sz w:val="20"/>
+      </w:rPr>
+    </w:lvl>
+    <w:lvl w:ilvl="1" w:tentative="1">
+      <w:start w:val="1"/>
+      <w:numFmt w:val="bullet"/>
+      <w:lvlText w:val="o"/>
+      <w:lvlJc w:val="left"/>
+      <w:pPr>
+        <w:tabs>
+          <w:tab w:val="num" w:pos="1440"/>
+        </w:tabs>
+        <w:ind w:left="1440" w:hanging="360"/>
+      </w:pPr>
+      <w:rPr>
+        <w:rFonts w:ascii="Courier New" w:hAnsi="Courier New" w:hint="default"/>
+        <w:sz w:val="20"/>
+      </w:rPr>
+    </w:lvl>
+    <w:lvl w:ilvl="2" w:tentative="1">
+      <w:start w:val="1"/>
+      <w:numFmt w:val="bullet"/>
+      <w:lvlText w:val=""/>
+      <w:lvlJc w:val="left"/>
+      <w:pPr>
+        <w:tabs>
+          <w:tab w:val="num" w:pos="2160"/>
+        </w:tabs>
+        <w:ind w:left="2160" w:hanging="360"/>
+      </w:pPr>
+      <w:rPr>
+        <w:rFonts w:ascii="Wingdings" w:hAnsi="Wingdings" w:hint="default"/>
+        <w:sz w:val="20"/>
+      </w:rPr>
+    </w:lvl>
+    <w:lvl w:ilvl="3" w:tentative="1">
+      <w:start w:val="1"/>
+      <w:numFmt w:val="bullet"/>
+      <w:lvlText w:val=""/>
+      <w:lvlJc w:val="left"/>
+      <w:pPr>
+        <w:tabs>
+          <w:tab w:val="num" w:pos="2880"/>
+        </w:tabs>
+        <w:ind w:left="2880" w:hanging="360"/>
+      </w:pPr>
+      <w:rPr>
+        <w:rFonts w:ascii="Wingdings" w:hAnsi="Wingdings" w:hint="default"/>
+        <w:sz w:val="20"/>
+      </w:rPr>
+    </w:lvl>
+    <w:lvl w:ilvl="4" w:tentative="1">
+      <w:start w:val="1"/>
+      <w:numFmt w:val="bullet"/>
+      <w:lvlText w:val=""/>
+      <w:lvlJc w:val="left"/>
+      <w:pPr>
+        <w:tabs>
+          <w:tab w:val="num" w:pos="3600"/>
+        </w:tabs>
+        <w:ind w:left="3600" w:hanging="360"/>
+      </w:pPr>
+      <w:rPr>
+        <w:rFonts w:ascii="Wingdings" w:hAnsi="Wingdings" w:hint="default"/>
+        <w:sz w:val="20"/>
+      </w:rPr>
+    </w:lvl>
+    <w:lvl w:ilvl="5" w:tentative="1">
+      <w:start w:val="1"/>
+      <w:numFmt w:val="bullet"/>
+      <w:lvlText w:val=""/>
+      <w:lvlJc w:val="left"/>
+      <w:pPr>
+        <w:tabs>
+          <w:tab w:val="num" w:pos="4320"/>
+        </w:tabs>
+        <w:ind w:left="4320" w:hanging="360"/>
+      </w:pPr>
+      <w:rPr>
+        <w:rFonts w:ascii="Wingdings" w:hAnsi="Wingdings" w:hint="default"/>
+        <w:sz w:val="20"/>
+      </w:rPr>
+    </w:lvl>
+    <w:lvl w:ilvl="6" w:tentative="1">
+      <w:start w:val="1"/>
+      <w:numFmt w:val="bullet"/>
+      <w:lvlText w:val=""/>
+      <w:lvlJc w:val="left"/>
+      <w:pPr>
+        <w:tabs>
+          <w:tab w:val="num" w:pos="5040"/>
+        </w:tabs>
+        <w:ind w:left="5040" w:hanging="360"/>
+      </w:pPr>
+      <w:rPr>
+        <w:rFonts w:ascii="Wingdings" w:hAnsi="Wingdings" w:hint="default"/>
+        <w:sz w:val="20"/>
+      </w:rPr>
+    </w:lvl>
+    <w:lvl w:ilvl="7" w:tentative="1">
+      <w:start w:val="1"/>
+      <w:numFmt w:val="bullet"/>
+      <w:lvlText w:val=""/>
+      <w:lvlJc w:val="left"/>
+      <w:pPr>
+        <w:tabs>
+          <w:tab w:val="num" w:pos="5760"/>
+        </w:tabs>
+        <w:ind w:left="5760" w:hanging="360"/>
+      </w:pPr>
+      <w:rPr>
+        <w:rFonts w:ascii="Wingdings" w:hAnsi="Wingdings" w:hint="default"/>
+        <w:sz w:val="20"/>
+      </w:rPr>
+    </w:lvl>
+    <w:lvl w:ilvl="8" w:tentative="1">
+      <w:start w:val="1"/>
+      <w:numFmt w:val="bullet"/>
+      <w:lvlText w:val=""/>
+      <w:lvlJc w:val="left"/>
+      <w:pPr>
+        <w:tabs>
+          <w:tab w:val="num" w:pos="6480"/>
+        </w:tabs>
+        <w:ind w:left="6480" w:hanging="360"/>
+      </w:pPr>
+      <w:rPr>
+        <w:rFonts w:ascii="Wingdings" w:hAnsi="Wingdings" w:hint="default"/>
+        <w:sz w:val="20"/>
+      </w:rPr>
+    </w:lvl>
+  </w:abstractNum>
+  <w:abstractNum w:abstractNumId="5" w15:restartNumberingAfterBreak="0">
+    <w:nsid w:val="266531D3"/>
+    <w:multiLevelType w:val="multilevel"/>
+    <w:tmpl w:val="4AA4C8FA"/>
+    <w:lvl w:ilvl="0">
+      <w:start w:val="1"/>
+      <w:numFmt w:val="bullet"/>
+      <w:lvlText w:val=""/>
+      <w:lvlJc w:val="left"/>
+      <w:pPr>
+        <w:tabs>
+          <w:tab w:val="num" w:pos="720"/>
+        </w:tabs>
+        <w:ind w:left="720" w:hanging="360"/>
+      </w:pPr>
+      <w:rPr>
+        <w:rFonts w:ascii="Symbol" w:hAnsi="Symbol" w:hint="default"/>
+        <w:sz w:val="20"/>
+      </w:rPr>
+    </w:lvl>
+    <w:lvl w:ilvl="1" w:tentative="1">
+      <w:start w:val="1"/>
+      <w:numFmt w:val="bullet"/>
+      <w:lvlText w:val="o"/>
+      <w:lvlJc w:val="left"/>
+      <w:pPr>
+        <w:tabs>
+          <w:tab w:val="num" w:pos="1440"/>
+        </w:tabs>
+        <w:ind w:left="1440" w:hanging="360"/>
+      </w:pPr>
+      <w:rPr>
+        <w:rFonts w:ascii="Courier New" w:hAnsi="Courier New" w:hint="default"/>
+        <w:sz w:val="20"/>
+      </w:rPr>
+    </w:lvl>
+    <w:lvl w:ilvl="2" w:tentative="1">
+      <w:start w:val="1"/>
+      <w:numFmt w:val="bullet"/>
+      <w:lvlText w:val=""/>
+      <w:lvlJc w:val="left"/>
+      <w:pPr>
+        <w:tabs>
+          <w:tab w:val="num" w:pos="2160"/>
+        </w:tabs>
+        <w:ind w:left="2160" w:hanging="360"/>
+      </w:pPr>
+      <w:rPr>
+        <w:rFonts w:ascii="Wingdings" w:hAnsi="Wingdings" w:hint="default"/>
+        <w:sz w:val="20"/>
+      </w:rPr>
+    </w:lvl>
+    <w:lvl w:ilvl="3" w:tentative="1">
+      <w:start w:val="1"/>
+      <w:numFmt w:val="bullet"/>
+      <w:lvlText w:val=""/>
+      <w:lvlJc w:val="left"/>
+      <w:pPr>
+        <w:tabs>
+          <w:tab w:val="num" w:pos="2880"/>
+        </w:tabs>
+        <w:ind w:left="2880" w:hanging="360"/>
+      </w:pPr>
+      <w:rPr>
+        <w:rFonts w:ascii="Wingdings" w:hAnsi="Wingdings" w:hint="default"/>
+        <w:sz w:val="20"/>
+      </w:rPr>
+    </w:lvl>
+    <w:lvl w:ilvl="4" w:tentative="1">
+      <w:start w:val="1"/>
+      <w:numFmt w:val="bullet"/>
+      <w:lvlText w:val=""/>
+      <w:lvlJc w:val="left"/>
+      <w:pPr>
+        <w:tabs>
+          <w:tab w:val="num" w:pos="3600"/>
+        </w:tabs>
+        <w:ind w:left="3600" w:hanging="360"/>
+      </w:pPr>
+      <w:rPr>
+        <w:rFonts w:ascii="Wingdings" w:hAnsi="Wingdings" w:hint="default"/>
+        <w:sz w:val="20"/>
+      </w:rPr>
+    </w:lvl>
+    <w:lvl w:ilvl="5" w:tentative="1">
+      <w:start w:val="1"/>
+      <w:numFmt w:val="bullet"/>
+      <w:lvlText w:val=""/>
+      <w:lvlJc w:val="left"/>
+      <w:pPr>
+        <w:tabs>
+          <w:tab w:val="num" w:pos="4320"/>
+        </w:tabs>
+        <w:ind w:left="4320" w:hanging="360"/>
+      </w:pPr>
+      <w:rPr>
+        <w:rFonts w:ascii="Wingdings" w:hAnsi="Wingdings" w:hint="default"/>
+        <w:sz w:val="20"/>
+      </w:rPr>
+    </w:lvl>
+    <w:lvl w:ilvl="6" w:tentative="1">
+      <w:start w:val="1"/>
+      <w:numFmt w:val="bullet"/>
+      <w:lvlText w:val=""/>
+      <w:lvlJc w:val="left"/>
+      <w:pPr>
+        <w:tabs>
+          <w:tab w:val="num" w:pos="5040"/>
+        </w:tabs>
+        <w:ind w:left="5040" w:hanging="360"/>
+      </w:pPr>
+      <w:rPr>
+        <w:rFonts w:ascii="Wingdings" w:hAnsi="Wingdings" w:hint="default"/>
+        <w:sz w:val="20"/>
+      </w:rPr>
+    </w:lvl>
+    <w:lvl w:ilvl="7" w:tentative="1">
+      <w:start w:val="1"/>
+      <w:numFmt w:val="bullet"/>
+      <w:lvlText w:val=""/>
+      <w:lvlJc w:val="left"/>
+      <w:pPr>
+        <w:tabs>
+          <w:tab w:val="num" w:pos="5760"/>
+        </w:tabs>
+        <w:ind w:left="5760" w:hanging="360"/>
+      </w:pPr>
+      <w:rPr>
+        <w:rFonts w:ascii="Wingdings" w:hAnsi="Wingdings" w:hint="default"/>
+        <w:sz w:val="20"/>
+      </w:rPr>
+    </w:lvl>
+    <w:lvl w:ilvl="8" w:tentative="1">
+      <w:start w:val="1"/>
+      <w:numFmt w:val="bullet"/>
+      <w:lvlText w:val=""/>
+      <w:lvlJc w:val="left"/>
+      <w:pPr>
+        <w:tabs>
+          <w:tab w:val="num" w:pos="6480"/>
+        </w:tabs>
+        <w:ind w:left="6480" w:hanging="360"/>
+      </w:pPr>
+      <w:rPr>
+        <w:rFonts w:ascii="Wingdings" w:hAnsi="Wingdings" w:hint="default"/>
+        <w:sz w:val="20"/>
+      </w:rPr>
+    </w:lvl>
+  </w:abstractNum>
+  <w:abstractNum w:abstractNumId="6" w15:restartNumberingAfterBreak="0">
+    <w:nsid w:val="30490E9B"/>
+    <w:multiLevelType w:val="multilevel"/>
+    <w:tmpl w:val="04324066"/>
     <w:lvl w:ilvl="0">
       <w:start w:val="1"/>
       <w:numFmt w:val="decimal"/>
@@ -3359,10 +4236,159 @@
       </w:pPr>
     </w:lvl>
   </w:abstractNum>
-  <w:abstractNum w:abstractNumId="3" w15:restartNumberingAfterBreak="0">
-    <w:nsid w:val="146F089C"/>
+  <w:abstractNum w:abstractNumId="7" w15:restartNumberingAfterBreak="0">
+    <w:nsid w:val="5ACD44F3"/>
     <w:multiLevelType w:val="multilevel"/>
-    <w:tmpl w:val="EC2026C6"/>
+    <w:tmpl w:val="A8D0A5C6"/>
+    <w:lvl w:ilvl="0">
+      <w:start w:val="1"/>
+      <w:numFmt w:val="bullet"/>
+      <w:lvlText w:val=""/>
+      <w:lvlJc w:val="left"/>
+      <w:pPr>
+        <w:tabs>
+          <w:tab w:val="num" w:pos="720"/>
+        </w:tabs>
+        <w:ind w:left="720" w:hanging="360"/>
+      </w:pPr>
+      <w:rPr>
+        <w:rFonts w:ascii="Symbol" w:hAnsi="Symbol" w:hint="default"/>
+        <w:sz w:val="20"/>
+      </w:rPr>
+    </w:lvl>
+    <w:lvl w:ilvl="1" w:tentative="1">
+      <w:start w:val="1"/>
+      <w:numFmt w:val="bullet"/>
+      <w:lvlText w:val="o"/>
+      <w:lvlJc w:val="left"/>
+      <w:pPr>
+        <w:tabs>
+          <w:tab w:val="num" w:pos="1440"/>
+        </w:tabs>
+        <w:ind w:left="1440" w:hanging="360"/>
+      </w:pPr>
+      <w:rPr>
+        <w:rFonts w:ascii="Courier New" w:hAnsi="Courier New" w:hint="default"/>
+        <w:sz w:val="20"/>
+      </w:rPr>
+    </w:lvl>
+    <w:lvl w:ilvl="2" w:tentative="1">
+      <w:start w:val="1"/>
+      <w:numFmt w:val="bullet"/>
+      <w:lvlText w:val=""/>
+      <w:lvlJc w:val="left"/>
+      <w:pPr>
+        <w:tabs>
+          <w:tab w:val="num" w:pos="2160"/>
+        </w:tabs>
+        <w:ind w:left="2160" w:hanging="360"/>
+      </w:pPr>
+      <w:rPr>
+        <w:rFonts w:ascii="Wingdings" w:hAnsi="Wingdings" w:hint="default"/>
+        <w:sz w:val="20"/>
+      </w:rPr>
+    </w:lvl>
+    <w:lvl w:ilvl="3" w:tentative="1">
+      <w:start w:val="1"/>
+      <w:numFmt w:val="bullet"/>
+      <w:lvlText w:val=""/>
+      <w:lvlJc w:val="left"/>
+      <w:pPr>
+        <w:tabs>
+          <w:tab w:val="num" w:pos="2880"/>
+        </w:tabs>
+        <w:ind w:left="2880" w:hanging="360"/>
+      </w:pPr>
+      <w:rPr>
+        <w:rFonts w:ascii="Wingdings" w:hAnsi="Wingdings" w:hint="default"/>
+        <w:sz w:val="20"/>
+      </w:rPr>
+    </w:lvl>
+    <w:lvl w:ilvl="4" w:tentative="1">
+      <w:start w:val="1"/>
+      <w:numFmt w:val="bullet"/>
+      <w:lvlText w:val=""/>
+      <w:lvlJc w:val="left"/>
+      <w:pPr>
+        <w:tabs>
+          <w:tab w:val="num" w:pos="3600"/>
+        </w:tabs>
+        <w:ind w:left="3600" w:hanging="360"/>
+      </w:pPr>
+      <w:rPr>
+        <w:rFonts w:ascii="Wingdings" w:hAnsi="Wingdings" w:hint="default"/>
+        <w:sz w:val="20"/>
+      </w:rPr>
+    </w:lvl>
+    <w:lvl w:ilvl="5" w:tentative="1">
+      <w:start w:val="1"/>
+      <w:numFmt w:val="bullet"/>
+      <w:lvlText w:val=""/>
+      <w:lvlJc w:val="left"/>
+      <w:pPr>
+        <w:tabs>
+          <w:tab w:val="num" w:pos="4320"/>
+        </w:tabs>
+        <w:ind w:left="4320" w:hanging="360"/>
+      </w:pPr>
+      <w:rPr>
+        <w:rFonts w:ascii="Wingdings" w:hAnsi="Wingdings" w:hint="default"/>
+        <w:sz w:val="20"/>
+      </w:rPr>
+    </w:lvl>
+    <w:lvl w:ilvl="6" w:tentative="1">
+      <w:start w:val="1"/>
+      <w:numFmt w:val="bullet"/>
+      <w:lvlText w:val=""/>
+      <w:lvlJc w:val="left"/>
+      <w:pPr>
+        <w:tabs>
+          <w:tab w:val="num" w:pos="5040"/>
+        </w:tabs>
+        <w:ind w:left="5040" w:hanging="360"/>
+      </w:pPr>
+      <w:rPr>
+        <w:rFonts w:ascii="Wingdings" w:hAnsi="Wingdings" w:hint="default"/>
+        <w:sz w:val="20"/>
+      </w:rPr>
+    </w:lvl>
+    <w:lvl w:ilvl="7" w:tentative="1">
+      <w:start w:val="1"/>
+      <w:numFmt w:val="bullet"/>
+      <w:lvlText w:val=""/>
+      <w:lvlJc w:val="left"/>
+      <w:pPr>
+        <w:tabs>
+          <w:tab w:val="num" w:pos="5760"/>
+        </w:tabs>
+        <w:ind w:left="5760" w:hanging="360"/>
+      </w:pPr>
+      <w:rPr>
+        <w:rFonts w:ascii="Wingdings" w:hAnsi="Wingdings" w:hint="default"/>
+        <w:sz w:val="20"/>
+      </w:rPr>
+    </w:lvl>
+    <w:lvl w:ilvl="8" w:tentative="1">
+      <w:start w:val="1"/>
+      <w:numFmt w:val="bullet"/>
+      <w:lvlText w:val=""/>
+      <w:lvlJc w:val="left"/>
+      <w:pPr>
+        <w:tabs>
+          <w:tab w:val="num" w:pos="6480"/>
+        </w:tabs>
+        <w:ind w:left="6480" w:hanging="360"/>
+      </w:pPr>
+      <w:rPr>
+        <w:rFonts w:ascii="Wingdings" w:hAnsi="Wingdings" w:hint="default"/>
+        <w:sz w:val="20"/>
+      </w:rPr>
+    </w:lvl>
+  </w:abstractNum>
+  <w:abstractNum w:abstractNumId="8" w15:restartNumberingAfterBreak="0">
+    <w:nsid w:val="67ED301F"/>
+    <w:multiLevelType w:val="multilevel"/>
+    <w:tmpl w:val="B664CF9E"/>
     <w:lvl w:ilvl="0">
       <w:start w:val="1"/>
       <w:numFmt w:val="decimal"/>
@@ -3470,723 +4496,6 @@
         </w:tabs>
         <w:ind w:left="6480" w:hanging="360"/>
       </w:pPr>
-    </w:lvl>
-  </w:abstractNum>
-  <w:abstractNum w:abstractNumId="4" w15:restartNumberingAfterBreak="0">
-    <w:nsid w:val="17677DDB"/>
-    <w:multiLevelType w:val="multilevel"/>
-    <w:tmpl w:val="30E41B1E"/>
-    <w:lvl w:ilvl="0">
-      <w:start w:val="1"/>
-      <w:numFmt w:val="decimal"/>
-      <w:lvlText w:val="%1."/>
-      <w:lvlJc w:val="left"/>
-      <w:pPr>
-        <w:tabs>
-          <w:tab w:val="num" w:pos="720"/>
-        </w:tabs>
-        <w:ind w:left="720" w:hanging="360"/>
-      </w:pPr>
-    </w:lvl>
-    <w:lvl w:ilvl="1">
-      <w:start w:val="1"/>
-      <w:numFmt w:val="bullet"/>
-      <w:lvlText w:val="o"/>
-      <w:lvlJc w:val="left"/>
-      <w:pPr>
-        <w:tabs>
-          <w:tab w:val="num" w:pos="1440"/>
-        </w:tabs>
-        <w:ind w:left="1440" w:hanging="360"/>
-      </w:pPr>
-      <w:rPr>
-        <w:rFonts w:ascii="Courier New" w:hAnsi="Courier New" w:hint="default"/>
-        <w:sz w:val="20"/>
-      </w:rPr>
-    </w:lvl>
-    <w:lvl w:ilvl="2">
-      <w:start w:val="1"/>
-      <w:numFmt w:val="bullet"/>
-      <w:lvlText w:val=""/>
-      <w:lvlJc w:val="left"/>
-      <w:pPr>
-        <w:tabs>
-          <w:tab w:val="num" w:pos="2160"/>
-        </w:tabs>
-        <w:ind w:left="2160" w:hanging="360"/>
-      </w:pPr>
-      <w:rPr>
-        <w:rFonts w:ascii="Wingdings" w:hAnsi="Wingdings" w:hint="default"/>
-        <w:sz w:val="20"/>
-      </w:rPr>
-    </w:lvl>
-    <w:lvl w:ilvl="3" w:tentative="1">
-      <w:start w:val="1"/>
-      <w:numFmt w:val="decimal"/>
-      <w:lvlText w:val="%4."/>
-      <w:lvlJc w:val="left"/>
-      <w:pPr>
-        <w:tabs>
-          <w:tab w:val="num" w:pos="2880"/>
-        </w:tabs>
-        <w:ind w:left="2880" w:hanging="360"/>
-      </w:pPr>
-    </w:lvl>
-    <w:lvl w:ilvl="4" w:tentative="1">
-      <w:start w:val="1"/>
-      <w:numFmt w:val="decimal"/>
-      <w:lvlText w:val="%5."/>
-      <w:lvlJc w:val="left"/>
-      <w:pPr>
-        <w:tabs>
-          <w:tab w:val="num" w:pos="3600"/>
-        </w:tabs>
-        <w:ind w:left="3600" w:hanging="360"/>
-      </w:pPr>
-    </w:lvl>
-    <w:lvl w:ilvl="5" w:tentative="1">
-      <w:start w:val="1"/>
-      <w:numFmt w:val="decimal"/>
-      <w:lvlText w:val="%6."/>
-      <w:lvlJc w:val="left"/>
-      <w:pPr>
-        <w:tabs>
-          <w:tab w:val="num" w:pos="4320"/>
-        </w:tabs>
-        <w:ind w:left="4320" w:hanging="360"/>
-      </w:pPr>
-    </w:lvl>
-    <w:lvl w:ilvl="6" w:tentative="1">
-      <w:start w:val="1"/>
-      <w:numFmt w:val="decimal"/>
-      <w:lvlText w:val="%7."/>
-      <w:lvlJc w:val="left"/>
-      <w:pPr>
-        <w:tabs>
-          <w:tab w:val="num" w:pos="5040"/>
-        </w:tabs>
-        <w:ind w:left="5040" w:hanging="360"/>
-      </w:pPr>
-    </w:lvl>
-    <w:lvl w:ilvl="7" w:tentative="1">
-      <w:start w:val="1"/>
-      <w:numFmt w:val="decimal"/>
-      <w:lvlText w:val="%8."/>
-      <w:lvlJc w:val="left"/>
-      <w:pPr>
-        <w:tabs>
-          <w:tab w:val="num" w:pos="5760"/>
-        </w:tabs>
-        <w:ind w:left="5760" w:hanging="360"/>
-      </w:pPr>
-    </w:lvl>
-    <w:lvl w:ilvl="8" w:tentative="1">
-      <w:start w:val="1"/>
-      <w:numFmt w:val="decimal"/>
-      <w:lvlText w:val="%9."/>
-      <w:lvlJc w:val="left"/>
-      <w:pPr>
-        <w:tabs>
-          <w:tab w:val="num" w:pos="6480"/>
-        </w:tabs>
-        <w:ind w:left="6480" w:hanging="360"/>
-      </w:pPr>
-    </w:lvl>
-  </w:abstractNum>
-  <w:abstractNum w:abstractNumId="5" w15:restartNumberingAfterBreak="0">
-    <w:nsid w:val="21805941"/>
-    <w:multiLevelType w:val="multilevel"/>
-    <w:tmpl w:val="AA76082C"/>
-    <w:lvl w:ilvl="0">
-      <w:start w:val="1"/>
-      <w:numFmt w:val="bullet"/>
-      <w:lvlText w:val=""/>
-      <w:lvlJc w:val="left"/>
-      <w:pPr>
-        <w:tabs>
-          <w:tab w:val="num" w:pos="720"/>
-        </w:tabs>
-        <w:ind w:left="720" w:hanging="360"/>
-      </w:pPr>
-      <w:rPr>
-        <w:rFonts w:ascii="Symbol" w:hAnsi="Symbol" w:hint="default"/>
-        <w:sz w:val="20"/>
-      </w:rPr>
-    </w:lvl>
-    <w:lvl w:ilvl="1" w:tentative="1">
-      <w:start w:val="1"/>
-      <w:numFmt w:val="bullet"/>
-      <w:lvlText w:val="o"/>
-      <w:lvlJc w:val="left"/>
-      <w:pPr>
-        <w:tabs>
-          <w:tab w:val="num" w:pos="1440"/>
-        </w:tabs>
-        <w:ind w:left="1440" w:hanging="360"/>
-      </w:pPr>
-      <w:rPr>
-        <w:rFonts w:ascii="Courier New" w:hAnsi="Courier New" w:hint="default"/>
-        <w:sz w:val="20"/>
-      </w:rPr>
-    </w:lvl>
-    <w:lvl w:ilvl="2" w:tentative="1">
-      <w:start w:val="1"/>
-      <w:numFmt w:val="bullet"/>
-      <w:lvlText w:val=""/>
-      <w:lvlJc w:val="left"/>
-      <w:pPr>
-        <w:tabs>
-          <w:tab w:val="num" w:pos="2160"/>
-        </w:tabs>
-        <w:ind w:left="2160" w:hanging="360"/>
-      </w:pPr>
-      <w:rPr>
-        <w:rFonts w:ascii="Wingdings" w:hAnsi="Wingdings" w:hint="default"/>
-        <w:sz w:val="20"/>
-      </w:rPr>
-    </w:lvl>
-    <w:lvl w:ilvl="3" w:tentative="1">
-      <w:start w:val="1"/>
-      <w:numFmt w:val="bullet"/>
-      <w:lvlText w:val=""/>
-      <w:lvlJc w:val="left"/>
-      <w:pPr>
-        <w:tabs>
-          <w:tab w:val="num" w:pos="2880"/>
-        </w:tabs>
-        <w:ind w:left="2880" w:hanging="360"/>
-      </w:pPr>
-      <w:rPr>
-        <w:rFonts w:ascii="Wingdings" w:hAnsi="Wingdings" w:hint="default"/>
-        <w:sz w:val="20"/>
-      </w:rPr>
-    </w:lvl>
-    <w:lvl w:ilvl="4" w:tentative="1">
-      <w:start w:val="1"/>
-      <w:numFmt w:val="bullet"/>
-      <w:lvlText w:val=""/>
-      <w:lvlJc w:val="left"/>
-      <w:pPr>
-        <w:tabs>
-          <w:tab w:val="num" w:pos="3600"/>
-        </w:tabs>
-        <w:ind w:left="3600" w:hanging="360"/>
-      </w:pPr>
-      <w:rPr>
-        <w:rFonts w:ascii="Wingdings" w:hAnsi="Wingdings" w:hint="default"/>
-        <w:sz w:val="20"/>
-      </w:rPr>
-    </w:lvl>
-    <w:lvl w:ilvl="5" w:tentative="1">
-      <w:start w:val="1"/>
-      <w:numFmt w:val="bullet"/>
-      <w:lvlText w:val=""/>
-      <w:lvlJc w:val="left"/>
-      <w:pPr>
-        <w:tabs>
-          <w:tab w:val="num" w:pos="4320"/>
-        </w:tabs>
-        <w:ind w:left="4320" w:hanging="360"/>
-      </w:pPr>
-      <w:rPr>
-        <w:rFonts w:ascii="Wingdings" w:hAnsi="Wingdings" w:hint="default"/>
-        <w:sz w:val="20"/>
-      </w:rPr>
-    </w:lvl>
-    <w:lvl w:ilvl="6" w:tentative="1">
-      <w:start w:val="1"/>
-      <w:numFmt w:val="bullet"/>
-      <w:lvlText w:val=""/>
-      <w:lvlJc w:val="left"/>
-      <w:pPr>
-        <w:tabs>
-          <w:tab w:val="num" w:pos="5040"/>
-        </w:tabs>
-        <w:ind w:left="5040" w:hanging="360"/>
-      </w:pPr>
-      <w:rPr>
-        <w:rFonts w:ascii="Wingdings" w:hAnsi="Wingdings" w:hint="default"/>
-        <w:sz w:val="20"/>
-      </w:rPr>
-    </w:lvl>
-    <w:lvl w:ilvl="7" w:tentative="1">
-      <w:start w:val="1"/>
-      <w:numFmt w:val="bullet"/>
-      <w:lvlText w:val=""/>
-      <w:lvlJc w:val="left"/>
-      <w:pPr>
-        <w:tabs>
-          <w:tab w:val="num" w:pos="5760"/>
-        </w:tabs>
-        <w:ind w:left="5760" w:hanging="360"/>
-      </w:pPr>
-      <w:rPr>
-        <w:rFonts w:ascii="Wingdings" w:hAnsi="Wingdings" w:hint="default"/>
-        <w:sz w:val="20"/>
-      </w:rPr>
-    </w:lvl>
-    <w:lvl w:ilvl="8" w:tentative="1">
-      <w:start w:val="1"/>
-      <w:numFmt w:val="bullet"/>
-      <w:lvlText w:val=""/>
-      <w:lvlJc w:val="left"/>
-      <w:pPr>
-        <w:tabs>
-          <w:tab w:val="num" w:pos="6480"/>
-        </w:tabs>
-        <w:ind w:left="6480" w:hanging="360"/>
-      </w:pPr>
-      <w:rPr>
-        <w:rFonts w:ascii="Wingdings" w:hAnsi="Wingdings" w:hint="default"/>
-        <w:sz w:val="20"/>
-      </w:rPr>
-    </w:lvl>
-  </w:abstractNum>
-  <w:abstractNum w:abstractNumId="6" w15:restartNumberingAfterBreak="0">
-    <w:nsid w:val="527935D9"/>
-    <w:multiLevelType w:val="multilevel"/>
-    <w:tmpl w:val="1D4074A6"/>
-    <w:lvl w:ilvl="0">
-      <w:start w:val="1"/>
-      <w:numFmt w:val="bullet"/>
-      <w:lvlText w:val=""/>
-      <w:lvlJc w:val="left"/>
-      <w:pPr>
-        <w:tabs>
-          <w:tab w:val="num" w:pos="720"/>
-        </w:tabs>
-        <w:ind w:left="720" w:hanging="360"/>
-      </w:pPr>
-      <w:rPr>
-        <w:rFonts w:ascii="Symbol" w:hAnsi="Symbol" w:hint="default"/>
-        <w:sz w:val="20"/>
-      </w:rPr>
-    </w:lvl>
-    <w:lvl w:ilvl="1" w:tentative="1">
-      <w:start w:val="1"/>
-      <w:numFmt w:val="bullet"/>
-      <w:lvlText w:val="o"/>
-      <w:lvlJc w:val="left"/>
-      <w:pPr>
-        <w:tabs>
-          <w:tab w:val="num" w:pos="1440"/>
-        </w:tabs>
-        <w:ind w:left="1440" w:hanging="360"/>
-      </w:pPr>
-      <w:rPr>
-        <w:rFonts w:ascii="Courier New" w:hAnsi="Courier New" w:hint="default"/>
-        <w:sz w:val="20"/>
-      </w:rPr>
-    </w:lvl>
-    <w:lvl w:ilvl="2" w:tentative="1">
-      <w:start w:val="1"/>
-      <w:numFmt w:val="bullet"/>
-      <w:lvlText w:val=""/>
-      <w:lvlJc w:val="left"/>
-      <w:pPr>
-        <w:tabs>
-          <w:tab w:val="num" w:pos="2160"/>
-        </w:tabs>
-        <w:ind w:left="2160" w:hanging="360"/>
-      </w:pPr>
-      <w:rPr>
-        <w:rFonts w:ascii="Wingdings" w:hAnsi="Wingdings" w:hint="default"/>
-        <w:sz w:val="20"/>
-      </w:rPr>
-    </w:lvl>
-    <w:lvl w:ilvl="3" w:tentative="1">
-      <w:start w:val="1"/>
-      <w:numFmt w:val="bullet"/>
-      <w:lvlText w:val=""/>
-      <w:lvlJc w:val="left"/>
-      <w:pPr>
-        <w:tabs>
-          <w:tab w:val="num" w:pos="2880"/>
-        </w:tabs>
-        <w:ind w:left="2880" w:hanging="360"/>
-      </w:pPr>
-      <w:rPr>
-        <w:rFonts w:ascii="Wingdings" w:hAnsi="Wingdings" w:hint="default"/>
-        <w:sz w:val="20"/>
-      </w:rPr>
-    </w:lvl>
-    <w:lvl w:ilvl="4" w:tentative="1">
-      <w:start w:val="1"/>
-      <w:numFmt w:val="bullet"/>
-      <w:lvlText w:val=""/>
-      <w:lvlJc w:val="left"/>
-      <w:pPr>
-        <w:tabs>
-          <w:tab w:val="num" w:pos="3600"/>
-        </w:tabs>
-        <w:ind w:left="3600" w:hanging="360"/>
-      </w:pPr>
-      <w:rPr>
-        <w:rFonts w:ascii="Wingdings" w:hAnsi="Wingdings" w:hint="default"/>
-        <w:sz w:val="20"/>
-      </w:rPr>
-    </w:lvl>
-    <w:lvl w:ilvl="5" w:tentative="1">
-      <w:start w:val="1"/>
-      <w:numFmt w:val="bullet"/>
-      <w:lvlText w:val=""/>
-      <w:lvlJc w:val="left"/>
-      <w:pPr>
-        <w:tabs>
-          <w:tab w:val="num" w:pos="4320"/>
-        </w:tabs>
-        <w:ind w:left="4320" w:hanging="360"/>
-      </w:pPr>
-      <w:rPr>
-        <w:rFonts w:ascii="Wingdings" w:hAnsi="Wingdings" w:hint="default"/>
-        <w:sz w:val="20"/>
-      </w:rPr>
-    </w:lvl>
-    <w:lvl w:ilvl="6" w:tentative="1">
-      <w:start w:val="1"/>
-      <w:numFmt w:val="bullet"/>
-      <w:lvlText w:val=""/>
-      <w:lvlJc w:val="left"/>
-      <w:pPr>
-        <w:tabs>
-          <w:tab w:val="num" w:pos="5040"/>
-        </w:tabs>
-        <w:ind w:left="5040" w:hanging="360"/>
-      </w:pPr>
-      <w:rPr>
-        <w:rFonts w:ascii="Wingdings" w:hAnsi="Wingdings" w:hint="default"/>
-        <w:sz w:val="20"/>
-      </w:rPr>
-    </w:lvl>
-    <w:lvl w:ilvl="7" w:tentative="1">
-      <w:start w:val="1"/>
-      <w:numFmt w:val="bullet"/>
-      <w:lvlText w:val=""/>
-      <w:lvlJc w:val="left"/>
-      <w:pPr>
-        <w:tabs>
-          <w:tab w:val="num" w:pos="5760"/>
-        </w:tabs>
-        <w:ind w:left="5760" w:hanging="360"/>
-      </w:pPr>
-      <w:rPr>
-        <w:rFonts w:ascii="Wingdings" w:hAnsi="Wingdings" w:hint="default"/>
-        <w:sz w:val="20"/>
-      </w:rPr>
-    </w:lvl>
-    <w:lvl w:ilvl="8" w:tentative="1">
-      <w:start w:val="1"/>
-      <w:numFmt w:val="bullet"/>
-      <w:lvlText w:val=""/>
-      <w:lvlJc w:val="left"/>
-      <w:pPr>
-        <w:tabs>
-          <w:tab w:val="num" w:pos="6480"/>
-        </w:tabs>
-        <w:ind w:left="6480" w:hanging="360"/>
-      </w:pPr>
-      <w:rPr>
-        <w:rFonts w:ascii="Wingdings" w:hAnsi="Wingdings" w:hint="default"/>
-        <w:sz w:val="20"/>
-      </w:rPr>
-    </w:lvl>
-  </w:abstractNum>
-  <w:abstractNum w:abstractNumId="7" w15:restartNumberingAfterBreak="0">
-    <w:nsid w:val="52F24714"/>
-    <w:multiLevelType w:val="multilevel"/>
-    <w:tmpl w:val="FBAEF01A"/>
-    <w:lvl w:ilvl="0">
-      <w:start w:val="1"/>
-      <w:numFmt w:val="bullet"/>
-      <w:lvlText w:val=""/>
-      <w:lvlJc w:val="left"/>
-      <w:pPr>
-        <w:tabs>
-          <w:tab w:val="num" w:pos="720"/>
-        </w:tabs>
-        <w:ind w:left="720" w:hanging="360"/>
-      </w:pPr>
-      <w:rPr>
-        <w:rFonts w:ascii="Symbol" w:hAnsi="Symbol" w:hint="default"/>
-        <w:sz w:val="20"/>
-      </w:rPr>
-    </w:lvl>
-    <w:lvl w:ilvl="1" w:tentative="1">
-      <w:start w:val="1"/>
-      <w:numFmt w:val="bullet"/>
-      <w:lvlText w:val="o"/>
-      <w:lvlJc w:val="left"/>
-      <w:pPr>
-        <w:tabs>
-          <w:tab w:val="num" w:pos="1440"/>
-        </w:tabs>
-        <w:ind w:left="1440" w:hanging="360"/>
-      </w:pPr>
-      <w:rPr>
-        <w:rFonts w:ascii="Courier New" w:hAnsi="Courier New" w:hint="default"/>
-        <w:sz w:val="20"/>
-      </w:rPr>
-    </w:lvl>
-    <w:lvl w:ilvl="2" w:tentative="1">
-      <w:start w:val="1"/>
-      <w:numFmt w:val="bullet"/>
-      <w:lvlText w:val=""/>
-      <w:lvlJc w:val="left"/>
-      <w:pPr>
-        <w:tabs>
-          <w:tab w:val="num" w:pos="2160"/>
-        </w:tabs>
-        <w:ind w:left="2160" w:hanging="360"/>
-      </w:pPr>
-      <w:rPr>
-        <w:rFonts w:ascii="Wingdings" w:hAnsi="Wingdings" w:hint="default"/>
-        <w:sz w:val="20"/>
-      </w:rPr>
-    </w:lvl>
-    <w:lvl w:ilvl="3" w:tentative="1">
-      <w:start w:val="1"/>
-      <w:numFmt w:val="bullet"/>
-      <w:lvlText w:val=""/>
-      <w:lvlJc w:val="left"/>
-      <w:pPr>
-        <w:tabs>
-          <w:tab w:val="num" w:pos="2880"/>
-        </w:tabs>
-        <w:ind w:left="2880" w:hanging="360"/>
-      </w:pPr>
-      <w:rPr>
-        <w:rFonts w:ascii="Wingdings" w:hAnsi="Wingdings" w:hint="default"/>
-        <w:sz w:val="20"/>
-      </w:rPr>
-    </w:lvl>
-    <w:lvl w:ilvl="4" w:tentative="1">
-      <w:start w:val="1"/>
-      <w:numFmt w:val="bullet"/>
-      <w:lvlText w:val=""/>
-      <w:lvlJc w:val="left"/>
-      <w:pPr>
-        <w:tabs>
-          <w:tab w:val="num" w:pos="3600"/>
-        </w:tabs>
-        <w:ind w:left="3600" w:hanging="360"/>
-      </w:pPr>
-      <w:rPr>
-        <w:rFonts w:ascii="Wingdings" w:hAnsi="Wingdings" w:hint="default"/>
-        <w:sz w:val="20"/>
-      </w:rPr>
-    </w:lvl>
-    <w:lvl w:ilvl="5" w:tentative="1">
-      <w:start w:val="1"/>
-      <w:numFmt w:val="bullet"/>
-      <w:lvlText w:val=""/>
-      <w:lvlJc w:val="left"/>
-      <w:pPr>
-        <w:tabs>
-          <w:tab w:val="num" w:pos="4320"/>
-        </w:tabs>
-        <w:ind w:left="4320" w:hanging="360"/>
-      </w:pPr>
-      <w:rPr>
-        <w:rFonts w:ascii="Wingdings" w:hAnsi="Wingdings" w:hint="default"/>
-        <w:sz w:val="20"/>
-      </w:rPr>
-    </w:lvl>
-    <w:lvl w:ilvl="6" w:tentative="1">
-      <w:start w:val="1"/>
-      <w:numFmt w:val="bullet"/>
-      <w:lvlText w:val=""/>
-      <w:lvlJc w:val="left"/>
-      <w:pPr>
-        <w:tabs>
-          <w:tab w:val="num" w:pos="5040"/>
-        </w:tabs>
-        <w:ind w:left="5040" w:hanging="360"/>
-      </w:pPr>
-      <w:rPr>
-        <w:rFonts w:ascii="Wingdings" w:hAnsi="Wingdings" w:hint="default"/>
-        <w:sz w:val="20"/>
-      </w:rPr>
-    </w:lvl>
-    <w:lvl w:ilvl="7" w:tentative="1">
-      <w:start w:val="1"/>
-      <w:numFmt w:val="bullet"/>
-      <w:lvlText w:val=""/>
-      <w:lvlJc w:val="left"/>
-      <w:pPr>
-        <w:tabs>
-          <w:tab w:val="num" w:pos="5760"/>
-        </w:tabs>
-        <w:ind w:left="5760" w:hanging="360"/>
-      </w:pPr>
-      <w:rPr>
-        <w:rFonts w:ascii="Wingdings" w:hAnsi="Wingdings" w:hint="default"/>
-        <w:sz w:val="20"/>
-      </w:rPr>
-    </w:lvl>
-    <w:lvl w:ilvl="8" w:tentative="1">
-      <w:start w:val="1"/>
-      <w:numFmt w:val="bullet"/>
-      <w:lvlText w:val=""/>
-      <w:lvlJc w:val="left"/>
-      <w:pPr>
-        <w:tabs>
-          <w:tab w:val="num" w:pos="6480"/>
-        </w:tabs>
-        <w:ind w:left="6480" w:hanging="360"/>
-      </w:pPr>
-      <w:rPr>
-        <w:rFonts w:ascii="Wingdings" w:hAnsi="Wingdings" w:hint="default"/>
-        <w:sz w:val="20"/>
-      </w:rPr>
-    </w:lvl>
-  </w:abstractNum>
-  <w:abstractNum w:abstractNumId="8" w15:restartNumberingAfterBreak="0">
-    <w:nsid w:val="5F197DA7"/>
-    <w:multiLevelType w:val="multilevel"/>
-    <w:tmpl w:val="6F187CB8"/>
-    <w:lvl w:ilvl="0">
-      <w:start w:val="1"/>
-      <w:numFmt w:val="bullet"/>
-      <w:lvlText w:val=""/>
-      <w:lvlJc w:val="left"/>
-      <w:pPr>
-        <w:tabs>
-          <w:tab w:val="num" w:pos="720"/>
-        </w:tabs>
-        <w:ind w:left="720" w:hanging="360"/>
-      </w:pPr>
-      <w:rPr>
-        <w:rFonts w:ascii="Symbol" w:hAnsi="Symbol" w:hint="default"/>
-        <w:sz w:val="20"/>
-      </w:rPr>
-    </w:lvl>
-    <w:lvl w:ilvl="1">
-      <w:start w:val="1"/>
-      <w:numFmt w:val="bullet"/>
-      <w:lvlText w:val="o"/>
-      <w:lvlJc w:val="left"/>
-      <w:pPr>
-        <w:tabs>
-          <w:tab w:val="num" w:pos="1440"/>
-        </w:tabs>
-        <w:ind w:left="1440" w:hanging="360"/>
-      </w:pPr>
-      <w:rPr>
-        <w:rFonts w:ascii="Courier New" w:hAnsi="Courier New" w:hint="default"/>
-        <w:sz w:val="20"/>
-      </w:rPr>
-    </w:lvl>
-    <w:lvl w:ilvl="2">
-      <w:start w:val="1"/>
-      <w:numFmt w:val="bullet"/>
-      <w:lvlText w:val=""/>
-      <w:lvlJc w:val="left"/>
-      <w:pPr>
-        <w:tabs>
-          <w:tab w:val="num" w:pos="2160"/>
-        </w:tabs>
-        <w:ind w:left="2160" w:hanging="360"/>
-      </w:pPr>
-      <w:rPr>
-        <w:rFonts w:ascii="Wingdings" w:hAnsi="Wingdings" w:hint="default"/>
-        <w:sz w:val="20"/>
-      </w:rPr>
-    </w:lvl>
-    <w:lvl w:ilvl="3" w:tentative="1">
-      <w:start w:val="1"/>
-      <w:numFmt w:val="bullet"/>
-      <w:lvlText w:val=""/>
-      <w:lvlJc w:val="left"/>
-      <w:pPr>
-        <w:tabs>
-          <w:tab w:val="num" w:pos="2880"/>
-        </w:tabs>
-        <w:ind w:left="2880" w:hanging="360"/>
-      </w:pPr>
-      <w:rPr>
-        <w:rFonts w:ascii="Wingdings" w:hAnsi="Wingdings" w:hint="default"/>
-        <w:sz w:val="20"/>
-      </w:rPr>
-    </w:lvl>
-    <w:lvl w:ilvl="4" w:tentative="1">
-      <w:start w:val="1"/>
-      <w:numFmt w:val="bullet"/>
-      <w:lvlText w:val=""/>
-      <w:lvlJc w:val="left"/>
-      <w:pPr>
-        <w:tabs>
-          <w:tab w:val="num" w:pos="3600"/>
-        </w:tabs>
-        <w:ind w:left="3600" w:hanging="360"/>
-      </w:pPr>
-      <w:rPr>
-        <w:rFonts w:ascii="Wingdings" w:hAnsi="Wingdings" w:hint="default"/>
-        <w:sz w:val="20"/>
-      </w:rPr>
-    </w:lvl>
-    <w:lvl w:ilvl="5" w:tentative="1">
-      <w:start w:val="1"/>
-      <w:numFmt w:val="bullet"/>
-      <w:lvlText w:val=""/>
-      <w:lvlJc w:val="left"/>
-      <w:pPr>
-        <w:tabs>
-          <w:tab w:val="num" w:pos="4320"/>
-        </w:tabs>
-        <w:ind w:left="4320" w:hanging="360"/>
-      </w:pPr>
-      <w:rPr>
-        <w:rFonts w:ascii="Wingdings" w:hAnsi="Wingdings" w:hint="default"/>
-        <w:sz w:val="20"/>
-      </w:rPr>
-    </w:lvl>
-    <w:lvl w:ilvl="6" w:tentative="1">
-      <w:start w:val="1"/>
-      <w:numFmt w:val="bullet"/>
-      <w:lvlText w:val=""/>
-      <w:lvlJc w:val="left"/>
-      <w:pPr>
-        <w:tabs>
-          <w:tab w:val="num" w:pos="5040"/>
-        </w:tabs>
-        <w:ind w:left="5040" w:hanging="360"/>
-      </w:pPr>
-      <w:rPr>
-        <w:rFonts w:ascii="Wingdings" w:hAnsi="Wingdings" w:hint="default"/>
-        <w:sz w:val="20"/>
-      </w:rPr>
-    </w:lvl>
-    <w:lvl w:ilvl="7" w:tentative="1">
-      <w:start w:val="1"/>
-      <w:numFmt w:val="bullet"/>
-      <w:lvlText w:val=""/>
-      <w:lvlJc w:val="left"/>
-      <w:pPr>
-        <w:tabs>
-          <w:tab w:val="num" w:pos="5760"/>
-        </w:tabs>
-        <w:ind w:left="5760" w:hanging="360"/>
-      </w:pPr>
-      <w:rPr>
-        <w:rFonts w:ascii="Wingdings" w:hAnsi="Wingdings" w:hint="default"/>
-        <w:sz w:val="20"/>
-      </w:rPr>
-    </w:lvl>
-    <w:lvl w:ilvl="8" w:tentative="1">
-      <w:start w:val="1"/>
-      <w:numFmt w:val="bullet"/>
-      <w:lvlText w:val=""/>
-      <w:lvlJc w:val="left"/>
-      <w:pPr>
-        <w:tabs>
-          <w:tab w:val="num" w:pos="6480"/>
-        </w:tabs>
-        <w:ind w:left="6480" w:hanging="360"/>
-      </w:pPr>
-      <w:rPr>
-        <w:rFonts w:ascii="Wingdings" w:hAnsi="Wingdings" w:hint="default"/>
-        <w:sz w:val="20"/>
-      </w:rPr>
     </w:lvl>
   </w:abstractNum>
   <w:abstractNum w:abstractNumId="9" w15:restartNumberingAfterBreak="0">
@@ -4303,13 +4612,13 @@
     </w:lvl>
   </w:abstractNum>
   <w:abstractNum w:abstractNumId="10" w15:restartNumberingAfterBreak="0">
-    <w:nsid w:val="7918656E"/>
+    <w:nsid w:val="6F2F1C80"/>
     <w:multiLevelType w:val="multilevel"/>
-    <w:tmpl w:val="FFCCFA76"/>
+    <w:tmpl w:val="2C5044D8"/>
     <w:lvl w:ilvl="0">
       <w:start w:val="1"/>
-      <w:numFmt w:val="bullet"/>
-      <w:lvlText w:val=""/>
+      <w:numFmt w:val="decimal"/>
+      <w:lvlText w:val="%1."/>
       <w:lvlJc w:val="left"/>
       <w:pPr>
         <w:tabs>
@@ -4317,12 +4626,121 @@
         </w:tabs>
         <w:ind w:left="720" w:hanging="360"/>
       </w:pPr>
-      <w:rPr>
-        <w:rFonts w:ascii="Symbol" w:hAnsi="Symbol" w:hint="default"/>
-        <w:sz w:val="20"/>
-      </w:rPr>
     </w:lvl>
     <w:lvl w:ilvl="1" w:tentative="1">
+      <w:start w:val="1"/>
+      <w:numFmt w:val="decimal"/>
+      <w:lvlText w:val="%2."/>
+      <w:lvlJc w:val="left"/>
+      <w:pPr>
+        <w:tabs>
+          <w:tab w:val="num" w:pos="1440"/>
+        </w:tabs>
+        <w:ind w:left="1440" w:hanging="360"/>
+      </w:pPr>
+    </w:lvl>
+    <w:lvl w:ilvl="2" w:tentative="1">
+      <w:start w:val="1"/>
+      <w:numFmt w:val="decimal"/>
+      <w:lvlText w:val="%3."/>
+      <w:lvlJc w:val="left"/>
+      <w:pPr>
+        <w:tabs>
+          <w:tab w:val="num" w:pos="2160"/>
+        </w:tabs>
+        <w:ind w:left="2160" w:hanging="360"/>
+      </w:pPr>
+    </w:lvl>
+    <w:lvl w:ilvl="3" w:tentative="1">
+      <w:start w:val="1"/>
+      <w:numFmt w:val="decimal"/>
+      <w:lvlText w:val="%4."/>
+      <w:lvlJc w:val="left"/>
+      <w:pPr>
+        <w:tabs>
+          <w:tab w:val="num" w:pos="2880"/>
+        </w:tabs>
+        <w:ind w:left="2880" w:hanging="360"/>
+      </w:pPr>
+    </w:lvl>
+    <w:lvl w:ilvl="4" w:tentative="1">
+      <w:start w:val="1"/>
+      <w:numFmt w:val="decimal"/>
+      <w:lvlText w:val="%5."/>
+      <w:lvlJc w:val="left"/>
+      <w:pPr>
+        <w:tabs>
+          <w:tab w:val="num" w:pos="3600"/>
+        </w:tabs>
+        <w:ind w:left="3600" w:hanging="360"/>
+      </w:pPr>
+    </w:lvl>
+    <w:lvl w:ilvl="5" w:tentative="1">
+      <w:start w:val="1"/>
+      <w:numFmt w:val="decimal"/>
+      <w:lvlText w:val="%6."/>
+      <w:lvlJc w:val="left"/>
+      <w:pPr>
+        <w:tabs>
+          <w:tab w:val="num" w:pos="4320"/>
+        </w:tabs>
+        <w:ind w:left="4320" w:hanging="360"/>
+      </w:pPr>
+    </w:lvl>
+    <w:lvl w:ilvl="6" w:tentative="1">
+      <w:start w:val="1"/>
+      <w:numFmt w:val="decimal"/>
+      <w:lvlText w:val="%7."/>
+      <w:lvlJc w:val="left"/>
+      <w:pPr>
+        <w:tabs>
+          <w:tab w:val="num" w:pos="5040"/>
+        </w:tabs>
+        <w:ind w:left="5040" w:hanging="360"/>
+      </w:pPr>
+    </w:lvl>
+    <w:lvl w:ilvl="7" w:tentative="1">
+      <w:start w:val="1"/>
+      <w:numFmt w:val="decimal"/>
+      <w:lvlText w:val="%8."/>
+      <w:lvlJc w:val="left"/>
+      <w:pPr>
+        <w:tabs>
+          <w:tab w:val="num" w:pos="5760"/>
+        </w:tabs>
+        <w:ind w:left="5760" w:hanging="360"/>
+      </w:pPr>
+    </w:lvl>
+    <w:lvl w:ilvl="8" w:tentative="1">
+      <w:start w:val="1"/>
+      <w:numFmt w:val="decimal"/>
+      <w:lvlText w:val="%9."/>
+      <w:lvlJc w:val="left"/>
+      <w:pPr>
+        <w:tabs>
+          <w:tab w:val="num" w:pos="6480"/>
+        </w:tabs>
+        <w:ind w:left="6480" w:hanging="360"/>
+      </w:pPr>
+    </w:lvl>
+  </w:abstractNum>
+  <w:abstractNum w:abstractNumId="11" w15:restartNumberingAfterBreak="0">
+    <w:nsid w:val="70F41347"/>
+    <w:multiLevelType w:val="multilevel"/>
+    <w:tmpl w:val="83DC2004"/>
+    <w:lvl w:ilvl="0">
+      <w:start w:val="1"/>
+      <w:numFmt w:val="decimal"/>
+      <w:lvlText w:val="%1."/>
+      <w:lvlJc w:val="left"/>
+      <w:pPr>
+        <w:tabs>
+          <w:tab w:val="num" w:pos="720"/>
+        </w:tabs>
+        <w:ind w:left="720" w:hanging="360"/>
+      </w:pPr>
+    </w:lvl>
+    <w:lvl w:ilvl="1">
       <w:start w:val="1"/>
       <w:numFmt w:val="bullet"/>
       <w:lvlText w:val="o"/>
@@ -4338,7 +4756,7 @@
         <w:sz w:val="20"/>
       </w:rPr>
     </w:lvl>
-    <w:lvl w:ilvl="2" w:tentative="1">
+    <w:lvl w:ilvl="2">
       <w:start w:val="1"/>
       <w:numFmt w:val="bullet"/>
       <w:lvlText w:val=""/>
@@ -4356,143 +4774,6 @@
     </w:lvl>
     <w:lvl w:ilvl="3" w:tentative="1">
       <w:start w:val="1"/>
-      <w:numFmt w:val="bullet"/>
-      <w:lvlText w:val=""/>
-      <w:lvlJc w:val="left"/>
-      <w:pPr>
-        <w:tabs>
-          <w:tab w:val="num" w:pos="2880"/>
-        </w:tabs>
-        <w:ind w:left="2880" w:hanging="360"/>
-      </w:pPr>
-      <w:rPr>
-        <w:rFonts w:ascii="Wingdings" w:hAnsi="Wingdings" w:hint="default"/>
-        <w:sz w:val="20"/>
-      </w:rPr>
-    </w:lvl>
-    <w:lvl w:ilvl="4" w:tentative="1">
-      <w:start w:val="1"/>
-      <w:numFmt w:val="bullet"/>
-      <w:lvlText w:val=""/>
-      <w:lvlJc w:val="left"/>
-      <w:pPr>
-        <w:tabs>
-          <w:tab w:val="num" w:pos="3600"/>
-        </w:tabs>
-        <w:ind w:left="3600" w:hanging="360"/>
-      </w:pPr>
-      <w:rPr>
-        <w:rFonts w:ascii="Wingdings" w:hAnsi="Wingdings" w:hint="default"/>
-        <w:sz w:val="20"/>
-      </w:rPr>
-    </w:lvl>
-    <w:lvl w:ilvl="5" w:tentative="1">
-      <w:start w:val="1"/>
-      <w:numFmt w:val="bullet"/>
-      <w:lvlText w:val=""/>
-      <w:lvlJc w:val="left"/>
-      <w:pPr>
-        <w:tabs>
-          <w:tab w:val="num" w:pos="4320"/>
-        </w:tabs>
-        <w:ind w:left="4320" w:hanging="360"/>
-      </w:pPr>
-      <w:rPr>
-        <w:rFonts w:ascii="Wingdings" w:hAnsi="Wingdings" w:hint="default"/>
-        <w:sz w:val="20"/>
-      </w:rPr>
-    </w:lvl>
-    <w:lvl w:ilvl="6" w:tentative="1">
-      <w:start w:val="1"/>
-      <w:numFmt w:val="bullet"/>
-      <w:lvlText w:val=""/>
-      <w:lvlJc w:val="left"/>
-      <w:pPr>
-        <w:tabs>
-          <w:tab w:val="num" w:pos="5040"/>
-        </w:tabs>
-        <w:ind w:left="5040" w:hanging="360"/>
-      </w:pPr>
-      <w:rPr>
-        <w:rFonts w:ascii="Wingdings" w:hAnsi="Wingdings" w:hint="default"/>
-        <w:sz w:val="20"/>
-      </w:rPr>
-    </w:lvl>
-    <w:lvl w:ilvl="7" w:tentative="1">
-      <w:start w:val="1"/>
-      <w:numFmt w:val="bullet"/>
-      <w:lvlText w:val=""/>
-      <w:lvlJc w:val="left"/>
-      <w:pPr>
-        <w:tabs>
-          <w:tab w:val="num" w:pos="5760"/>
-        </w:tabs>
-        <w:ind w:left="5760" w:hanging="360"/>
-      </w:pPr>
-      <w:rPr>
-        <w:rFonts w:ascii="Wingdings" w:hAnsi="Wingdings" w:hint="default"/>
-        <w:sz w:val="20"/>
-      </w:rPr>
-    </w:lvl>
-    <w:lvl w:ilvl="8" w:tentative="1">
-      <w:start w:val="1"/>
-      <w:numFmt w:val="bullet"/>
-      <w:lvlText w:val=""/>
-      <w:lvlJc w:val="left"/>
-      <w:pPr>
-        <w:tabs>
-          <w:tab w:val="num" w:pos="6480"/>
-        </w:tabs>
-        <w:ind w:left="6480" w:hanging="360"/>
-      </w:pPr>
-      <w:rPr>
-        <w:rFonts w:ascii="Wingdings" w:hAnsi="Wingdings" w:hint="default"/>
-        <w:sz w:val="20"/>
-      </w:rPr>
-    </w:lvl>
-  </w:abstractNum>
-  <w:abstractNum w:abstractNumId="11" w15:restartNumberingAfterBreak="0">
-    <w:nsid w:val="7F467124"/>
-    <w:multiLevelType w:val="multilevel"/>
-    <w:tmpl w:val="8ACC3D5C"/>
-    <w:lvl w:ilvl="0">
-      <w:start w:val="1"/>
-      <w:numFmt w:val="decimal"/>
-      <w:lvlText w:val="%1."/>
-      <w:lvlJc w:val="left"/>
-      <w:pPr>
-        <w:tabs>
-          <w:tab w:val="num" w:pos="720"/>
-        </w:tabs>
-        <w:ind w:left="720" w:hanging="360"/>
-      </w:pPr>
-    </w:lvl>
-    <w:lvl w:ilvl="1" w:tentative="1">
-      <w:start w:val="1"/>
-      <w:numFmt w:val="decimal"/>
-      <w:lvlText w:val="%2."/>
-      <w:lvlJc w:val="left"/>
-      <w:pPr>
-        <w:tabs>
-          <w:tab w:val="num" w:pos="1440"/>
-        </w:tabs>
-        <w:ind w:left="1440" w:hanging="360"/>
-      </w:pPr>
-    </w:lvl>
-    <w:lvl w:ilvl="2" w:tentative="1">
-      <w:start w:val="1"/>
-      <w:numFmt w:val="decimal"/>
-      <w:lvlText w:val="%3."/>
-      <w:lvlJc w:val="left"/>
-      <w:pPr>
-        <w:tabs>
-          <w:tab w:val="num" w:pos="2160"/>
-        </w:tabs>
-        <w:ind w:left="2160" w:hanging="360"/>
-      </w:pPr>
-    </w:lvl>
-    <w:lvl w:ilvl="3" w:tentative="1">
-      <w:start w:val="1"/>
       <w:numFmt w:val="decimal"/>
       <w:lvlText w:val="%4."/>
       <w:lvlJc w:val="left"/>
@@ -4565,40 +4846,40 @@
     </w:lvl>
   </w:abstractNum>
   <w:num w:numId="1">
-    <w:abstractNumId w:val="1"/>
+    <w:abstractNumId w:val="2"/>
   </w:num>
   <w:num w:numId="2">
     <w:abstractNumId w:val="9"/>
   </w:num>
   <w:num w:numId="3">
+    <w:abstractNumId w:val="1"/>
+  </w:num>
+  <w:num w:numId="4">
+    <w:abstractNumId w:val="6"/>
+  </w:num>
+  <w:num w:numId="5">
+    <w:abstractNumId w:val="7"/>
+  </w:num>
+  <w:num w:numId="6">
+    <w:abstractNumId w:val="3"/>
+  </w:num>
+  <w:num w:numId="7">
     <w:abstractNumId w:val="0"/>
   </w:num>
-  <w:num w:numId="4">
-    <w:abstractNumId w:val="2"/>
-  </w:num>
-  <w:num w:numId="5">
-    <w:abstractNumId w:val="6"/>
-  </w:num>
-  <w:num w:numId="6">
-    <w:abstractNumId w:val="7"/>
-  </w:num>
-  <w:num w:numId="7">
-    <w:abstractNumId w:val="8"/>
-  </w:num>
   <w:num w:numId="8">
-    <w:abstractNumId w:val="4"/>
+    <w:abstractNumId w:val="11"/>
   </w:num>
   <w:num w:numId="9">
-    <w:abstractNumId w:val="10"/>
+    <w:abstractNumId w:val="4"/>
   </w:num>
   <w:num w:numId="10">
     <w:abstractNumId w:val="5"/>
   </w:num>
   <w:num w:numId="11">
-    <w:abstractNumId w:val="11"/>
+    <w:abstractNumId w:val="8"/>
   </w:num>
   <w:num w:numId="12">
-    <w:abstractNumId w:val="3"/>
+    <w:abstractNumId w:val="10"/>
   </w:num>
 </w:numbering>
 </file>
@@ -5123,7 +5404,7 @@
     <w:basedOn w:val="a0"/>
     <w:uiPriority w:val="20"/>
     <w:qFormat/>
-    <w:rsid w:val="00EC077A"/>
+    <w:rsid w:val="009A7865"/>
     <w:rPr>
       <w:i/>
       <w:iCs/>

--- a/test/ztmpTrue.docx
+++ b/test/ztmpTrue.docx
@@ -247,7 +247,7 @@
         <w:rPr>
           <w:rFonts w:ascii="Times New Roman" w:eastAsia="標楷體" w:hAnsi="Times New Roman" w:cs="Times New Roman" w:hint="eastAsia"/>
         </w:rPr>
-        <w:pict w14:anchorId="0DDCD1F3">
+        <w:pict w14:anchorId="510D99EE">
           <v:rect id="_x0000_i1025" style="width:0;height:1.5pt" o:hralign="center" o:hrstd="t" o:hr="t" fillcolor="#a0a0a0" stroked="f"/>
         </w:pict>
       </w:r>
@@ -500,7 +500,7 @@
         <w:rPr>
           <w:rFonts w:ascii="Times New Roman" w:eastAsia="標楷體" w:hAnsi="Times New Roman" w:cs="Times New Roman" w:hint="eastAsia"/>
         </w:rPr>
-        <w:pict w14:anchorId="6B6F1325">
+        <w:pict w14:anchorId="11D71AF4">
           <v:rect id="_x0000_i1026" style="width:0;height:1.5pt" o:hralign="center" o:hrstd="t" o:hr="t" fillcolor="#a0a0a0" stroked="f"/>
         </w:pict>
       </w:r>
@@ -1241,7 +1241,7 @@
         <w:rPr>
           <w:rFonts w:ascii="Times New Roman" w:eastAsia="標楷體" w:hAnsi="Times New Roman" w:cs="Times New Roman" w:hint="eastAsia"/>
         </w:rPr>
-        <w:pict w14:anchorId="1F3E514E">
+        <w:pict w14:anchorId="0431ADCE">
           <v:rect id="_x0000_i1027" style="width:0;height:1.5pt" o:hralign="center" o:hrstd="t" o:hr="t" fillcolor="#a0a0a0" stroked="f"/>
         </w:pict>
       </w:r>
@@ -1801,7 +1801,7 @@
         <w:rPr>
           <w:rFonts w:ascii="Times New Roman" w:eastAsia="標楷體" w:hAnsi="Times New Roman" w:cs="Times New Roman" w:hint="eastAsia"/>
         </w:rPr>
-        <w:pict w14:anchorId="34C1CF50">
+        <w:pict w14:anchorId="00E55CEE">
           <v:rect id="_x0000_i1028" style="width:0;height:1.5pt" o:hralign="center" o:hrstd="t" o:hr="t" fillcolor="#a0a0a0" stroked="f"/>
         </w:pict>
       </w:r>
@@ -1993,7 +1993,7 @@
           <w:noProof/>
         </w:rPr>
         <w:drawing>
-          <wp:inline distT="0" distB="0" distL="0" distR="0" wp14:anchorId="56127951" wp14:editId="1DC5042D">
+          <wp:inline distT="0" distB="0" distL="0" distR="0" wp14:anchorId="62DC3798" wp14:editId="354D9E75">
             <wp:extent cx="2637155" cy="2637155"/>
             <wp:effectExtent l="0" t="0" r="0" b="0"/>
             <wp:docPr id="5" name="圖片 5"/>
@@ -2053,7 +2053,7 @@
         <w:rPr>
           <w:rFonts w:ascii="Times New Roman" w:eastAsia="標楷體" w:hAnsi="Times New Roman" w:cs="Times New Roman" w:hint="eastAsia"/>
         </w:rPr>
-        <w:pict w14:anchorId="0A3B0FD3">
+        <w:pict w14:anchorId="7A2AC690">
           <v:rect id="_x0000_i1029" style="width:0;height:1.5pt" o:hralign="center" o:hrstd="t" o:hr="t" fillcolor="#a0a0a0" stroked="f"/>
         </w:pict>
       </w:r>
@@ -2316,7 +2316,7 @@
         <w:rPr>
           <w:rFonts w:ascii="Times New Roman" w:eastAsia="標楷體" w:hAnsi="Times New Roman" w:cs="Times New Roman" w:hint="eastAsia"/>
         </w:rPr>
-        <w:pict w14:anchorId="16DACA60">
+        <w:pict w14:anchorId="561073AE">
           <v:rect id="_x0000_i1030" style="width:0;height:1.5pt" o:hralign="center" o:hrstd="t" o:hr="t" fillcolor="#a0a0a0" stroked="f"/>
         </w:pict>
       </w:r>
@@ -2493,7 +2493,7 @@
         <w:rPr>
           <w:rFonts w:ascii="Times New Roman" w:eastAsia="標楷體" w:hAnsi="Times New Roman" w:cs="Times New Roman" w:hint="eastAsia"/>
         </w:rPr>
-        <w:pict w14:anchorId="62928B9B">
+        <w:pict w14:anchorId="5032B8D8">
           <v:rect id="_x0000_i1031" style="width:0;height:1.5pt" o:hralign="center" o:hrstd="t" o:hr="t" fillcolor="#a0a0a0" stroked="f"/>
         </w:pict>
       </w:r>
@@ -2666,7 +2666,7 @@
         <w:rPr>
           <w:rFonts w:ascii="Times New Roman" w:eastAsia="標楷體" w:hAnsi="Times New Roman" w:cs="Times New Roman" w:hint="eastAsia"/>
         </w:rPr>
-        <w:pict w14:anchorId="2B02A522">
+        <w:pict w14:anchorId="44EA201E">
           <v:rect id="_x0000_i1032" style="width:0;height:1.5pt" o:hralign="center" o:hrstd="t" o:hr="t" fillcolor="#a0a0a0" stroked="f"/>
         </w:pict>
       </w:r>
@@ -2947,8 +2947,951 @@
         <w:rPr>
           <w:rFonts w:ascii="Times New Roman" w:eastAsia="標楷體" w:hAnsi="Times New Roman" w:cs="Times New Roman" w:hint="eastAsia"/>
         </w:rPr>
-        <w:pict w14:anchorId="1F85CB71">
+        <w:pict w14:anchorId="64DEFD15">
           <v:rect id="_x0000_i1033" style="width:0;height:1.5pt" o:hralign="center" o:hrstd="t" o:hr="t" fillcolor="#a0a0a0" stroked="f"/>
+        </w:pict>
+      </w:r>
+    </w:p>
+    <w:p>
+      <w:pPr>
+        <w:spacing w:before="120" w:beforeAutospacing="1" w:after="120" w:afterAutospacing="1"/>
+        <w:outlineLvl w:val="2"/>
+        <w:rPr>
+          <w:rFonts w:ascii="Times New Roman" w:eastAsia="標楷體" w:hAnsi="Times New Roman" w:cs="Times New Roman" w:hint="eastAsia"/>
+          <w:b/>
+          <w:bCs/>
+          <w:sz w:val="32"/>
+          <w:szCs w:val="32"/>
+        </w:rPr>
+      </w:pPr>
+      <w:r>
+        <w:rPr>
+          <w:rFonts w:ascii="Times New Roman" w:eastAsia="標楷體" w:hAnsi="Times New Roman" w:cs="Times New Roman" w:hint="eastAsia"/>
+          <w:b/>
+          <w:bCs/>
+          <w:sz w:val="32"/>
+          <w:szCs w:val="32"/>
+        </w:rPr>
+        <w:t>八、表格水平置中測試（轉</w:t>
+      </w:r>
+      <w:r>
+        <w:rPr>
+          <w:rFonts w:ascii="Times New Roman" w:eastAsia="標楷體" w:hAnsi="Times New Roman" w:cs="Times New Roman" w:hint="eastAsia"/>
+          <w:b/>
+          <w:bCs/>
+          <w:sz w:val="32"/>
+          <w:szCs w:val="32"/>
+        </w:rPr>
+        <w:t>Docx</w:t>
+      </w:r>
+      <w:r>
+        <w:rPr>
+          <w:rFonts w:ascii="Times New Roman" w:eastAsia="標楷體" w:hAnsi="Times New Roman" w:cs="Times New Roman" w:hint="eastAsia"/>
+          <w:b/>
+          <w:bCs/>
+          <w:sz w:val="32"/>
+          <w:szCs w:val="32"/>
+        </w:rPr>
+        <w:t>）</w:t>
+      </w:r>
+    </w:p>
+    <w:p>
+      <w:pPr>
+        <w:spacing w:before="120" w:beforeAutospacing="1" w:after="120" w:afterAutospacing="1"/>
+        <w:outlineLvl w:val="3"/>
+        <w:rPr>
+          <w:rFonts w:ascii="Times New Roman" w:eastAsia="標楷體" w:hAnsi="Times New Roman" w:cs="Times New Roman" w:hint="eastAsia"/>
+          <w:b/>
+          <w:bCs/>
+          <w:sz w:val="28"/>
+          <w:szCs w:val="28"/>
+        </w:rPr>
+      </w:pPr>
+      <w:r>
+        <w:rPr>
+          <w:rFonts w:ascii="Times New Roman" w:eastAsia="標楷體" w:hAnsi="Times New Roman" w:cs="Times New Roman" w:hint="eastAsia"/>
+          <w:b/>
+          <w:bCs/>
+          <w:sz w:val="28"/>
+          <w:szCs w:val="28"/>
+        </w:rPr>
+        <w:t xml:space="preserve">8.1 </w:t>
+      </w:r>
+      <w:r>
+        <w:rPr>
+          <w:rFonts w:ascii="Times New Roman" w:eastAsia="標楷體" w:hAnsi="Times New Roman" w:cs="Times New Roman" w:hint="eastAsia"/>
+          <w:b/>
+          <w:bCs/>
+          <w:sz w:val="28"/>
+          <w:szCs w:val="28"/>
+        </w:rPr>
+        <w:t>基本表格（對照組</w:t>
+      </w:r>
+      <w:r>
+        <w:rPr>
+          <w:rFonts w:ascii="Times New Roman" w:eastAsia="標楷體" w:hAnsi="Times New Roman" w:cs="Times New Roman" w:hint="eastAsia"/>
+          <w:b/>
+          <w:bCs/>
+          <w:sz w:val="28"/>
+          <w:szCs w:val="28"/>
+        </w:rPr>
+        <w:t xml:space="preserve">, </w:t>
+      </w:r>
+      <w:r>
+        <w:rPr>
+          <w:rFonts w:ascii="Times New Roman" w:eastAsia="標楷體" w:hAnsi="Times New Roman" w:cs="Times New Roman" w:hint="eastAsia"/>
+          <w:b/>
+          <w:bCs/>
+          <w:sz w:val="28"/>
+          <w:szCs w:val="28"/>
+        </w:rPr>
+        <w:t>預設靠左）</w:t>
+      </w:r>
+    </w:p>
+    <w:tbl>
+      <w:tblPr>
+        <w:tblW w:w="0" w:type="auto"/>
+        <w:tblCellMar>
+          <w:left w:w="0" w:type="dxa"/>
+          <w:right w:w="0" w:type="dxa"/>
+        </w:tblCellMar>
+        <w:tblLook w:val="04A0" w:firstRow="1" w:lastRow="0" w:firstColumn="1" w:lastColumn="0" w:noHBand="0" w:noVBand="1"/>
+      </w:tblPr>
+      <w:tblGrid>
+        <w:gridCol w:w="1051"/>
+        <w:gridCol w:w="1051"/>
+        <w:gridCol w:w="1051"/>
+      </w:tblGrid>
+      <w:tr>
+        <w:trPr>
+          <w:tblHeader/>
+        </w:trPr>
+        <w:tc>
+          <w:tcPr>
+            <w:tcW w:w="0" w:type="auto"/>
+            <w:tcBorders>
+              <w:top w:val="single" w:sz="6" w:space="0" w:color="666666"/>
+              <w:left w:val="single" w:sz="6" w:space="0" w:color="666666"/>
+              <w:bottom w:val="single" w:sz="2" w:space="0" w:color="666666"/>
+              <w:right w:val="single" w:sz="6" w:space="0" w:color="666666"/>
+            </w:tcBorders>
+            <w:shd w:val="clear" w:color="auto" w:fill="EEEEEE"/>
+            <w:tcMar>
+              <w:top w:w="90" w:type="dxa"/>
+              <w:left w:w="195" w:type="dxa"/>
+              <w:bottom w:w="90" w:type="dxa"/>
+              <w:right w:w="195" w:type="dxa"/>
+            </w:tcMar>
+            <w:vAlign w:val="center"/>
+            <w:hideMark/>
+          </w:tcPr>
+          <w:p>
+            <w:pPr>
+              <w:spacing w:before="120" w:after="120"/>
+              <w:jc w:val="center"/>
+              <w:rPr>
+                <w:rFonts w:ascii="Times New Roman" w:eastAsia="標楷體" w:hAnsi="Times New Roman" w:cs="Times New Roman" w:hint="eastAsia"/>
+                <w:b/>
+                <w:bCs/>
+                <w:sz w:val="22"/>
+                <w:szCs w:val="22"/>
+              </w:rPr>
+            </w:pPr>
+            <w:r>
+              <w:rPr>
+                <w:rFonts w:ascii="Times New Roman" w:eastAsia="標楷體" w:hAnsi="Times New Roman" w:cs="Times New Roman" w:hint="eastAsia"/>
+                <w:b/>
+                <w:bCs/>
+                <w:sz w:val="22"/>
+                <w:szCs w:val="22"/>
+              </w:rPr>
+              <w:t>欄位一</w:t>
+            </w:r>
+          </w:p>
+        </w:tc>
+        <w:tc>
+          <w:tcPr>
+            <w:tcW w:w="0" w:type="auto"/>
+            <w:tcBorders>
+              <w:top w:val="single" w:sz="6" w:space="0" w:color="666666"/>
+              <w:left w:val="single" w:sz="6" w:space="0" w:color="666666"/>
+              <w:bottom w:val="single" w:sz="2" w:space="0" w:color="666666"/>
+              <w:right w:val="single" w:sz="6" w:space="0" w:color="666666"/>
+            </w:tcBorders>
+            <w:shd w:val="clear" w:color="auto" w:fill="EEEEEE"/>
+            <w:tcMar>
+              <w:top w:w="90" w:type="dxa"/>
+              <w:left w:w="195" w:type="dxa"/>
+              <w:bottom w:w="90" w:type="dxa"/>
+              <w:right w:w="195" w:type="dxa"/>
+            </w:tcMar>
+            <w:vAlign w:val="center"/>
+            <w:hideMark/>
+          </w:tcPr>
+          <w:p>
+            <w:pPr>
+              <w:spacing w:before="120" w:after="120"/>
+              <w:jc w:val="center"/>
+              <w:rPr>
+                <w:rFonts w:ascii="Times New Roman" w:eastAsia="標楷體" w:hAnsi="Times New Roman" w:cs="Times New Roman" w:hint="eastAsia"/>
+                <w:b/>
+                <w:bCs/>
+                <w:sz w:val="22"/>
+                <w:szCs w:val="22"/>
+              </w:rPr>
+            </w:pPr>
+            <w:r>
+              <w:rPr>
+                <w:rFonts w:ascii="Times New Roman" w:eastAsia="標楷體" w:hAnsi="Times New Roman" w:cs="Times New Roman" w:hint="eastAsia"/>
+                <w:b/>
+                <w:bCs/>
+                <w:sz w:val="22"/>
+                <w:szCs w:val="22"/>
+              </w:rPr>
+              <w:t>欄位二</w:t>
+            </w:r>
+          </w:p>
+        </w:tc>
+        <w:tc>
+          <w:tcPr>
+            <w:tcW w:w="0" w:type="auto"/>
+            <w:tcBorders>
+              <w:top w:val="single" w:sz="6" w:space="0" w:color="666666"/>
+              <w:left w:val="single" w:sz="6" w:space="0" w:color="666666"/>
+              <w:bottom w:val="single" w:sz="2" w:space="0" w:color="666666"/>
+              <w:right w:val="single" w:sz="6" w:space="0" w:color="666666"/>
+            </w:tcBorders>
+            <w:shd w:val="clear" w:color="auto" w:fill="EEEEEE"/>
+            <w:tcMar>
+              <w:top w:w="90" w:type="dxa"/>
+              <w:left w:w="195" w:type="dxa"/>
+              <w:bottom w:w="90" w:type="dxa"/>
+              <w:right w:w="195" w:type="dxa"/>
+            </w:tcMar>
+            <w:vAlign w:val="center"/>
+            <w:hideMark/>
+          </w:tcPr>
+          <w:p>
+            <w:pPr>
+              <w:spacing w:before="120" w:after="120"/>
+              <w:jc w:val="center"/>
+              <w:rPr>
+                <w:rFonts w:ascii="Times New Roman" w:eastAsia="標楷體" w:hAnsi="Times New Roman" w:cs="Times New Roman" w:hint="eastAsia"/>
+                <w:b/>
+                <w:bCs/>
+                <w:sz w:val="22"/>
+                <w:szCs w:val="22"/>
+              </w:rPr>
+            </w:pPr>
+            <w:r>
+              <w:rPr>
+                <w:rFonts w:ascii="Times New Roman" w:eastAsia="標楷體" w:hAnsi="Times New Roman" w:cs="Times New Roman" w:hint="eastAsia"/>
+                <w:b/>
+                <w:bCs/>
+                <w:sz w:val="22"/>
+                <w:szCs w:val="22"/>
+              </w:rPr>
+              <w:t>欄位三</w:t>
+            </w:r>
+          </w:p>
+        </w:tc>
+      </w:tr>
+      <w:tr>
+        <w:tc>
+          <w:tcPr>
+            <w:tcW w:w="0" w:type="auto"/>
+            <w:tcBorders>
+              <w:top w:val="single" w:sz="6" w:space="0" w:color="666666"/>
+              <w:left w:val="single" w:sz="6" w:space="0" w:color="666666"/>
+              <w:bottom w:val="single" w:sz="6" w:space="0" w:color="666666"/>
+              <w:right w:val="single" w:sz="6" w:space="0" w:color="666666"/>
+            </w:tcBorders>
+            <w:tcMar>
+              <w:top w:w="90" w:type="dxa"/>
+              <w:left w:w="195" w:type="dxa"/>
+              <w:bottom w:w="90" w:type="dxa"/>
+              <w:right w:w="195" w:type="dxa"/>
+            </w:tcMar>
+            <w:vAlign w:val="center"/>
+            <w:hideMark/>
+          </w:tcPr>
+          <w:p>
+            <w:pPr>
+              <w:spacing w:before="120" w:after="120"/>
+              <w:rPr>
+                <w:rFonts w:ascii="Times New Roman" w:eastAsia="標楷體" w:hAnsi="Times New Roman" w:cs="Times New Roman" w:hint="eastAsia"/>
+                <w:sz w:val="22"/>
+                <w:szCs w:val="22"/>
+              </w:rPr>
+            </w:pPr>
+            <w:r>
+              <w:rPr>
+                <w:rFonts w:ascii="Times New Roman" w:eastAsia="標楷體" w:hAnsi="Times New Roman" w:cs="Times New Roman" w:hint="eastAsia"/>
+                <w:sz w:val="22"/>
+                <w:szCs w:val="22"/>
+              </w:rPr>
+              <w:t>A1</w:t>
+            </w:r>
+          </w:p>
+        </w:tc>
+        <w:tc>
+          <w:tcPr>
+            <w:tcW w:w="0" w:type="auto"/>
+            <w:tcBorders>
+              <w:top w:val="single" w:sz="6" w:space="0" w:color="666666"/>
+              <w:left w:val="single" w:sz="6" w:space="0" w:color="666666"/>
+              <w:bottom w:val="single" w:sz="6" w:space="0" w:color="666666"/>
+              <w:right w:val="single" w:sz="6" w:space="0" w:color="666666"/>
+            </w:tcBorders>
+            <w:tcMar>
+              <w:top w:w="90" w:type="dxa"/>
+              <w:left w:w="195" w:type="dxa"/>
+              <w:bottom w:w="90" w:type="dxa"/>
+              <w:right w:w="195" w:type="dxa"/>
+            </w:tcMar>
+            <w:vAlign w:val="center"/>
+            <w:hideMark/>
+          </w:tcPr>
+          <w:p>
+            <w:pPr>
+              <w:spacing w:before="120" w:after="120"/>
+              <w:rPr>
+                <w:rFonts w:ascii="Times New Roman" w:eastAsia="標楷體" w:hAnsi="Times New Roman" w:cs="Times New Roman" w:hint="eastAsia"/>
+                <w:sz w:val="22"/>
+                <w:szCs w:val="22"/>
+              </w:rPr>
+            </w:pPr>
+            <w:r>
+              <w:rPr>
+                <w:rFonts w:ascii="Times New Roman" w:eastAsia="標楷體" w:hAnsi="Times New Roman" w:cs="Times New Roman" w:hint="eastAsia"/>
+                <w:sz w:val="22"/>
+                <w:szCs w:val="22"/>
+              </w:rPr>
+              <w:t>B1</w:t>
+            </w:r>
+          </w:p>
+        </w:tc>
+        <w:tc>
+          <w:tcPr>
+            <w:tcW w:w="0" w:type="auto"/>
+            <w:tcBorders>
+              <w:top w:val="single" w:sz="6" w:space="0" w:color="666666"/>
+              <w:left w:val="single" w:sz="6" w:space="0" w:color="666666"/>
+              <w:bottom w:val="single" w:sz="6" w:space="0" w:color="666666"/>
+              <w:right w:val="single" w:sz="6" w:space="0" w:color="666666"/>
+            </w:tcBorders>
+            <w:tcMar>
+              <w:top w:w="90" w:type="dxa"/>
+              <w:left w:w="195" w:type="dxa"/>
+              <w:bottom w:w="90" w:type="dxa"/>
+              <w:right w:w="195" w:type="dxa"/>
+            </w:tcMar>
+            <w:vAlign w:val="center"/>
+            <w:hideMark/>
+          </w:tcPr>
+          <w:p>
+            <w:pPr>
+              <w:spacing w:before="120" w:after="120"/>
+              <w:rPr>
+                <w:rFonts w:ascii="Times New Roman" w:eastAsia="標楷體" w:hAnsi="Times New Roman" w:cs="Times New Roman" w:hint="eastAsia"/>
+                <w:sz w:val="22"/>
+                <w:szCs w:val="22"/>
+              </w:rPr>
+            </w:pPr>
+            <w:r>
+              <w:rPr>
+                <w:rFonts w:ascii="Times New Roman" w:eastAsia="標楷體" w:hAnsi="Times New Roman" w:cs="Times New Roman" w:hint="eastAsia"/>
+                <w:sz w:val="22"/>
+                <w:szCs w:val="22"/>
+              </w:rPr>
+              <w:t>C1</w:t>
+            </w:r>
+          </w:p>
+        </w:tc>
+      </w:tr>
+      <w:tr>
+        <w:tc>
+          <w:tcPr>
+            <w:tcW w:w="0" w:type="auto"/>
+            <w:tcBorders>
+              <w:top w:val="single" w:sz="6" w:space="0" w:color="666666"/>
+              <w:left w:val="single" w:sz="6" w:space="0" w:color="666666"/>
+              <w:bottom w:val="single" w:sz="6" w:space="0" w:color="666666"/>
+              <w:right w:val="single" w:sz="6" w:space="0" w:color="666666"/>
+            </w:tcBorders>
+            <w:tcMar>
+              <w:top w:w="90" w:type="dxa"/>
+              <w:left w:w="195" w:type="dxa"/>
+              <w:bottom w:w="90" w:type="dxa"/>
+              <w:right w:w="195" w:type="dxa"/>
+            </w:tcMar>
+            <w:vAlign w:val="center"/>
+            <w:hideMark/>
+          </w:tcPr>
+          <w:p>
+            <w:pPr>
+              <w:spacing w:before="120" w:after="120"/>
+              <w:rPr>
+                <w:rFonts w:ascii="Times New Roman" w:eastAsia="標楷體" w:hAnsi="Times New Roman" w:cs="Times New Roman" w:hint="eastAsia"/>
+                <w:sz w:val="22"/>
+                <w:szCs w:val="22"/>
+              </w:rPr>
+            </w:pPr>
+            <w:r>
+              <w:rPr>
+                <w:rFonts w:ascii="Times New Roman" w:eastAsia="標楷體" w:hAnsi="Times New Roman" w:cs="Times New Roman" w:hint="eastAsia"/>
+                <w:sz w:val="22"/>
+                <w:szCs w:val="22"/>
+              </w:rPr>
+              <w:t>A2</w:t>
+            </w:r>
+          </w:p>
+        </w:tc>
+        <w:tc>
+          <w:tcPr>
+            <w:tcW w:w="0" w:type="auto"/>
+            <w:tcBorders>
+              <w:top w:val="single" w:sz="6" w:space="0" w:color="666666"/>
+              <w:left w:val="single" w:sz="6" w:space="0" w:color="666666"/>
+              <w:bottom w:val="single" w:sz="6" w:space="0" w:color="666666"/>
+              <w:right w:val="single" w:sz="6" w:space="0" w:color="666666"/>
+            </w:tcBorders>
+            <w:tcMar>
+              <w:top w:w="90" w:type="dxa"/>
+              <w:left w:w="195" w:type="dxa"/>
+              <w:bottom w:w="90" w:type="dxa"/>
+              <w:right w:w="195" w:type="dxa"/>
+            </w:tcMar>
+            <w:vAlign w:val="center"/>
+            <w:hideMark/>
+          </w:tcPr>
+          <w:p>
+            <w:pPr>
+              <w:spacing w:before="120" w:after="120"/>
+              <w:rPr>
+                <w:rFonts w:ascii="Times New Roman" w:eastAsia="標楷體" w:hAnsi="Times New Roman" w:cs="Times New Roman" w:hint="eastAsia"/>
+                <w:sz w:val="22"/>
+                <w:szCs w:val="22"/>
+              </w:rPr>
+            </w:pPr>
+            <w:r>
+              <w:rPr>
+                <w:rFonts w:ascii="Times New Roman" w:eastAsia="標楷體" w:hAnsi="Times New Roman" w:cs="Times New Roman" w:hint="eastAsia"/>
+                <w:sz w:val="22"/>
+                <w:szCs w:val="22"/>
+              </w:rPr>
+              <w:t>B2</w:t>
+            </w:r>
+          </w:p>
+        </w:tc>
+        <w:tc>
+          <w:tcPr>
+            <w:tcW w:w="0" w:type="auto"/>
+            <w:tcBorders>
+              <w:top w:val="single" w:sz="6" w:space="0" w:color="666666"/>
+              <w:left w:val="single" w:sz="6" w:space="0" w:color="666666"/>
+              <w:bottom w:val="single" w:sz="6" w:space="0" w:color="666666"/>
+              <w:right w:val="single" w:sz="6" w:space="0" w:color="666666"/>
+            </w:tcBorders>
+            <w:tcMar>
+              <w:top w:w="90" w:type="dxa"/>
+              <w:left w:w="195" w:type="dxa"/>
+              <w:bottom w:w="90" w:type="dxa"/>
+              <w:right w:w="195" w:type="dxa"/>
+            </w:tcMar>
+            <w:vAlign w:val="center"/>
+            <w:hideMark/>
+          </w:tcPr>
+          <w:p>
+            <w:pPr>
+              <w:spacing w:before="120" w:after="120"/>
+              <w:rPr>
+                <w:rFonts w:ascii="Times New Roman" w:eastAsia="標楷體" w:hAnsi="Times New Roman" w:cs="Times New Roman" w:hint="eastAsia"/>
+                <w:sz w:val="22"/>
+                <w:szCs w:val="22"/>
+              </w:rPr>
+            </w:pPr>
+            <w:r>
+              <w:rPr>
+                <w:rFonts w:ascii="Times New Roman" w:eastAsia="標楷體" w:hAnsi="Times New Roman" w:cs="Times New Roman" w:hint="eastAsia"/>
+                <w:sz w:val="22"/>
+                <w:szCs w:val="22"/>
+              </w:rPr>
+              <w:t>C2</w:t>
+            </w:r>
+          </w:p>
+        </w:tc>
+      </w:tr>
+    </w:tbl>
+    <w:p>
+      <w:pPr>
+        <w:spacing w:before="120" w:beforeAutospacing="1" w:after="120" w:afterAutospacing="1"/>
+        <w:outlineLvl w:val="3"/>
+        <w:rPr>
+          <w:rFonts w:ascii="Times New Roman" w:eastAsia="標楷體" w:hAnsi="Times New Roman" w:cs="Times New Roman" w:hint="eastAsia"/>
+          <w:b/>
+          <w:bCs/>
+          <w:sz w:val="28"/>
+          <w:szCs w:val="28"/>
+        </w:rPr>
+      </w:pPr>
+      <w:r>
+        <w:rPr>
+          <w:rFonts w:ascii="Times New Roman" w:eastAsia="標楷體" w:hAnsi="Times New Roman" w:cs="Times New Roman" w:hint="eastAsia"/>
+          <w:b/>
+          <w:bCs/>
+          <w:sz w:val="28"/>
+          <w:szCs w:val="28"/>
+        </w:rPr>
+        <w:t xml:space="preserve">8.2 </w:t>
+      </w:r>
+      <w:r>
+        <w:rPr>
+          <w:rFonts w:ascii="Times New Roman" w:eastAsia="標楷體" w:hAnsi="Times New Roman" w:cs="Times New Roman" w:hint="eastAsia"/>
+          <w:b/>
+          <w:bCs/>
+          <w:sz w:val="28"/>
+          <w:szCs w:val="28"/>
+        </w:rPr>
+        <w:t>表格水平置中（</w:t>
+      </w:r>
+      <w:r>
+        <w:rPr>
+          <w:rFonts w:ascii="Times New Roman" w:eastAsia="標楷體" w:hAnsi="Times New Roman" w:cs="Times New Roman" w:hint="eastAsia"/>
+          <w:b/>
+          <w:bCs/>
+          <w:sz w:val="28"/>
+          <w:szCs w:val="28"/>
+        </w:rPr>
+        <w:t>div+text-align:center</w:t>
+      </w:r>
+      <w:r>
+        <w:rPr>
+          <w:rFonts w:ascii="Times New Roman" w:eastAsia="標楷體" w:hAnsi="Times New Roman" w:cs="Times New Roman" w:hint="eastAsia"/>
+          <w:b/>
+          <w:bCs/>
+          <w:sz w:val="28"/>
+          <w:szCs w:val="28"/>
+        </w:rPr>
+        <w:t>轉</w:t>
+      </w:r>
+      <w:r>
+        <w:rPr>
+          <w:rFonts w:ascii="Times New Roman" w:eastAsia="標楷體" w:hAnsi="Times New Roman" w:cs="Times New Roman" w:hint="eastAsia"/>
+          <w:b/>
+          <w:bCs/>
+          <w:sz w:val="28"/>
+          <w:szCs w:val="28"/>
+        </w:rPr>
+        <w:t>Docx</w:t>
+      </w:r>
+      <w:r>
+        <w:rPr>
+          <w:rFonts w:ascii="Times New Roman" w:eastAsia="標楷體" w:hAnsi="Times New Roman" w:cs="Times New Roman" w:hint="eastAsia"/>
+          <w:b/>
+          <w:bCs/>
+          <w:sz w:val="28"/>
+          <w:szCs w:val="28"/>
+        </w:rPr>
+        <w:t>水平置中）</w:t>
+      </w:r>
+    </w:p>
+    <w:tbl>
+      <w:tblPr>
+        <w:tblW w:w="0" w:type="auto"/>
+        <w:jc w:val="center"/>
+        <w:tblCellMar>
+          <w:left w:w="0" w:type="dxa"/>
+          <w:right w:w="0" w:type="dxa"/>
+        </w:tblCellMar>
+        <w:tblLook w:val="04A0" w:firstRow="1" w:lastRow="0" w:firstColumn="1" w:lastColumn="0" w:noHBand="0" w:noVBand="1"/>
+      </w:tblPr>
+      <w:tblGrid>
+        <w:gridCol w:w="1051"/>
+        <w:gridCol w:w="1051"/>
+        <w:gridCol w:w="1051"/>
+      </w:tblGrid>
+      <w:tr>
+        <w:trPr>
+          <w:tblHeader/>
+          <w:jc w:val="center"/>
+        </w:trPr>
+        <w:tc>
+          <w:tcPr>
+            <w:tcW w:w="0" w:type="auto"/>
+            <w:tcBorders>
+              <w:top w:val="single" w:sz="6" w:space="0" w:color="666666"/>
+              <w:left w:val="single" w:sz="6" w:space="0" w:color="666666"/>
+              <w:bottom w:val="single" w:sz="2" w:space="0" w:color="666666"/>
+              <w:right w:val="single" w:sz="6" w:space="0" w:color="666666"/>
+            </w:tcBorders>
+            <w:shd w:val="clear" w:color="auto" w:fill="EEEEEE"/>
+            <w:tcMar>
+              <w:top w:w="90" w:type="dxa"/>
+              <w:left w:w="195" w:type="dxa"/>
+              <w:bottom w:w="90" w:type="dxa"/>
+              <w:right w:w="195" w:type="dxa"/>
+            </w:tcMar>
+            <w:vAlign w:val="center"/>
+            <w:hideMark/>
+          </w:tcPr>
+          <w:p>
+            <w:pPr>
+              <w:spacing w:before="120" w:after="120"/>
+              <w:jc w:val="center"/>
+              <w:rPr>
+                <w:rFonts w:ascii="Times New Roman" w:eastAsia="標楷體" w:hAnsi="Times New Roman" w:cs="Times New Roman" w:hint="eastAsia"/>
+                <w:b/>
+                <w:bCs/>
+                <w:sz w:val="22"/>
+                <w:szCs w:val="22"/>
+              </w:rPr>
+            </w:pPr>
+            <w:r>
+              <w:rPr>
+                <w:rFonts w:ascii="Times New Roman" w:eastAsia="標楷體" w:hAnsi="Times New Roman" w:cs="Times New Roman" w:hint="eastAsia"/>
+                <w:b/>
+                <w:bCs/>
+                <w:sz w:val="22"/>
+                <w:szCs w:val="22"/>
+              </w:rPr>
+              <w:t>欄位一</w:t>
+            </w:r>
+          </w:p>
+        </w:tc>
+        <w:tc>
+          <w:tcPr>
+            <w:tcW w:w="0" w:type="auto"/>
+            <w:tcBorders>
+              <w:top w:val="single" w:sz="6" w:space="0" w:color="666666"/>
+              <w:left w:val="single" w:sz="6" w:space="0" w:color="666666"/>
+              <w:bottom w:val="single" w:sz="2" w:space="0" w:color="666666"/>
+              <w:right w:val="single" w:sz="6" w:space="0" w:color="666666"/>
+            </w:tcBorders>
+            <w:shd w:val="clear" w:color="auto" w:fill="EEEEEE"/>
+            <w:tcMar>
+              <w:top w:w="90" w:type="dxa"/>
+              <w:left w:w="195" w:type="dxa"/>
+              <w:bottom w:w="90" w:type="dxa"/>
+              <w:right w:w="195" w:type="dxa"/>
+            </w:tcMar>
+            <w:vAlign w:val="center"/>
+            <w:hideMark/>
+          </w:tcPr>
+          <w:p>
+            <w:pPr>
+              <w:spacing w:before="120" w:after="120"/>
+              <w:jc w:val="center"/>
+              <w:rPr>
+                <w:rFonts w:ascii="Times New Roman" w:eastAsia="標楷體" w:hAnsi="Times New Roman" w:cs="Times New Roman" w:hint="eastAsia"/>
+                <w:b/>
+                <w:bCs/>
+                <w:sz w:val="22"/>
+                <w:szCs w:val="22"/>
+              </w:rPr>
+            </w:pPr>
+            <w:r>
+              <w:rPr>
+                <w:rFonts w:ascii="Times New Roman" w:eastAsia="標楷體" w:hAnsi="Times New Roman" w:cs="Times New Roman" w:hint="eastAsia"/>
+                <w:b/>
+                <w:bCs/>
+                <w:sz w:val="22"/>
+                <w:szCs w:val="22"/>
+              </w:rPr>
+              <w:t>欄位二</w:t>
+            </w:r>
+          </w:p>
+        </w:tc>
+        <w:tc>
+          <w:tcPr>
+            <w:tcW w:w="0" w:type="auto"/>
+            <w:tcBorders>
+              <w:top w:val="single" w:sz="6" w:space="0" w:color="666666"/>
+              <w:left w:val="single" w:sz="6" w:space="0" w:color="666666"/>
+              <w:bottom w:val="single" w:sz="2" w:space="0" w:color="666666"/>
+              <w:right w:val="single" w:sz="6" w:space="0" w:color="666666"/>
+            </w:tcBorders>
+            <w:shd w:val="clear" w:color="auto" w:fill="EEEEEE"/>
+            <w:tcMar>
+              <w:top w:w="90" w:type="dxa"/>
+              <w:left w:w="195" w:type="dxa"/>
+              <w:bottom w:w="90" w:type="dxa"/>
+              <w:right w:w="195" w:type="dxa"/>
+            </w:tcMar>
+            <w:vAlign w:val="center"/>
+            <w:hideMark/>
+          </w:tcPr>
+          <w:p>
+            <w:pPr>
+              <w:spacing w:before="120" w:after="120"/>
+              <w:jc w:val="center"/>
+              <w:rPr>
+                <w:rFonts w:ascii="Times New Roman" w:eastAsia="標楷體" w:hAnsi="Times New Roman" w:cs="Times New Roman" w:hint="eastAsia"/>
+                <w:b/>
+                <w:bCs/>
+                <w:sz w:val="22"/>
+                <w:szCs w:val="22"/>
+              </w:rPr>
+            </w:pPr>
+            <w:r>
+              <w:rPr>
+                <w:rFonts w:ascii="Times New Roman" w:eastAsia="標楷體" w:hAnsi="Times New Roman" w:cs="Times New Roman" w:hint="eastAsia"/>
+                <w:b/>
+                <w:bCs/>
+                <w:sz w:val="22"/>
+                <w:szCs w:val="22"/>
+              </w:rPr>
+              <w:t>欄位三</w:t>
+            </w:r>
+          </w:p>
+        </w:tc>
+      </w:tr>
+      <w:tr>
+        <w:trPr>
+          <w:jc w:val="center"/>
+        </w:trPr>
+        <w:tc>
+          <w:tcPr>
+            <w:tcW w:w="0" w:type="auto"/>
+            <w:tcBorders>
+              <w:top w:val="single" w:sz="6" w:space="0" w:color="666666"/>
+              <w:left w:val="single" w:sz="6" w:space="0" w:color="666666"/>
+              <w:bottom w:val="single" w:sz="6" w:space="0" w:color="666666"/>
+              <w:right w:val="single" w:sz="6" w:space="0" w:color="666666"/>
+            </w:tcBorders>
+            <w:tcMar>
+              <w:top w:w="90" w:type="dxa"/>
+              <w:left w:w="195" w:type="dxa"/>
+              <w:bottom w:w="90" w:type="dxa"/>
+              <w:right w:w="195" w:type="dxa"/>
+            </w:tcMar>
+            <w:vAlign w:val="center"/>
+            <w:hideMark/>
+          </w:tcPr>
+          <w:p>
+            <w:pPr>
+              <w:spacing w:before="120" w:after="120"/>
+              <w:rPr>
+                <w:rFonts w:ascii="Times New Roman" w:eastAsia="標楷體" w:hAnsi="Times New Roman" w:cs="Times New Roman" w:hint="eastAsia"/>
+                <w:sz w:val="22"/>
+                <w:szCs w:val="22"/>
+              </w:rPr>
+            </w:pPr>
+            <w:r>
+              <w:rPr>
+                <w:rFonts w:ascii="Times New Roman" w:eastAsia="標楷體" w:hAnsi="Times New Roman" w:cs="Times New Roman" w:hint="eastAsia"/>
+                <w:sz w:val="22"/>
+                <w:szCs w:val="22"/>
+              </w:rPr>
+              <w:t>A1</w:t>
+            </w:r>
+          </w:p>
+        </w:tc>
+        <w:tc>
+          <w:tcPr>
+            <w:tcW w:w="0" w:type="auto"/>
+            <w:tcBorders>
+              <w:top w:val="single" w:sz="6" w:space="0" w:color="666666"/>
+              <w:left w:val="single" w:sz="6" w:space="0" w:color="666666"/>
+              <w:bottom w:val="single" w:sz="6" w:space="0" w:color="666666"/>
+              <w:right w:val="single" w:sz="6" w:space="0" w:color="666666"/>
+            </w:tcBorders>
+            <w:tcMar>
+              <w:top w:w="90" w:type="dxa"/>
+              <w:left w:w="195" w:type="dxa"/>
+              <w:bottom w:w="90" w:type="dxa"/>
+              <w:right w:w="195" w:type="dxa"/>
+            </w:tcMar>
+            <w:vAlign w:val="center"/>
+            <w:hideMark/>
+          </w:tcPr>
+          <w:p>
+            <w:pPr>
+              <w:spacing w:before="120" w:after="120"/>
+              <w:rPr>
+                <w:rFonts w:ascii="Times New Roman" w:eastAsia="標楷體" w:hAnsi="Times New Roman" w:cs="Times New Roman" w:hint="eastAsia"/>
+                <w:sz w:val="22"/>
+                <w:szCs w:val="22"/>
+              </w:rPr>
+            </w:pPr>
+            <w:r>
+              <w:rPr>
+                <w:rFonts w:ascii="Times New Roman" w:eastAsia="標楷體" w:hAnsi="Times New Roman" w:cs="Times New Roman" w:hint="eastAsia"/>
+                <w:sz w:val="22"/>
+                <w:szCs w:val="22"/>
+              </w:rPr>
+              <w:t>B1</w:t>
+            </w:r>
+          </w:p>
+        </w:tc>
+        <w:tc>
+          <w:tcPr>
+            <w:tcW w:w="0" w:type="auto"/>
+            <w:tcBorders>
+              <w:top w:val="single" w:sz="6" w:space="0" w:color="666666"/>
+              <w:left w:val="single" w:sz="6" w:space="0" w:color="666666"/>
+              <w:bottom w:val="single" w:sz="6" w:space="0" w:color="666666"/>
+              <w:right w:val="single" w:sz="6" w:space="0" w:color="666666"/>
+            </w:tcBorders>
+            <w:tcMar>
+              <w:top w:w="90" w:type="dxa"/>
+              <w:left w:w="195" w:type="dxa"/>
+              <w:bottom w:w="90" w:type="dxa"/>
+              <w:right w:w="195" w:type="dxa"/>
+            </w:tcMar>
+            <w:vAlign w:val="center"/>
+            <w:hideMark/>
+          </w:tcPr>
+          <w:p>
+            <w:pPr>
+              <w:spacing w:before="120" w:after="120"/>
+              <w:rPr>
+                <w:rFonts w:ascii="Times New Roman" w:eastAsia="標楷體" w:hAnsi="Times New Roman" w:cs="Times New Roman" w:hint="eastAsia"/>
+                <w:sz w:val="22"/>
+                <w:szCs w:val="22"/>
+              </w:rPr>
+            </w:pPr>
+            <w:r>
+              <w:rPr>
+                <w:rFonts w:ascii="Times New Roman" w:eastAsia="標楷體" w:hAnsi="Times New Roman" w:cs="Times New Roman" w:hint="eastAsia"/>
+                <w:sz w:val="22"/>
+                <w:szCs w:val="22"/>
+              </w:rPr>
+              <w:t>C1</w:t>
+            </w:r>
+          </w:p>
+        </w:tc>
+      </w:tr>
+      <w:tr>
+        <w:trPr>
+          <w:jc w:val="center"/>
+        </w:trPr>
+        <w:tc>
+          <w:tcPr>
+            <w:tcW w:w="0" w:type="auto"/>
+            <w:tcBorders>
+              <w:top w:val="single" w:sz="6" w:space="0" w:color="666666"/>
+              <w:left w:val="single" w:sz="6" w:space="0" w:color="666666"/>
+              <w:bottom w:val="single" w:sz="6" w:space="0" w:color="666666"/>
+              <w:right w:val="single" w:sz="6" w:space="0" w:color="666666"/>
+            </w:tcBorders>
+            <w:tcMar>
+              <w:top w:w="90" w:type="dxa"/>
+              <w:left w:w="195" w:type="dxa"/>
+              <w:bottom w:w="90" w:type="dxa"/>
+              <w:right w:w="195" w:type="dxa"/>
+            </w:tcMar>
+            <w:vAlign w:val="center"/>
+            <w:hideMark/>
+          </w:tcPr>
+          <w:p>
+            <w:pPr>
+              <w:spacing w:before="120" w:after="120"/>
+              <w:rPr>
+                <w:rFonts w:ascii="Times New Roman" w:eastAsia="標楷體" w:hAnsi="Times New Roman" w:cs="Times New Roman" w:hint="eastAsia"/>
+                <w:sz w:val="22"/>
+                <w:szCs w:val="22"/>
+              </w:rPr>
+            </w:pPr>
+            <w:r>
+              <w:rPr>
+                <w:rFonts w:ascii="Times New Roman" w:eastAsia="標楷體" w:hAnsi="Times New Roman" w:cs="Times New Roman" w:hint="eastAsia"/>
+                <w:sz w:val="22"/>
+                <w:szCs w:val="22"/>
+              </w:rPr>
+              <w:t>A2</w:t>
+            </w:r>
+          </w:p>
+        </w:tc>
+        <w:tc>
+          <w:tcPr>
+            <w:tcW w:w="0" w:type="auto"/>
+            <w:tcBorders>
+              <w:top w:val="single" w:sz="6" w:space="0" w:color="666666"/>
+              <w:left w:val="single" w:sz="6" w:space="0" w:color="666666"/>
+              <w:bottom w:val="single" w:sz="6" w:space="0" w:color="666666"/>
+              <w:right w:val="single" w:sz="6" w:space="0" w:color="666666"/>
+            </w:tcBorders>
+            <w:tcMar>
+              <w:top w:w="90" w:type="dxa"/>
+              <w:left w:w="195" w:type="dxa"/>
+              <w:bottom w:w="90" w:type="dxa"/>
+              <w:right w:w="195" w:type="dxa"/>
+            </w:tcMar>
+            <w:vAlign w:val="center"/>
+            <w:hideMark/>
+          </w:tcPr>
+          <w:p>
+            <w:pPr>
+              <w:spacing w:before="120" w:after="120"/>
+              <w:rPr>
+                <w:rFonts w:ascii="Times New Roman" w:eastAsia="標楷體" w:hAnsi="Times New Roman" w:cs="Times New Roman" w:hint="eastAsia"/>
+                <w:sz w:val="22"/>
+                <w:szCs w:val="22"/>
+              </w:rPr>
+            </w:pPr>
+            <w:r>
+              <w:rPr>
+                <w:rFonts w:ascii="Times New Roman" w:eastAsia="標楷體" w:hAnsi="Times New Roman" w:cs="Times New Roman" w:hint="eastAsia"/>
+                <w:sz w:val="22"/>
+                <w:szCs w:val="22"/>
+              </w:rPr>
+              <w:t>B2</w:t>
+            </w:r>
+          </w:p>
+        </w:tc>
+        <w:tc>
+          <w:tcPr>
+            <w:tcW w:w="0" w:type="auto"/>
+            <w:tcBorders>
+              <w:top w:val="single" w:sz="6" w:space="0" w:color="666666"/>
+              <w:left w:val="single" w:sz="6" w:space="0" w:color="666666"/>
+              <w:bottom w:val="single" w:sz="6" w:space="0" w:color="666666"/>
+              <w:right w:val="single" w:sz="6" w:space="0" w:color="666666"/>
+            </w:tcBorders>
+            <w:tcMar>
+              <w:top w:w="90" w:type="dxa"/>
+              <w:left w:w="195" w:type="dxa"/>
+              <w:bottom w:w="90" w:type="dxa"/>
+              <w:right w:w="195" w:type="dxa"/>
+            </w:tcMar>
+            <w:vAlign w:val="center"/>
+            <w:hideMark/>
+          </w:tcPr>
+          <w:p>
+            <w:pPr>
+              <w:spacing w:before="120" w:after="120"/>
+              <w:rPr>
+                <w:rFonts w:ascii="Times New Roman" w:eastAsia="標楷體" w:hAnsi="Times New Roman" w:cs="Times New Roman" w:hint="eastAsia"/>
+                <w:sz w:val="22"/>
+                <w:szCs w:val="22"/>
+              </w:rPr>
+            </w:pPr>
+            <w:r>
+              <w:rPr>
+                <w:rFonts w:ascii="Times New Roman" w:eastAsia="標楷體" w:hAnsi="Times New Roman" w:cs="Times New Roman" w:hint="eastAsia"/>
+                <w:sz w:val="22"/>
+                <w:szCs w:val="22"/>
+              </w:rPr>
+              <w:t>C2</w:t>
+            </w:r>
+          </w:p>
+        </w:tc>
+      </w:tr>
+    </w:tbl>
+    <w:p>
+      <w:pPr>
+        <w:spacing w:before="120" w:after="120"/>
+        <w:rPr>
+          <w:rFonts w:ascii="Times New Roman" w:eastAsia="標楷體" w:hAnsi="Times New Roman" w:cs="Times New Roman" w:hint="eastAsia"/>
+        </w:rPr>
+      </w:pPr>
+      <w:r>
+        <w:rPr>
+          <w:rFonts w:ascii="Times New Roman" w:eastAsia="標楷體" w:hAnsi="Times New Roman" w:cs="Times New Roman" w:hint="eastAsia"/>
+        </w:rPr>
+        <w:pict w14:anchorId="599FF4D4">
+          <v:rect id="_x0000_i1034" style="width:0;height:1.5pt" o:hralign="center" o:hrstd="t" o:hr="t" fillcolor="#a0a0a0" stroked="f"/>
         </w:pict>
       </w:r>
     </w:p>
@@ -3036,7 +3979,7 @@
       <w:hyperlink w:anchor="footnote-ref-ref1" w:history="1">
         <w:r>
           <w:rPr>
-            <w:rFonts w:ascii="Segoe UI Emoji" w:eastAsia="標楷體" w:hAnsi="Segoe UI Emoji" w:cs="Segoe UI Emoji"/>
+            <w:rFonts w:ascii="Times New Roman" w:eastAsia="標楷體" w:hAnsi="Times New Roman" w:cs="Times New Roman"/>
             <w:color w:val="0066CC"/>
             <w:u w:val="single"/>
           </w:rPr>
@@ -3262,9 +4205,126 @@
 <file path=word/numbering.xml><?xml version="1.0" encoding="utf-8"?>
 <w:numbering xmlns:wpc="http://schemas.microsoft.com/office/word/2010/wordprocessingCanvas" xmlns:cx="http://schemas.microsoft.com/office/drawing/2014/chartex" xmlns:cx1="http://schemas.microsoft.com/office/drawing/2015/9/8/chartex" xmlns:cx2="http://schemas.microsoft.com/office/drawing/2015/10/21/chartex" xmlns:cx3="http://schemas.microsoft.com/office/drawing/2016/5/9/chartex" xmlns:cx4="http://schemas.microsoft.com/office/drawing/2016/5/10/chartex" xmlns:cx5="http://schemas.microsoft.com/office/drawing/2016/5/11/chartex" xmlns:cx6="http://schemas.microsoft.com/office/drawing/2016/5/12/chartex" xmlns:cx7="http://schemas.microsoft.com/office/drawing/2016/5/13/chartex" xmlns:cx8="http://schemas.microsoft.com/office/drawing/2016/5/14/chartex" xmlns:mc="http://schemas.openxmlformats.org/markup-compatibility/2006" xmlns:aink="http://schemas.microsoft.com/office/drawing/2016/ink" xmlns:am3d="http://schemas.microsoft.com/office/drawing/2017/model3d" xmlns:o="urn:schemas-microsoft-com:office:office" xmlns:r="http://schemas.openxmlformats.org/officeDocument/2006/relationships" xmlns:m="http://schemas.openxmlformats.org/officeDocument/2006/math" xmlns:v="urn:schemas-microsoft-com:vml" xmlns:wp14="http://schemas.microsoft.com/office/word/2010/wordprocessingDrawing" xmlns:wp="http://schemas.openxmlformats.org/drawingml/2006/wordprocessingDrawing" xmlns:w10="urn:schemas-microsoft-com:office:word" xmlns:w="http://schemas.openxmlformats.org/wordprocessingml/2006/main" xmlns:w14="http://schemas.microsoft.com/office/word/2010/wordml" xmlns:w15="http://schemas.microsoft.com/office/word/2012/wordml" xmlns:w16cex="http://schemas.microsoft.com/office/word/2018/wordml/cex" xmlns:w16cid="http://schemas.microsoft.com/office/word/2016/wordml/cid" xmlns:w16="http://schemas.microsoft.com/office/word/2018/wordml" xmlns:w16sdtdh="http://schemas.microsoft.com/office/word/2020/wordml/sdtdatahash" xmlns:w16se="http://schemas.microsoft.com/office/word/2015/wordml/symex" xmlns:wpg="http://schemas.microsoft.com/office/word/2010/wordprocessingGroup" xmlns:wpi="http://schemas.microsoft.com/office/word/2010/wordprocessingInk" xmlns:wne="http://schemas.microsoft.com/office/word/2006/wordml" xmlns:wps="http://schemas.microsoft.com/office/word/2010/wordprocessingShape" mc:Ignorable="w14 w15 w16se w16cid w16 w16cex w16sdtdh wp14">
   <w:abstractNum w:abstractNumId="0" w15:restartNumberingAfterBreak="0">
-    <w:nsid w:val="05C752D1"/>
+    <w:nsid w:val="07EF7EF7"/>
     <w:multiLevelType w:val="multilevel"/>
-    <w:tmpl w:val="D55CE47A"/>
+    <w:tmpl w:val="5E869544"/>
+    <w:lvl w:ilvl="0">
+      <w:start w:val="1"/>
+      <w:numFmt w:val="decimal"/>
+      <w:lvlText w:val="%1."/>
+      <w:lvlJc w:val="left"/>
+      <w:pPr>
+        <w:tabs>
+          <w:tab w:val="num" w:pos="720"/>
+        </w:tabs>
+        <w:ind w:left="720" w:hanging="360"/>
+      </w:pPr>
+    </w:lvl>
+    <w:lvl w:ilvl="1">
+      <w:start w:val="1"/>
+      <w:numFmt w:val="bullet"/>
+      <w:lvlText w:val="o"/>
+      <w:lvlJc w:val="left"/>
+      <w:pPr>
+        <w:tabs>
+          <w:tab w:val="num" w:pos="1440"/>
+        </w:tabs>
+        <w:ind w:left="1440" w:hanging="360"/>
+      </w:pPr>
+      <w:rPr>
+        <w:rFonts w:ascii="Courier New" w:hAnsi="Courier New" w:hint="default"/>
+        <w:sz w:val="20"/>
+      </w:rPr>
+    </w:lvl>
+    <w:lvl w:ilvl="2" w:tentative="1">
+      <w:start w:val="1"/>
+      <w:numFmt w:val="decimal"/>
+      <w:lvlText w:val="%3."/>
+      <w:lvlJc w:val="left"/>
+      <w:pPr>
+        <w:tabs>
+          <w:tab w:val="num" w:pos="2160"/>
+        </w:tabs>
+        <w:ind w:left="2160" w:hanging="360"/>
+      </w:pPr>
+    </w:lvl>
+    <w:lvl w:ilvl="3" w:tentative="1">
+      <w:start w:val="1"/>
+      <w:numFmt w:val="decimal"/>
+      <w:lvlText w:val="%4."/>
+      <w:lvlJc w:val="left"/>
+      <w:pPr>
+        <w:tabs>
+          <w:tab w:val="num" w:pos="2880"/>
+        </w:tabs>
+        <w:ind w:left="2880" w:hanging="360"/>
+      </w:pPr>
+    </w:lvl>
+    <w:lvl w:ilvl="4" w:tentative="1">
+      <w:start w:val="1"/>
+      <w:numFmt w:val="decimal"/>
+      <w:lvlText w:val="%5."/>
+      <w:lvlJc w:val="left"/>
+      <w:pPr>
+        <w:tabs>
+          <w:tab w:val="num" w:pos="3600"/>
+        </w:tabs>
+        <w:ind w:left="3600" w:hanging="360"/>
+      </w:pPr>
+    </w:lvl>
+    <w:lvl w:ilvl="5" w:tentative="1">
+      <w:start w:val="1"/>
+      <w:numFmt w:val="decimal"/>
+      <w:lvlText w:val="%6."/>
+      <w:lvlJc w:val="left"/>
+      <w:pPr>
+        <w:tabs>
+          <w:tab w:val="num" w:pos="4320"/>
+        </w:tabs>
+        <w:ind w:left="4320" w:hanging="360"/>
+      </w:pPr>
+    </w:lvl>
+    <w:lvl w:ilvl="6" w:tentative="1">
+      <w:start w:val="1"/>
+      <w:numFmt w:val="decimal"/>
+      <w:lvlText w:val="%7."/>
+      <w:lvlJc w:val="left"/>
+      <w:pPr>
+        <w:tabs>
+          <w:tab w:val="num" w:pos="5040"/>
+        </w:tabs>
+        <w:ind w:left="5040" w:hanging="360"/>
+      </w:pPr>
+    </w:lvl>
+    <w:lvl w:ilvl="7" w:tentative="1">
+      <w:start w:val="1"/>
+      <w:numFmt w:val="decimal"/>
+      <w:lvlText w:val="%8."/>
+      <w:lvlJc w:val="left"/>
+      <w:pPr>
+        <w:tabs>
+          <w:tab w:val="num" w:pos="5760"/>
+        </w:tabs>
+        <w:ind w:left="5760" w:hanging="360"/>
+      </w:pPr>
+    </w:lvl>
+    <w:lvl w:ilvl="8" w:tentative="1">
+      <w:start w:val="1"/>
+      <w:numFmt w:val="decimal"/>
+      <w:lvlText w:val="%9."/>
+      <w:lvlJc w:val="left"/>
+      <w:pPr>
+        <w:tabs>
+          <w:tab w:val="num" w:pos="6480"/>
+        </w:tabs>
+        <w:ind w:left="6480" w:hanging="360"/>
+      </w:pPr>
+    </w:lvl>
+  </w:abstractNum>
+  <w:abstractNum w:abstractNumId="1" w15:restartNumberingAfterBreak="0">
+    <w:nsid w:val="0D5B1B53"/>
+    <w:multiLevelType w:val="multilevel"/>
+    <w:tmpl w:val="F5F8B28A"/>
     <w:lvl w:ilvl="0">
       <w:start w:val="1"/>
       <w:numFmt w:val="bullet"/>
@@ -3281,7 +4341,7 @@
         <w:sz w:val="20"/>
       </w:rPr>
     </w:lvl>
-    <w:lvl w:ilvl="1">
+    <w:lvl w:ilvl="1" w:tentative="1">
       <w:start w:val="1"/>
       <w:numFmt w:val="bullet"/>
       <w:lvlText w:val="o"/>
@@ -3297,7 +4357,7 @@
         <w:sz w:val="20"/>
       </w:rPr>
     </w:lvl>
-    <w:lvl w:ilvl="2">
+    <w:lvl w:ilvl="2" w:tentative="1">
       <w:start w:val="1"/>
       <w:numFmt w:val="bullet"/>
       <w:lvlText w:val=""/>
@@ -3410,14 +4470,14 @@
       </w:rPr>
     </w:lvl>
   </w:abstractNum>
-  <w:abstractNum w:abstractNumId="1" w15:restartNumberingAfterBreak="0">
-    <w:nsid w:val="07EF7EF7"/>
+  <w:abstractNum w:abstractNumId="2" w15:restartNumberingAfterBreak="0">
+    <w:nsid w:val="0E1A30B9"/>
     <w:multiLevelType w:val="multilevel"/>
-    <w:tmpl w:val="5E869544"/>
+    <w:tmpl w:val="B246C464"/>
     <w:lvl w:ilvl="0">
       <w:start w:val="1"/>
-      <w:numFmt w:val="decimal"/>
-      <w:lvlText w:val="%1."/>
+      <w:numFmt w:val="bullet"/>
+      <w:lvlText w:val=""/>
       <w:lvlJc w:val="left"/>
       <w:pPr>
         <w:tabs>
@@ -3425,8 +4485,12 @@
         </w:tabs>
         <w:ind w:left="720" w:hanging="360"/>
       </w:pPr>
-    </w:lvl>
-    <w:lvl w:ilvl="1">
+      <w:rPr>
+        <w:rFonts w:ascii="Symbol" w:hAnsi="Symbol" w:hint="default"/>
+        <w:sz w:val="20"/>
+      </w:rPr>
+    </w:lvl>
+    <w:lvl w:ilvl="1" w:tentative="1">
       <w:start w:val="1"/>
       <w:numFmt w:val="bullet"/>
       <w:lvlText w:val="o"/>
@@ -3444,6 +4508,147 @@
     </w:lvl>
     <w:lvl w:ilvl="2" w:tentative="1">
       <w:start w:val="1"/>
+      <w:numFmt w:val="bullet"/>
+      <w:lvlText w:val=""/>
+      <w:lvlJc w:val="left"/>
+      <w:pPr>
+        <w:tabs>
+          <w:tab w:val="num" w:pos="2160"/>
+        </w:tabs>
+        <w:ind w:left="2160" w:hanging="360"/>
+      </w:pPr>
+      <w:rPr>
+        <w:rFonts w:ascii="Wingdings" w:hAnsi="Wingdings" w:hint="default"/>
+        <w:sz w:val="20"/>
+      </w:rPr>
+    </w:lvl>
+    <w:lvl w:ilvl="3" w:tentative="1">
+      <w:start w:val="1"/>
+      <w:numFmt w:val="bullet"/>
+      <w:lvlText w:val=""/>
+      <w:lvlJc w:val="left"/>
+      <w:pPr>
+        <w:tabs>
+          <w:tab w:val="num" w:pos="2880"/>
+        </w:tabs>
+        <w:ind w:left="2880" w:hanging="360"/>
+      </w:pPr>
+      <w:rPr>
+        <w:rFonts w:ascii="Wingdings" w:hAnsi="Wingdings" w:hint="default"/>
+        <w:sz w:val="20"/>
+      </w:rPr>
+    </w:lvl>
+    <w:lvl w:ilvl="4" w:tentative="1">
+      <w:start w:val="1"/>
+      <w:numFmt w:val="bullet"/>
+      <w:lvlText w:val=""/>
+      <w:lvlJc w:val="left"/>
+      <w:pPr>
+        <w:tabs>
+          <w:tab w:val="num" w:pos="3600"/>
+        </w:tabs>
+        <w:ind w:left="3600" w:hanging="360"/>
+      </w:pPr>
+      <w:rPr>
+        <w:rFonts w:ascii="Wingdings" w:hAnsi="Wingdings" w:hint="default"/>
+        <w:sz w:val="20"/>
+      </w:rPr>
+    </w:lvl>
+    <w:lvl w:ilvl="5" w:tentative="1">
+      <w:start w:val="1"/>
+      <w:numFmt w:val="bullet"/>
+      <w:lvlText w:val=""/>
+      <w:lvlJc w:val="left"/>
+      <w:pPr>
+        <w:tabs>
+          <w:tab w:val="num" w:pos="4320"/>
+        </w:tabs>
+        <w:ind w:left="4320" w:hanging="360"/>
+      </w:pPr>
+      <w:rPr>
+        <w:rFonts w:ascii="Wingdings" w:hAnsi="Wingdings" w:hint="default"/>
+        <w:sz w:val="20"/>
+      </w:rPr>
+    </w:lvl>
+    <w:lvl w:ilvl="6" w:tentative="1">
+      <w:start w:val="1"/>
+      <w:numFmt w:val="bullet"/>
+      <w:lvlText w:val=""/>
+      <w:lvlJc w:val="left"/>
+      <w:pPr>
+        <w:tabs>
+          <w:tab w:val="num" w:pos="5040"/>
+        </w:tabs>
+        <w:ind w:left="5040" w:hanging="360"/>
+      </w:pPr>
+      <w:rPr>
+        <w:rFonts w:ascii="Wingdings" w:hAnsi="Wingdings" w:hint="default"/>
+        <w:sz w:val="20"/>
+      </w:rPr>
+    </w:lvl>
+    <w:lvl w:ilvl="7" w:tentative="1">
+      <w:start w:val="1"/>
+      <w:numFmt w:val="bullet"/>
+      <w:lvlText w:val=""/>
+      <w:lvlJc w:val="left"/>
+      <w:pPr>
+        <w:tabs>
+          <w:tab w:val="num" w:pos="5760"/>
+        </w:tabs>
+        <w:ind w:left="5760" w:hanging="360"/>
+      </w:pPr>
+      <w:rPr>
+        <w:rFonts w:ascii="Wingdings" w:hAnsi="Wingdings" w:hint="default"/>
+        <w:sz w:val="20"/>
+      </w:rPr>
+    </w:lvl>
+    <w:lvl w:ilvl="8" w:tentative="1">
+      <w:start w:val="1"/>
+      <w:numFmt w:val="bullet"/>
+      <w:lvlText w:val=""/>
+      <w:lvlJc w:val="left"/>
+      <w:pPr>
+        <w:tabs>
+          <w:tab w:val="num" w:pos="6480"/>
+        </w:tabs>
+        <w:ind w:left="6480" w:hanging="360"/>
+      </w:pPr>
+      <w:rPr>
+        <w:rFonts w:ascii="Wingdings" w:hAnsi="Wingdings" w:hint="default"/>
+        <w:sz w:val="20"/>
+      </w:rPr>
+    </w:lvl>
+  </w:abstractNum>
+  <w:abstractNum w:abstractNumId="3" w15:restartNumberingAfterBreak="0">
+    <w:nsid w:val="287F5777"/>
+    <w:multiLevelType w:val="multilevel"/>
+    <w:tmpl w:val="8AC4EE4A"/>
+    <w:lvl w:ilvl="0">
+      <w:start w:val="1"/>
+      <w:numFmt w:val="decimal"/>
+      <w:lvlText w:val="%1."/>
+      <w:lvlJc w:val="left"/>
+      <w:pPr>
+        <w:tabs>
+          <w:tab w:val="num" w:pos="720"/>
+        </w:tabs>
+        <w:ind w:left="720" w:hanging="360"/>
+      </w:pPr>
+    </w:lvl>
+    <w:lvl w:ilvl="1" w:tentative="1">
+      <w:start w:val="1"/>
+      <w:numFmt w:val="decimal"/>
+      <w:lvlText w:val="%2."/>
+      <w:lvlJc w:val="left"/>
+      <w:pPr>
+        <w:tabs>
+          <w:tab w:val="num" w:pos="1440"/>
+        </w:tabs>
+        <w:ind w:left="1440" w:hanging="360"/>
+      </w:pPr>
+    </w:lvl>
+    <w:lvl w:ilvl="2" w:tentative="1">
+      <w:start w:val="1"/>
       <w:numFmt w:val="decimal"/>
       <w:lvlText w:val="%3."/>
       <w:lvlJc w:val="left"/>
@@ -3527,10 +4732,244 @@
       </w:pPr>
     </w:lvl>
   </w:abstractNum>
-  <w:abstractNum w:abstractNumId="2" w15:restartNumberingAfterBreak="0">
-    <w:nsid w:val="0D5B1B53"/>
+  <w:abstractNum w:abstractNumId="4" w15:restartNumberingAfterBreak="0">
+    <w:nsid w:val="37F74888"/>
     <w:multiLevelType w:val="multilevel"/>
-    <w:tmpl w:val="F5F8B28A"/>
+    <w:tmpl w:val="BA94369C"/>
+    <w:lvl w:ilvl="0">
+      <w:start w:val="1"/>
+      <w:numFmt w:val="decimal"/>
+      <w:lvlText w:val="%1."/>
+      <w:lvlJc w:val="left"/>
+      <w:pPr>
+        <w:tabs>
+          <w:tab w:val="num" w:pos="720"/>
+        </w:tabs>
+        <w:ind w:left="720" w:hanging="360"/>
+      </w:pPr>
+    </w:lvl>
+    <w:lvl w:ilvl="1" w:tentative="1">
+      <w:start w:val="1"/>
+      <w:numFmt w:val="decimal"/>
+      <w:lvlText w:val="%2."/>
+      <w:lvlJc w:val="left"/>
+      <w:pPr>
+        <w:tabs>
+          <w:tab w:val="num" w:pos="1440"/>
+        </w:tabs>
+        <w:ind w:left="1440" w:hanging="360"/>
+      </w:pPr>
+    </w:lvl>
+    <w:lvl w:ilvl="2" w:tentative="1">
+      <w:start w:val="1"/>
+      <w:numFmt w:val="decimal"/>
+      <w:lvlText w:val="%3."/>
+      <w:lvlJc w:val="left"/>
+      <w:pPr>
+        <w:tabs>
+          <w:tab w:val="num" w:pos="2160"/>
+        </w:tabs>
+        <w:ind w:left="2160" w:hanging="360"/>
+      </w:pPr>
+    </w:lvl>
+    <w:lvl w:ilvl="3" w:tentative="1">
+      <w:start w:val="1"/>
+      <w:numFmt w:val="decimal"/>
+      <w:lvlText w:val="%4."/>
+      <w:lvlJc w:val="left"/>
+      <w:pPr>
+        <w:tabs>
+          <w:tab w:val="num" w:pos="2880"/>
+        </w:tabs>
+        <w:ind w:left="2880" w:hanging="360"/>
+      </w:pPr>
+    </w:lvl>
+    <w:lvl w:ilvl="4" w:tentative="1">
+      <w:start w:val="1"/>
+      <w:numFmt w:val="decimal"/>
+      <w:lvlText w:val="%5."/>
+      <w:lvlJc w:val="left"/>
+      <w:pPr>
+        <w:tabs>
+          <w:tab w:val="num" w:pos="3600"/>
+        </w:tabs>
+        <w:ind w:left="3600" w:hanging="360"/>
+      </w:pPr>
+    </w:lvl>
+    <w:lvl w:ilvl="5" w:tentative="1">
+      <w:start w:val="1"/>
+      <w:numFmt w:val="decimal"/>
+      <w:lvlText w:val="%6."/>
+      <w:lvlJc w:val="left"/>
+      <w:pPr>
+        <w:tabs>
+          <w:tab w:val="num" w:pos="4320"/>
+        </w:tabs>
+        <w:ind w:left="4320" w:hanging="360"/>
+      </w:pPr>
+    </w:lvl>
+    <w:lvl w:ilvl="6" w:tentative="1">
+      <w:start w:val="1"/>
+      <w:numFmt w:val="decimal"/>
+      <w:lvlText w:val="%7."/>
+      <w:lvlJc w:val="left"/>
+      <w:pPr>
+        <w:tabs>
+          <w:tab w:val="num" w:pos="5040"/>
+        </w:tabs>
+        <w:ind w:left="5040" w:hanging="360"/>
+      </w:pPr>
+    </w:lvl>
+    <w:lvl w:ilvl="7" w:tentative="1">
+      <w:start w:val="1"/>
+      <w:numFmt w:val="decimal"/>
+      <w:lvlText w:val="%8."/>
+      <w:lvlJc w:val="left"/>
+      <w:pPr>
+        <w:tabs>
+          <w:tab w:val="num" w:pos="5760"/>
+        </w:tabs>
+        <w:ind w:left="5760" w:hanging="360"/>
+      </w:pPr>
+    </w:lvl>
+    <w:lvl w:ilvl="8" w:tentative="1">
+      <w:start w:val="1"/>
+      <w:numFmt w:val="decimal"/>
+      <w:lvlText w:val="%9."/>
+      <w:lvlJc w:val="left"/>
+      <w:pPr>
+        <w:tabs>
+          <w:tab w:val="num" w:pos="6480"/>
+        </w:tabs>
+        <w:ind w:left="6480" w:hanging="360"/>
+      </w:pPr>
+    </w:lvl>
+  </w:abstractNum>
+  <w:abstractNum w:abstractNumId="5" w15:restartNumberingAfterBreak="0">
+    <w:nsid w:val="40EA14BB"/>
+    <w:multiLevelType w:val="multilevel"/>
+    <w:tmpl w:val="F050BE38"/>
+    <w:lvl w:ilvl="0">
+      <w:start w:val="1"/>
+      <w:numFmt w:val="decimal"/>
+      <w:lvlText w:val="%1."/>
+      <w:lvlJc w:val="left"/>
+      <w:pPr>
+        <w:tabs>
+          <w:tab w:val="num" w:pos="720"/>
+        </w:tabs>
+        <w:ind w:left="720" w:hanging="360"/>
+      </w:pPr>
+    </w:lvl>
+    <w:lvl w:ilvl="1">
+      <w:start w:val="1"/>
+      <w:numFmt w:val="bullet"/>
+      <w:lvlText w:val="o"/>
+      <w:lvlJc w:val="left"/>
+      <w:pPr>
+        <w:tabs>
+          <w:tab w:val="num" w:pos="1440"/>
+        </w:tabs>
+        <w:ind w:left="1440" w:hanging="360"/>
+      </w:pPr>
+      <w:rPr>
+        <w:rFonts w:ascii="Courier New" w:hAnsi="Courier New" w:hint="default"/>
+        <w:sz w:val="20"/>
+      </w:rPr>
+    </w:lvl>
+    <w:lvl w:ilvl="2">
+      <w:start w:val="1"/>
+      <w:numFmt w:val="bullet"/>
+      <w:lvlText w:val=""/>
+      <w:lvlJc w:val="left"/>
+      <w:pPr>
+        <w:tabs>
+          <w:tab w:val="num" w:pos="2160"/>
+        </w:tabs>
+        <w:ind w:left="2160" w:hanging="360"/>
+      </w:pPr>
+      <w:rPr>
+        <w:rFonts w:ascii="Wingdings" w:hAnsi="Wingdings" w:hint="default"/>
+        <w:sz w:val="20"/>
+      </w:rPr>
+    </w:lvl>
+    <w:lvl w:ilvl="3" w:tentative="1">
+      <w:start w:val="1"/>
+      <w:numFmt w:val="decimal"/>
+      <w:lvlText w:val="%4."/>
+      <w:lvlJc w:val="left"/>
+      <w:pPr>
+        <w:tabs>
+          <w:tab w:val="num" w:pos="2880"/>
+        </w:tabs>
+        <w:ind w:left="2880" w:hanging="360"/>
+      </w:pPr>
+    </w:lvl>
+    <w:lvl w:ilvl="4" w:tentative="1">
+      <w:start w:val="1"/>
+      <w:numFmt w:val="decimal"/>
+      <w:lvlText w:val="%5."/>
+      <w:lvlJc w:val="left"/>
+      <w:pPr>
+        <w:tabs>
+          <w:tab w:val="num" w:pos="3600"/>
+        </w:tabs>
+        <w:ind w:left="3600" w:hanging="360"/>
+      </w:pPr>
+    </w:lvl>
+    <w:lvl w:ilvl="5" w:tentative="1">
+      <w:start w:val="1"/>
+      <w:numFmt w:val="decimal"/>
+      <w:lvlText w:val="%6."/>
+      <w:lvlJc w:val="left"/>
+      <w:pPr>
+        <w:tabs>
+          <w:tab w:val="num" w:pos="4320"/>
+        </w:tabs>
+        <w:ind w:left="4320" w:hanging="360"/>
+      </w:pPr>
+    </w:lvl>
+    <w:lvl w:ilvl="6" w:tentative="1">
+      <w:start w:val="1"/>
+      <w:numFmt w:val="decimal"/>
+      <w:lvlText w:val="%7."/>
+      <w:lvlJc w:val="left"/>
+      <w:pPr>
+        <w:tabs>
+          <w:tab w:val="num" w:pos="5040"/>
+        </w:tabs>
+        <w:ind w:left="5040" w:hanging="360"/>
+      </w:pPr>
+    </w:lvl>
+    <w:lvl w:ilvl="7" w:tentative="1">
+      <w:start w:val="1"/>
+      <w:numFmt w:val="decimal"/>
+      <w:lvlText w:val="%8."/>
+      <w:lvlJc w:val="left"/>
+      <w:pPr>
+        <w:tabs>
+          <w:tab w:val="num" w:pos="5760"/>
+        </w:tabs>
+        <w:ind w:left="5760" w:hanging="360"/>
+      </w:pPr>
+    </w:lvl>
+    <w:lvl w:ilvl="8" w:tentative="1">
+      <w:start w:val="1"/>
+      <w:numFmt w:val="decimal"/>
+      <w:lvlText w:val="%9."/>
+      <w:lvlJc w:val="left"/>
+      <w:pPr>
+        <w:tabs>
+          <w:tab w:val="num" w:pos="6480"/>
+        </w:tabs>
+        <w:ind w:left="6480" w:hanging="360"/>
+      </w:pPr>
+    </w:lvl>
+  </w:abstractNum>
+  <w:abstractNum w:abstractNumId="6" w15:restartNumberingAfterBreak="0">
+    <w:nsid w:val="42EA5383"/>
+    <w:multiLevelType w:val="multilevel"/>
+    <w:tmpl w:val="0240AC28"/>
     <w:lvl w:ilvl="0">
       <w:start w:val="1"/>
       <w:numFmt w:val="bullet"/>
@@ -3676,10 +5115,10 @@
       </w:rPr>
     </w:lvl>
   </w:abstractNum>
-  <w:abstractNum w:abstractNumId="3" w15:restartNumberingAfterBreak="0">
-    <w:nsid w:val="160D2F4C"/>
+  <w:abstractNum w:abstractNumId="7" w15:restartNumberingAfterBreak="0">
+    <w:nsid w:val="45947C95"/>
     <w:multiLevelType w:val="multilevel"/>
-    <w:tmpl w:val="7EC26CE6"/>
+    <w:tmpl w:val="59662C80"/>
     <w:lvl w:ilvl="0">
       <w:start w:val="1"/>
       <w:numFmt w:val="bullet"/>
@@ -3696,7 +5135,7 @@
         <w:sz w:val="20"/>
       </w:rPr>
     </w:lvl>
-    <w:lvl w:ilvl="1" w:tentative="1">
+    <w:lvl w:ilvl="1">
       <w:start w:val="1"/>
       <w:numFmt w:val="bullet"/>
       <w:lvlText w:val="o"/>
@@ -3712,7 +5151,7 @@
         <w:sz w:val="20"/>
       </w:rPr>
     </w:lvl>
-    <w:lvl w:ilvl="2" w:tentative="1">
+    <w:lvl w:ilvl="2">
       <w:start w:val="1"/>
       <w:numFmt w:val="bullet"/>
       <w:lvlText w:val=""/>
@@ -3825,10 +5264,123 @@
       </w:rPr>
     </w:lvl>
   </w:abstractNum>
-  <w:abstractNum w:abstractNumId="4" w15:restartNumberingAfterBreak="0">
-    <w:nsid w:val="168A5D63"/>
+  <w:abstractNum w:abstractNumId="8" w15:restartNumberingAfterBreak="0">
+    <w:nsid w:val="691C16B7"/>
     <w:multiLevelType w:val="multilevel"/>
-    <w:tmpl w:val="E38C1EA0"/>
+    <w:tmpl w:val="1E2615A6"/>
+    <w:lvl w:ilvl="0">
+      <w:start w:val="1"/>
+      <w:numFmt w:val="decimal"/>
+      <w:lvlText w:val="%1."/>
+      <w:lvlJc w:val="left"/>
+      <w:pPr>
+        <w:tabs>
+          <w:tab w:val="num" w:pos="720"/>
+        </w:tabs>
+        <w:ind w:left="720" w:hanging="360"/>
+      </w:pPr>
+    </w:lvl>
+    <w:lvl w:ilvl="1" w:tentative="1">
+      <w:start w:val="1"/>
+      <w:numFmt w:val="decimal"/>
+      <w:lvlText w:val="%2."/>
+      <w:lvlJc w:val="left"/>
+      <w:pPr>
+        <w:tabs>
+          <w:tab w:val="num" w:pos="1440"/>
+        </w:tabs>
+        <w:ind w:left="1440" w:hanging="360"/>
+      </w:pPr>
+    </w:lvl>
+    <w:lvl w:ilvl="2" w:tentative="1">
+      <w:start w:val="1"/>
+      <w:numFmt w:val="decimal"/>
+      <w:lvlText w:val="%3."/>
+      <w:lvlJc w:val="left"/>
+      <w:pPr>
+        <w:tabs>
+          <w:tab w:val="num" w:pos="2160"/>
+        </w:tabs>
+        <w:ind w:left="2160" w:hanging="360"/>
+      </w:pPr>
+    </w:lvl>
+    <w:lvl w:ilvl="3" w:tentative="1">
+      <w:start w:val="1"/>
+      <w:numFmt w:val="decimal"/>
+      <w:lvlText w:val="%4."/>
+      <w:lvlJc w:val="left"/>
+      <w:pPr>
+        <w:tabs>
+          <w:tab w:val="num" w:pos="2880"/>
+        </w:tabs>
+        <w:ind w:left="2880" w:hanging="360"/>
+      </w:pPr>
+    </w:lvl>
+    <w:lvl w:ilvl="4" w:tentative="1">
+      <w:start w:val="1"/>
+      <w:numFmt w:val="decimal"/>
+      <w:lvlText w:val="%5."/>
+      <w:lvlJc w:val="left"/>
+      <w:pPr>
+        <w:tabs>
+          <w:tab w:val="num" w:pos="3600"/>
+        </w:tabs>
+        <w:ind w:left="3600" w:hanging="360"/>
+      </w:pPr>
+    </w:lvl>
+    <w:lvl w:ilvl="5" w:tentative="1">
+      <w:start w:val="1"/>
+      <w:numFmt w:val="decimal"/>
+      <w:lvlText w:val="%6."/>
+      <w:lvlJc w:val="left"/>
+      <w:pPr>
+        <w:tabs>
+          <w:tab w:val="num" w:pos="4320"/>
+        </w:tabs>
+        <w:ind w:left="4320" w:hanging="360"/>
+      </w:pPr>
+    </w:lvl>
+    <w:lvl w:ilvl="6" w:tentative="1">
+      <w:start w:val="1"/>
+      <w:numFmt w:val="decimal"/>
+      <w:lvlText w:val="%7."/>
+      <w:lvlJc w:val="left"/>
+      <w:pPr>
+        <w:tabs>
+          <w:tab w:val="num" w:pos="5040"/>
+        </w:tabs>
+        <w:ind w:left="5040" w:hanging="360"/>
+      </w:pPr>
+    </w:lvl>
+    <w:lvl w:ilvl="7" w:tentative="1">
+      <w:start w:val="1"/>
+      <w:numFmt w:val="decimal"/>
+      <w:lvlText w:val="%8."/>
+      <w:lvlJc w:val="left"/>
+      <w:pPr>
+        <w:tabs>
+          <w:tab w:val="num" w:pos="5760"/>
+        </w:tabs>
+        <w:ind w:left="5760" w:hanging="360"/>
+      </w:pPr>
+    </w:lvl>
+    <w:lvl w:ilvl="8" w:tentative="1">
+      <w:start w:val="1"/>
+      <w:numFmt w:val="decimal"/>
+      <w:lvlText w:val="%9."/>
+      <w:lvlJc w:val="left"/>
+      <w:pPr>
+        <w:tabs>
+          <w:tab w:val="num" w:pos="6480"/>
+        </w:tabs>
+        <w:ind w:left="6480" w:hanging="360"/>
+      </w:pPr>
+    </w:lvl>
+  </w:abstractNum>
+  <w:abstractNum w:abstractNumId="9" w15:restartNumberingAfterBreak="0">
+    <w:nsid w:val="6BF14BA0"/>
+    <w:multiLevelType w:val="multilevel"/>
+    <w:tmpl w:val="E15E57E0"/>
     <w:lvl w:ilvl="0">
       <w:start w:val="1"/>
       <w:numFmt w:val="bullet"/>
@@ -3974,10 +5526,123 @@
       </w:rPr>
     </w:lvl>
   </w:abstractNum>
-  <w:abstractNum w:abstractNumId="5" w15:restartNumberingAfterBreak="0">
-    <w:nsid w:val="266531D3"/>
+  <w:abstractNum w:abstractNumId="10" w15:restartNumberingAfterBreak="0">
+    <w:nsid w:val="6CB772D3"/>
     <w:multiLevelType w:val="multilevel"/>
-    <w:tmpl w:val="4AA4C8FA"/>
+    <w:tmpl w:val="A99C4120"/>
+    <w:lvl w:ilvl="0">
+      <w:start w:val="1"/>
+      <w:numFmt w:val="decimal"/>
+      <w:lvlText w:val="%1."/>
+      <w:lvlJc w:val="left"/>
+      <w:pPr>
+        <w:tabs>
+          <w:tab w:val="num" w:pos="720"/>
+        </w:tabs>
+        <w:ind w:left="720" w:hanging="360"/>
+      </w:pPr>
+    </w:lvl>
+    <w:lvl w:ilvl="1" w:tentative="1">
+      <w:start w:val="1"/>
+      <w:numFmt w:val="decimal"/>
+      <w:lvlText w:val="%2."/>
+      <w:lvlJc w:val="left"/>
+      <w:pPr>
+        <w:tabs>
+          <w:tab w:val="num" w:pos="1440"/>
+        </w:tabs>
+        <w:ind w:left="1440" w:hanging="360"/>
+      </w:pPr>
+    </w:lvl>
+    <w:lvl w:ilvl="2" w:tentative="1">
+      <w:start w:val="1"/>
+      <w:numFmt w:val="decimal"/>
+      <w:lvlText w:val="%3."/>
+      <w:lvlJc w:val="left"/>
+      <w:pPr>
+        <w:tabs>
+          <w:tab w:val="num" w:pos="2160"/>
+        </w:tabs>
+        <w:ind w:left="2160" w:hanging="360"/>
+      </w:pPr>
+    </w:lvl>
+    <w:lvl w:ilvl="3" w:tentative="1">
+      <w:start w:val="1"/>
+      <w:numFmt w:val="decimal"/>
+      <w:lvlText w:val="%4."/>
+      <w:lvlJc w:val="left"/>
+      <w:pPr>
+        <w:tabs>
+          <w:tab w:val="num" w:pos="2880"/>
+        </w:tabs>
+        <w:ind w:left="2880" w:hanging="360"/>
+      </w:pPr>
+    </w:lvl>
+    <w:lvl w:ilvl="4" w:tentative="1">
+      <w:start w:val="1"/>
+      <w:numFmt w:val="decimal"/>
+      <w:lvlText w:val="%5."/>
+      <w:lvlJc w:val="left"/>
+      <w:pPr>
+        <w:tabs>
+          <w:tab w:val="num" w:pos="3600"/>
+        </w:tabs>
+        <w:ind w:left="3600" w:hanging="360"/>
+      </w:pPr>
+    </w:lvl>
+    <w:lvl w:ilvl="5" w:tentative="1">
+      <w:start w:val="1"/>
+      <w:numFmt w:val="decimal"/>
+      <w:lvlText w:val="%6."/>
+      <w:lvlJc w:val="left"/>
+      <w:pPr>
+        <w:tabs>
+          <w:tab w:val="num" w:pos="4320"/>
+        </w:tabs>
+        <w:ind w:left="4320" w:hanging="360"/>
+      </w:pPr>
+    </w:lvl>
+    <w:lvl w:ilvl="6" w:tentative="1">
+      <w:start w:val="1"/>
+      <w:numFmt w:val="decimal"/>
+      <w:lvlText w:val="%7."/>
+      <w:lvlJc w:val="left"/>
+      <w:pPr>
+        <w:tabs>
+          <w:tab w:val="num" w:pos="5040"/>
+        </w:tabs>
+        <w:ind w:left="5040" w:hanging="360"/>
+      </w:pPr>
+    </w:lvl>
+    <w:lvl w:ilvl="7" w:tentative="1">
+      <w:start w:val="1"/>
+      <w:numFmt w:val="decimal"/>
+      <w:lvlText w:val="%8."/>
+      <w:lvlJc w:val="left"/>
+      <w:pPr>
+        <w:tabs>
+          <w:tab w:val="num" w:pos="5760"/>
+        </w:tabs>
+        <w:ind w:left="5760" w:hanging="360"/>
+      </w:pPr>
+    </w:lvl>
+    <w:lvl w:ilvl="8" w:tentative="1">
+      <w:start w:val="1"/>
+      <w:numFmt w:val="decimal"/>
+      <w:lvlText w:val="%9."/>
+      <w:lvlJc w:val="left"/>
+      <w:pPr>
+        <w:tabs>
+          <w:tab w:val="num" w:pos="6480"/>
+        </w:tabs>
+        <w:ind w:left="6480" w:hanging="360"/>
+      </w:pPr>
+    </w:lvl>
+  </w:abstractNum>
+  <w:abstractNum w:abstractNumId="11" w15:restartNumberingAfterBreak="0">
+    <w:nsid w:val="7D9B73E9"/>
+    <w:multiLevelType w:val="multilevel"/>
+    <w:tmpl w:val="17BE250E"/>
     <w:lvl w:ilvl="0">
       <w:start w:val="1"/>
       <w:numFmt w:val="bullet"/>
@@ -4123,763 +5788,41 @@
       </w:rPr>
     </w:lvl>
   </w:abstractNum>
-  <w:abstractNum w:abstractNumId="6" w15:restartNumberingAfterBreak="0">
-    <w:nsid w:val="30490E9B"/>
-    <w:multiLevelType w:val="multilevel"/>
-    <w:tmpl w:val="04324066"/>
-    <w:lvl w:ilvl="0">
-      <w:start w:val="1"/>
-      <w:numFmt w:val="decimal"/>
-      <w:lvlText w:val="%1."/>
-      <w:lvlJc w:val="left"/>
-      <w:pPr>
-        <w:tabs>
-          <w:tab w:val="num" w:pos="720"/>
-        </w:tabs>
-        <w:ind w:left="720" w:hanging="360"/>
-      </w:pPr>
-    </w:lvl>
-    <w:lvl w:ilvl="1" w:tentative="1">
-      <w:start w:val="1"/>
-      <w:numFmt w:val="decimal"/>
-      <w:lvlText w:val="%2."/>
-      <w:lvlJc w:val="left"/>
-      <w:pPr>
-        <w:tabs>
-          <w:tab w:val="num" w:pos="1440"/>
-        </w:tabs>
-        <w:ind w:left="1440" w:hanging="360"/>
-      </w:pPr>
-    </w:lvl>
-    <w:lvl w:ilvl="2" w:tentative="1">
-      <w:start w:val="1"/>
-      <w:numFmt w:val="decimal"/>
-      <w:lvlText w:val="%3."/>
-      <w:lvlJc w:val="left"/>
-      <w:pPr>
-        <w:tabs>
-          <w:tab w:val="num" w:pos="2160"/>
-        </w:tabs>
-        <w:ind w:left="2160" w:hanging="360"/>
-      </w:pPr>
-    </w:lvl>
-    <w:lvl w:ilvl="3" w:tentative="1">
-      <w:start w:val="1"/>
-      <w:numFmt w:val="decimal"/>
-      <w:lvlText w:val="%4."/>
-      <w:lvlJc w:val="left"/>
-      <w:pPr>
-        <w:tabs>
-          <w:tab w:val="num" w:pos="2880"/>
-        </w:tabs>
-        <w:ind w:left="2880" w:hanging="360"/>
-      </w:pPr>
-    </w:lvl>
-    <w:lvl w:ilvl="4" w:tentative="1">
-      <w:start w:val="1"/>
-      <w:numFmt w:val="decimal"/>
-      <w:lvlText w:val="%5."/>
-      <w:lvlJc w:val="left"/>
-      <w:pPr>
-        <w:tabs>
-          <w:tab w:val="num" w:pos="3600"/>
-        </w:tabs>
-        <w:ind w:left="3600" w:hanging="360"/>
-      </w:pPr>
-    </w:lvl>
-    <w:lvl w:ilvl="5" w:tentative="1">
-      <w:start w:val="1"/>
-      <w:numFmt w:val="decimal"/>
-      <w:lvlText w:val="%6."/>
-      <w:lvlJc w:val="left"/>
-      <w:pPr>
-        <w:tabs>
-          <w:tab w:val="num" w:pos="4320"/>
-        </w:tabs>
-        <w:ind w:left="4320" w:hanging="360"/>
-      </w:pPr>
-    </w:lvl>
-    <w:lvl w:ilvl="6" w:tentative="1">
-      <w:start w:val="1"/>
-      <w:numFmt w:val="decimal"/>
-      <w:lvlText w:val="%7."/>
-      <w:lvlJc w:val="left"/>
-      <w:pPr>
-        <w:tabs>
-          <w:tab w:val="num" w:pos="5040"/>
-        </w:tabs>
-        <w:ind w:left="5040" w:hanging="360"/>
-      </w:pPr>
-    </w:lvl>
-    <w:lvl w:ilvl="7" w:tentative="1">
-      <w:start w:val="1"/>
-      <w:numFmt w:val="decimal"/>
-      <w:lvlText w:val="%8."/>
-      <w:lvlJc w:val="left"/>
-      <w:pPr>
-        <w:tabs>
-          <w:tab w:val="num" w:pos="5760"/>
-        </w:tabs>
-        <w:ind w:left="5760" w:hanging="360"/>
-      </w:pPr>
-    </w:lvl>
-    <w:lvl w:ilvl="8" w:tentative="1">
-      <w:start w:val="1"/>
-      <w:numFmt w:val="decimal"/>
-      <w:lvlText w:val="%9."/>
-      <w:lvlJc w:val="left"/>
-      <w:pPr>
-        <w:tabs>
-          <w:tab w:val="num" w:pos="6480"/>
-        </w:tabs>
-        <w:ind w:left="6480" w:hanging="360"/>
-      </w:pPr>
-    </w:lvl>
-  </w:abstractNum>
-  <w:abstractNum w:abstractNumId="7" w15:restartNumberingAfterBreak="0">
-    <w:nsid w:val="5ACD44F3"/>
-    <w:multiLevelType w:val="multilevel"/>
-    <w:tmpl w:val="A8D0A5C6"/>
-    <w:lvl w:ilvl="0">
-      <w:start w:val="1"/>
-      <w:numFmt w:val="bullet"/>
-      <w:lvlText w:val=""/>
-      <w:lvlJc w:val="left"/>
-      <w:pPr>
-        <w:tabs>
-          <w:tab w:val="num" w:pos="720"/>
-        </w:tabs>
-        <w:ind w:left="720" w:hanging="360"/>
-      </w:pPr>
-      <w:rPr>
-        <w:rFonts w:ascii="Symbol" w:hAnsi="Symbol" w:hint="default"/>
-        <w:sz w:val="20"/>
-      </w:rPr>
-    </w:lvl>
-    <w:lvl w:ilvl="1" w:tentative="1">
-      <w:start w:val="1"/>
-      <w:numFmt w:val="bullet"/>
-      <w:lvlText w:val="o"/>
-      <w:lvlJc w:val="left"/>
-      <w:pPr>
-        <w:tabs>
-          <w:tab w:val="num" w:pos="1440"/>
-        </w:tabs>
-        <w:ind w:left="1440" w:hanging="360"/>
-      </w:pPr>
-      <w:rPr>
-        <w:rFonts w:ascii="Courier New" w:hAnsi="Courier New" w:hint="default"/>
-        <w:sz w:val="20"/>
-      </w:rPr>
-    </w:lvl>
-    <w:lvl w:ilvl="2" w:tentative="1">
-      <w:start w:val="1"/>
-      <w:numFmt w:val="bullet"/>
-      <w:lvlText w:val=""/>
-      <w:lvlJc w:val="left"/>
-      <w:pPr>
-        <w:tabs>
-          <w:tab w:val="num" w:pos="2160"/>
-        </w:tabs>
-        <w:ind w:left="2160" w:hanging="360"/>
-      </w:pPr>
-      <w:rPr>
-        <w:rFonts w:ascii="Wingdings" w:hAnsi="Wingdings" w:hint="default"/>
-        <w:sz w:val="20"/>
-      </w:rPr>
-    </w:lvl>
-    <w:lvl w:ilvl="3" w:tentative="1">
-      <w:start w:val="1"/>
-      <w:numFmt w:val="bullet"/>
-      <w:lvlText w:val=""/>
-      <w:lvlJc w:val="left"/>
-      <w:pPr>
-        <w:tabs>
-          <w:tab w:val="num" w:pos="2880"/>
-        </w:tabs>
-        <w:ind w:left="2880" w:hanging="360"/>
-      </w:pPr>
-      <w:rPr>
-        <w:rFonts w:ascii="Wingdings" w:hAnsi="Wingdings" w:hint="default"/>
-        <w:sz w:val="20"/>
-      </w:rPr>
-    </w:lvl>
-    <w:lvl w:ilvl="4" w:tentative="1">
-      <w:start w:val="1"/>
-      <w:numFmt w:val="bullet"/>
-      <w:lvlText w:val=""/>
-      <w:lvlJc w:val="left"/>
-      <w:pPr>
-        <w:tabs>
-          <w:tab w:val="num" w:pos="3600"/>
-        </w:tabs>
-        <w:ind w:left="3600" w:hanging="360"/>
-      </w:pPr>
-      <w:rPr>
-        <w:rFonts w:ascii="Wingdings" w:hAnsi="Wingdings" w:hint="default"/>
-        <w:sz w:val="20"/>
-      </w:rPr>
-    </w:lvl>
-    <w:lvl w:ilvl="5" w:tentative="1">
-      <w:start w:val="1"/>
-      <w:numFmt w:val="bullet"/>
-      <w:lvlText w:val=""/>
-      <w:lvlJc w:val="left"/>
-      <w:pPr>
-        <w:tabs>
-          <w:tab w:val="num" w:pos="4320"/>
-        </w:tabs>
-        <w:ind w:left="4320" w:hanging="360"/>
-      </w:pPr>
-      <w:rPr>
-        <w:rFonts w:ascii="Wingdings" w:hAnsi="Wingdings" w:hint="default"/>
-        <w:sz w:val="20"/>
-      </w:rPr>
-    </w:lvl>
-    <w:lvl w:ilvl="6" w:tentative="1">
-      <w:start w:val="1"/>
-      <w:numFmt w:val="bullet"/>
-      <w:lvlText w:val=""/>
-      <w:lvlJc w:val="left"/>
-      <w:pPr>
-        <w:tabs>
-          <w:tab w:val="num" w:pos="5040"/>
-        </w:tabs>
-        <w:ind w:left="5040" w:hanging="360"/>
-      </w:pPr>
-      <w:rPr>
-        <w:rFonts w:ascii="Wingdings" w:hAnsi="Wingdings" w:hint="default"/>
-        <w:sz w:val="20"/>
-      </w:rPr>
-    </w:lvl>
-    <w:lvl w:ilvl="7" w:tentative="1">
-      <w:start w:val="1"/>
-      <w:numFmt w:val="bullet"/>
-      <w:lvlText w:val=""/>
-      <w:lvlJc w:val="left"/>
-      <w:pPr>
-        <w:tabs>
-          <w:tab w:val="num" w:pos="5760"/>
-        </w:tabs>
-        <w:ind w:left="5760" w:hanging="360"/>
-      </w:pPr>
-      <w:rPr>
-        <w:rFonts w:ascii="Wingdings" w:hAnsi="Wingdings" w:hint="default"/>
-        <w:sz w:val="20"/>
-      </w:rPr>
-    </w:lvl>
-    <w:lvl w:ilvl="8" w:tentative="1">
-      <w:start w:val="1"/>
-      <w:numFmt w:val="bullet"/>
-      <w:lvlText w:val=""/>
-      <w:lvlJc w:val="left"/>
-      <w:pPr>
-        <w:tabs>
-          <w:tab w:val="num" w:pos="6480"/>
-        </w:tabs>
-        <w:ind w:left="6480" w:hanging="360"/>
-      </w:pPr>
-      <w:rPr>
-        <w:rFonts w:ascii="Wingdings" w:hAnsi="Wingdings" w:hint="default"/>
-        <w:sz w:val="20"/>
-      </w:rPr>
-    </w:lvl>
-  </w:abstractNum>
-  <w:abstractNum w:abstractNumId="8" w15:restartNumberingAfterBreak="0">
-    <w:nsid w:val="67ED301F"/>
-    <w:multiLevelType w:val="multilevel"/>
-    <w:tmpl w:val="B664CF9E"/>
-    <w:lvl w:ilvl="0">
-      <w:start w:val="1"/>
-      <w:numFmt w:val="decimal"/>
-      <w:lvlText w:val="%1."/>
-      <w:lvlJc w:val="left"/>
-      <w:pPr>
-        <w:tabs>
-          <w:tab w:val="num" w:pos="720"/>
-        </w:tabs>
-        <w:ind w:left="720" w:hanging="360"/>
-      </w:pPr>
-    </w:lvl>
-    <w:lvl w:ilvl="1" w:tentative="1">
-      <w:start w:val="1"/>
-      <w:numFmt w:val="decimal"/>
-      <w:lvlText w:val="%2."/>
-      <w:lvlJc w:val="left"/>
-      <w:pPr>
-        <w:tabs>
-          <w:tab w:val="num" w:pos="1440"/>
-        </w:tabs>
-        <w:ind w:left="1440" w:hanging="360"/>
-      </w:pPr>
-    </w:lvl>
-    <w:lvl w:ilvl="2" w:tentative="1">
-      <w:start w:val="1"/>
-      <w:numFmt w:val="decimal"/>
-      <w:lvlText w:val="%3."/>
-      <w:lvlJc w:val="left"/>
-      <w:pPr>
-        <w:tabs>
-          <w:tab w:val="num" w:pos="2160"/>
-        </w:tabs>
-        <w:ind w:left="2160" w:hanging="360"/>
-      </w:pPr>
-    </w:lvl>
-    <w:lvl w:ilvl="3" w:tentative="1">
-      <w:start w:val="1"/>
-      <w:numFmt w:val="decimal"/>
-      <w:lvlText w:val="%4."/>
-      <w:lvlJc w:val="left"/>
-      <w:pPr>
-        <w:tabs>
-          <w:tab w:val="num" w:pos="2880"/>
-        </w:tabs>
-        <w:ind w:left="2880" w:hanging="360"/>
-      </w:pPr>
-    </w:lvl>
-    <w:lvl w:ilvl="4" w:tentative="1">
-      <w:start w:val="1"/>
-      <w:numFmt w:val="decimal"/>
-      <w:lvlText w:val="%5."/>
-      <w:lvlJc w:val="left"/>
-      <w:pPr>
-        <w:tabs>
-          <w:tab w:val="num" w:pos="3600"/>
-        </w:tabs>
-        <w:ind w:left="3600" w:hanging="360"/>
-      </w:pPr>
-    </w:lvl>
-    <w:lvl w:ilvl="5" w:tentative="1">
-      <w:start w:val="1"/>
-      <w:numFmt w:val="decimal"/>
-      <w:lvlText w:val="%6."/>
-      <w:lvlJc w:val="left"/>
-      <w:pPr>
-        <w:tabs>
-          <w:tab w:val="num" w:pos="4320"/>
-        </w:tabs>
-        <w:ind w:left="4320" w:hanging="360"/>
-      </w:pPr>
-    </w:lvl>
-    <w:lvl w:ilvl="6" w:tentative="1">
-      <w:start w:val="1"/>
-      <w:numFmt w:val="decimal"/>
-      <w:lvlText w:val="%7."/>
-      <w:lvlJc w:val="left"/>
-      <w:pPr>
-        <w:tabs>
-          <w:tab w:val="num" w:pos="5040"/>
-        </w:tabs>
-        <w:ind w:left="5040" w:hanging="360"/>
-      </w:pPr>
-    </w:lvl>
-    <w:lvl w:ilvl="7" w:tentative="1">
-      <w:start w:val="1"/>
-      <w:numFmt w:val="decimal"/>
-      <w:lvlText w:val="%8."/>
-      <w:lvlJc w:val="left"/>
-      <w:pPr>
-        <w:tabs>
-          <w:tab w:val="num" w:pos="5760"/>
-        </w:tabs>
-        <w:ind w:left="5760" w:hanging="360"/>
-      </w:pPr>
-    </w:lvl>
-    <w:lvl w:ilvl="8" w:tentative="1">
-      <w:start w:val="1"/>
-      <w:numFmt w:val="decimal"/>
-      <w:lvlText w:val="%9."/>
-      <w:lvlJc w:val="left"/>
-      <w:pPr>
-        <w:tabs>
-          <w:tab w:val="num" w:pos="6480"/>
-        </w:tabs>
-        <w:ind w:left="6480" w:hanging="360"/>
-      </w:pPr>
-    </w:lvl>
-  </w:abstractNum>
-  <w:abstractNum w:abstractNumId="9" w15:restartNumberingAfterBreak="0">
-    <w:nsid w:val="6CB772D3"/>
-    <w:multiLevelType w:val="multilevel"/>
-    <w:tmpl w:val="A99C4120"/>
-    <w:lvl w:ilvl="0">
-      <w:start w:val="1"/>
-      <w:numFmt w:val="decimal"/>
-      <w:lvlText w:val="%1."/>
-      <w:lvlJc w:val="left"/>
-      <w:pPr>
-        <w:tabs>
-          <w:tab w:val="num" w:pos="720"/>
-        </w:tabs>
-        <w:ind w:left="720" w:hanging="360"/>
-      </w:pPr>
-    </w:lvl>
-    <w:lvl w:ilvl="1" w:tentative="1">
-      <w:start w:val="1"/>
-      <w:numFmt w:val="decimal"/>
-      <w:lvlText w:val="%2."/>
-      <w:lvlJc w:val="left"/>
-      <w:pPr>
-        <w:tabs>
-          <w:tab w:val="num" w:pos="1440"/>
-        </w:tabs>
-        <w:ind w:left="1440" w:hanging="360"/>
-      </w:pPr>
-    </w:lvl>
-    <w:lvl w:ilvl="2" w:tentative="1">
-      <w:start w:val="1"/>
-      <w:numFmt w:val="decimal"/>
-      <w:lvlText w:val="%3."/>
-      <w:lvlJc w:val="left"/>
-      <w:pPr>
-        <w:tabs>
-          <w:tab w:val="num" w:pos="2160"/>
-        </w:tabs>
-        <w:ind w:left="2160" w:hanging="360"/>
-      </w:pPr>
-    </w:lvl>
-    <w:lvl w:ilvl="3" w:tentative="1">
-      <w:start w:val="1"/>
-      <w:numFmt w:val="decimal"/>
-      <w:lvlText w:val="%4."/>
-      <w:lvlJc w:val="left"/>
-      <w:pPr>
-        <w:tabs>
-          <w:tab w:val="num" w:pos="2880"/>
-        </w:tabs>
-        <w:ind w:left="2880" w:hanging="360"/>
-      </w:pPr>
-    </w:lvl>
-    <w:lvl w:ilvl="4" w:tentative="1">
-      <w:start w:val="1"/>
-      <w:numFmt w:val="decimal"/>
-      <w:lvlText w:val="%5."/>
-      <w:lvlJc w:val="left"/>
-      <w:pPr>
-        <w:tabs>
-          <w:tab w:val="num" w:pos="3600"/>
-        </w:tabs>
-        <w:ind w:left="3600" w:hanging="360"/>
-      </w:pPr>
-    </w:lvl>
-    <w:lvl w:ilvl="5" w:tentative="1">
-      <w:start w:val="1"/>
-      <w:numFmt w:val="decimal"/>
-      <w:lvlText w:val="%6."/>
-      <w:lvlJc w:val="left"/>
-      <w:pPr>
-        <w:tabs>
-          <w:tab w:val="num" w:pos="4320"/>
-        </w:tabs>
-        <w:ind w:left="4320" w:hanging="360"/>
-      </w:pPr>
-    </w:lvl>
-    <w:lvl w:ilvl="6" w:tentative="1">
-      <w:start w:val="1"/>
-      <w:numFmt w:val="decimal"/>
-      <w:lvlText w:val="%7."/>
-      <w:lvlJc w:val="left"/>
-      <w:pPr>
-        <w:tabs>
-          <w:tab w:val="num" w:pos="5040"/>
-        </w:tabs>
-        <w:ind w:left="5040" w:hanging="360"/>
-      </w:pPr>
-    </w:lvl>
-    <w:lvl w:ilvl="7" w:tentative="1">
-      <w:start w:val="1"/>
-      <w:numFmt w:val="decimal"/>
-      <w:lvlText w:val="%8."/>
-      <w:lvlJc w:val="left"/>
-      <w:pPr>
-        <w:tabs>
-          <w:tab w:val="num" w:pos="5760"/>
-        </w:tabs>
-        <w:ind w:left="5760" w:hanging="360"/>
-      </w:pPr>
-    </w:lvl>
-    <w:lvl w:ilvl="8" w:tentative="1">
-      <w:start w:val="1"/>
-      <w:numFmt w:val="decimal"/>
-      <w:lvlText w:val="%9."/>
-      <w:lvlJc w:val="left"/>
-      <w:pPr>
-        <w:tabs>
-          <w:tab w:val="num" w:pos="6480"/>
-        </w:tabs>
-        <w:ind w:left="6480" w:hanging="360"/>
-      </w:pPr>
-    </w:lvl>
-  </w:abstractNum>
-  <w:abstractNum w:abstractNumId="10" w15:restartNumberingAfterBreak="0">
-    <w:nsid w:val="6F2F1C80"/>
-    <w:multiLevelType w:val="multilevel"/>
-    <w:tmpl w:val="2C5044D8"/>
-    <w:lvl w:ilvl="0">
-      <w:start w:val="1"/>
-      <w:numFmt w:val="decimal"/>
-      <w:lvlText w:val="%1."/>
-      <w:lvlJc w:val="left"/>
-      <w:pPr>
-        <w:tabs>
-          <w:tab w:val="num" w:pos="720"/>
-        </w:tabs>
-        <w:ind w:left="720" w:hanging="360"/>
-      </w:pPr>
-    </w:lvl>
-    <w:lvl w:ilvl="1" w:tentative="1">
-      <w:start w:val="1"/>
-      <w:numFmt w:val="decimal"/>
-      <w:lvlText w:val="%2."/>
-      <w:lvlJc w:val="left"/>
-      <w:pPr>
-        <w:tabs>
-          <w:tab w:val="num" w:pos="1440"/>
-        </w:tabs>
-        <w:ind w:left="1440" w:hanging="360"/>
-      </w:pPr>
-    </w:lvl>
-    <w:lvl w:ilvl="2" w:tentative="1">
-      <w:start w:val="1"/>
-      <w:numFmt w:val="decimal"/>
-      <w:lvlText w:val="%3."/>
-      <w:lvlJc w:val="left"/>
-      <w:pPr>
-        <w:tabs>
-          <w:tab w:val="num" w:pos="2160"/>
-        </w:tabs>
-        <w:ind w:left="2160" w:hanging="360"/>
-      </w:pPr>
-    </w:lvl>
-    <w:lvl w:ilvl="3" w:tentative="1">
-      <w:start w:val="1"/>
-      <w:numFmt w:val="decimal"/>
-      <w:lvlText w:val="%4."/>
-      <w:lvlJc w:val="left"/>
-      <w:pPr>
-        <w:tabs>
-          <w:tab w:val="num" w:pos="2880"/>
-        </w:tabs>
-        <w:ind w:left="2880" w:hanging="360"/>
-      </w:pPr>
-    </w:lvl>
-    <w:lvl w:ilvl="4" w:tentative="1">
-      <w:start w:val="1"/>
-      <w:numFmt w:val="decimal"/>
-      <w:lvlText w:val="%5."/>
-      <w:lvlJc w:val="left"/>
-      <w:pPr>
-        <w:tabs>
-          <w:tab w:val="num" w:pos="3600"/>
-        </w:tabs>
-        <w:ind w:left="3600" w:hanging="360"/>
-      </w:pPr>
-    </w:lvl>
-    <w:lvl w:ilvl="5" w:tentative="1">
-      <w:start w:val="1"/>
-      <w:numFmt w:val="decimal"/>
-      <w:lvlText w:val="%6."/>
-      <w:lvlJc w:val="left"/>
-      <w:pPr>
-        <w:tabs>
-          <w:tab w:val="num" w:pos="4320"/>
-        </w:tabs>
-        <w:ind w:left="4320" w:hanging="360"/>
-      </w:pPr>
-    </w:lvl>
-    <w:lvl w:ilvl="6" w:tentative="1">
-      <w:start w:val="1"/>
-      <w:numFmt w:val="decimal"/>
-      <w:lvlText w:val="%7."/>
-      <w:lvlJc w:val="left"/>
-      <w:pPr>
-        <w:tabs>
-          <w:tab w:val="num" w:pos="5040"/>
-        </w:tabs>
-        <w:ind w:left="5040" w:hanging="360"/>
-      </w:pPr>
-    </w:lvl>
-    <w:lvl w:ilvl="7" w:tentative="1">
-      <w:start w:val="1"/>
-      <w:numFmt w:val="decimal"/>
-      <w:lvlText w:val="%8."/>
-      <w:lvlJc w:val="left"/>
-      <w:pPr>
-        <w:tabs>
-          <w:tab w:val="num" w:pos="5760"/>
-        </w:tabs>
-        <w:ind w:left="5760" w:hanging="360"/>
-      </w:pPr>
-    </w:lvl>
-    <w:lvl w:ilvl="8" w:tentative="1">
-      <w:start w:val="1"/>
-      <w:numFmt w:val="decimal"/>
-      <w:lvlText w:val="%9."/>
-      <w:lvlJc w:val="left"/>
-      <w:pPr>
-        <w:tabs>
-          <w:tab w:val="num" w:pos="6480"/>
-        </w:tabs>
-        <w:ind w:left="6480" w:hanging="360"/>
-      </w:pPr>
-    </w:lvl>
-  </w:abstractNum>
-  <w:abstractNum w:abstractNumId="11" w15:restartNumberingAfterBreak="0">
-    <w:nsid w:val="70F41347"/>
-    <w:multiLevelType w:val="multilevel"/>
-    <w:tmpl w:val="83DC2004"/>
-    <w:lvl w:ilvl="0">
-      <w:start w:val="1"/>
-      <w:numFmt w:val="decimal"/>
-      <w:lvlText w:val="%1."/>
-      <w:lvlJc w:val="left"/>
-      <w:pPr>
-        <w:tabs>
-          <w:tab w:val="num" w:pos="720"/>
-        </w:tabs>
-        <w:ind w:left="720" w:hanging="360"/>
-      </w:pPr>
-    </w:lvl>
-    <w:lvl w:ilvl="1">
-      <w:start w:val="1"/>
-      <w:numFmt w:val="bullet"/>
-      <w:lvlText w:val="o"/>
-      <w:lvlJc w:val="left"/>
-      <w:pPr>
-        <w:tabs>
-          <w:tab w:val="num" w:pos="1440"/>
-        </w:tabs>
-        <w:ind w:left="1440" w:hanging="360"/>
-      </w:pPr>
-      <w:rPr>
-        <w:rFonts w:ascii="Courier New" w:hAnsi="Courier New" w:hint="default"/>
-        <w:sz w:val="20"/>
-      </w:rPr>
-    </w:lvl>
-    <w:lvl w:ilvl="2">
-      <w:start w:val="1"/>
-      <w:numFmt w:val="bullet"/>
-      <w:lvlText w:val=""/>
-      <w:lvlJc w:val="left"/>
-      <w:pPr>
-        <w:tabs>
-          <w:tab w:val="num" w:pos="2160"/>
-        </w:tabs>
-        <w:ind w:left="2160" w:hanging="360"/>
-      </w:pPr>
-      <w:rPr>
-        <w:rFonts w:ascii="Wingdings" w:hAnsi="Wingdings" w:hint="default"/>
-        <w:sz w:val="20"/>
-      </w:rPr>
-    </w:lvl>
-    <w:lvl w:ilvl="3" w:tentative="1">
-      <w:start w:val="1"/>
-      <w:numFmt w:val="decimal"/>
-      <w:lvlText w:val="%4."/>
-      <w:lvlJc w:val="left"/>
-      <w:pPr>
-        <w:tabs>
-          <w:tab w:val="num" w:pos="2880"/>
-        </w:tabs>
-        <w:ind w:left="2880" w:hanging="360"/>
-      </w:pPr>
-    </w:lvl>
-    <w:lvl w:ilvl="4" w:tentative="1">
-      <w:start w:val="1"/>
-      <w:numFmt w:val="decimal"/>
-      <w:lvlText w:val="%5."/>
-      <w:lvlJc w:val="left"/>
-      <w:pPr>
-        <w:tabs>
-          <w:tab w:val="num" w:pos="3600"/>
-        </w:tabs>
-        <w:ind w:left="3600" w:hanging="360"/>
-      </w:pPr>
-    </w:lvl>
-    <w:lvl w:ilvl="5" w:tentative="1">
-      <w:start w:val="1"/>
-      <w:numFmt w:val="decimal"/>
-      <w:lvlText w:val="%6."/>
-      <w:lvlJc w:val="left"/>
-      <w:pPr>
-        <w:tabs>
-          <w:tab w:val="num" w:pos="4320"/>
-        </w:tabs>
-        <w:ind w:left="4320" w:hanging="360"/>
-      </w:pPr>
-    </w:lvl>
-    <w:lvl w:ilvl="6" w:tentative="1">
-      <w:start w:val="1"/>
-      <w:numFmt w:val="decimal"/>
-      <w:lvlText w:val="%7."/>
-      <w:lvlJc w:val="left"/>
-      <w:pPr>
-        <w:tabs>
-          <w:tab w:val="num" w:pos="5040"/>
-        </w:tabs>
-        <w:ind w:left="5040" w:hanging="360"/>
-      </w:pPr>
-    </w:lvl>
-    <w:lvl w:ilvl="7" w:tentative="1">
-      <w:start w:val="1"/>
-      <w:numFmt w:val="decimal"/>
-      <w:lvlText w:val="%8."/>
-      <w:lvlJc w:val="left"/>
-      <w:pPr>
-        <w:tabs>
-          <w:tab w:val="num" w:pos="5760"/>
-        </w:tabs>
-        <w:ind w:left="5760" w:hanging="360"/>
-      </w:pPr>
-    </w:lvl>
-    <w:lvl w:ilvl="8" w:tentative="1">
-      <w:start w:val="1"/>
-      <w:numFmt w:val="decimal"/>
-      <w:lvlText w:val="%9."/>
-      <w:lvlJc w:val="left"/>
-      <w:pPr>
-        <w:tabs>
-          <w:tab w:val="num" w:pos="6480"/>
-        </w:tabs>
-        <w:ind w:left="6480" w:hanging="360"/>
-      </w:pPr>
-    </w:lvl>
-  </w:abstractNum>
   <w:num w:numId="1">
+    <w:abstractNumId w:val="1"/>
+  </w:num>
+  <w:num w:numId="2">
+    <w:abstractNumId w:val="10"/>
+  </w:num>
+  <w:num w:numId="3">
+    <w:abstractNumId w:val="0"/>
+  </w:num>
+  <w:num w:numId="4">
+    <w:abstractNumId w:val="3"/>
+  </w:num>
+  <w:num w:numId="5">
     <w:abstractNumId w:val="2"/>
   </w:num>
-  <w:num w:numId="2">
+  <w:num w:numId="6">
     <w:abstractNumId w:val="9"/>
   </w:num>
-  <w:num w:numId="3">
-    <w:abstractNumId w:val="1"/>
+  <w:num w:numId="7">
+    <w:abstractNumId w:val="7"/>
   </w:num>
-  <w:num w:numId="4">
+  <w:num w:numId="8">
+    <w:abstractNumId w:val="5"/>
+  </w:num>
+  <w:num w:numId="9">
     <w:abstractNumId w:val="6"/>
   </w:num>
-  <w:num w:numId="5">
-    <w:abstractNumId w:val="7"/>
-  </w:num>
-  <w:num w:numId="6">
-    <w:abstractNumId w:val="3"/>
-  </w:num>
-  <w:num w:numId="7">
-    <w:abstractNumId w:val="0"/>
-  </w:num>
-  <w:num w:numId="8">
+  <w:num w:numId="10">
     <w:abstractNumId w:val="11"/>
-  </w:num>
-  <w:num w:numId="9">
-    <w:abstractNumId w:val="4"/>
-  </w:num>
-  <w:num w:numId="10">
-    <w:abstractNumId w:val="5"/>
   </w:num>
   <w:num w:numId="11">
     <w:abstractNumId w:val="8"/>
   </w:num>
   <w:num w:numId="12">
-    <w:abstractNumId w:val="10"/>
+    <w:abstractNumId w:val="4"/>
   </w:num>
 </w:numbering>
 </file>
@@ -5404,7 +6347,7 @@
     <w:basedOn w:val="a0"/>
     <w:uiPriority w:val="20"/>
     <w:qFormat/>
-    <w:rsid w:val="009A7865"/>
+    <w:rsid w:val="00677D04"/>
     <w:rPr>
       <w:i/>
       <w:iCs/>

--- a/test/ztmpTrue.docx
+++ b/test/ztmpTrue.docx
@@ -247,7 +247,7 @@
         <w:rPr>
           <w:rFonts w:ascii="Times New Roman" w:eastAsia="標楷體" w:hAnsi="Times New Roman" w:cs="Times New Roman" w:hint="eastAsia"/>
         </w:rPr>
-        <w:pict w14:anchorId="510D99EE">
+        <w:pict w14:anchorId="55BC78FC">
           <v:rect id="_x0000_i1025" style="width:0;height:1.5pt" o:hralign="center" o:hrstd="t" o:hr="t" fillcolor="#a0a0a0" stroked="f"/>
         </w:pict>
       </w:r>
@@ -500,7 +500,7 @@
         <w:rPr>
           <w:rFonts w:ascii="Times New Roman" w:eastAsia="標楷體" w:hAnsi="Times New Roman" w:cs="Times New Roman" w:hint="eastAsia"/>
         </w:rPr>
-        <w:pict w14:anchorId="11D71AF4">
+        <w:pict w14:anchorId="3A7A2E58">
           <v:rect id="_x0000_i1026" style="width:0;height:1.5pt" o:hralign="center" o:hrstd="t" o:hr="t" fillcolor="#a0a0a0" stroked="f"/>
         </w:pict>
       </w:r>
@@ -1241,7 +1241,7 @@
         <w:rPr>
           <w:rFonts w:ascii="Times New Roman" w:eastAsia="標楷體" w:hAnsi="Times New Roman" w:cs="Times New Roman" w:hint="eastAsia"/>
         </w:rPr>
-        <w:pict w14:anchorId="0431ADCE">
+        <w:pict w14:anchorId="7C50B4CA">
           <v:rect id="_x0000_i1027" style="width:0;height:1.5pt" o:hralign="center" o:hrstd="t" o:hr="t" fillcolor="#a0a0a0" stroked="f"/>
         </w:pict>
       </w:r>
@@ -1792,16 +1792,548 @@
     </w:tbl>
     <w:p>
       <w:pPr>
-        <w:spacing w:before="120" w:after="120"/>
-        <w:rPr>
-          <w:rFonts w:ascii="Times New Roman" w:eastAsia="標楷體" w:hAnsi="Times New Roman" w:cs="Times New Roman" w:hint="eastAsia"/>
-        </w:rPr>
-      </w:pPr>
-      <w:r>
-        <w:rPr>
-          <w:rFonts w:ascii="Times New Roman" w:eastAsia="標楷體" w:hAnsi="Times New Roman" w:cs="Times New Roman" w:hint="eastAsia"/>
-        </w:rPr>
-        <w:pict w14:anchorId="00E55CEE">
+        <w:spacing w:before="120" w:beforeAutospacing="1" w:after="120" w:afterAutospacing="1"/>
+        <w:outlineLvl w:val="3"/>
+        <w:rPr>
+          <w:rFonts w:ascii="Times New Roman" w:eastAsia="標楷體" w:hAnsi="Times New Roman" w:cs="Times New Roman" w:hint="eastAsia"/>
+          <w:b/>
+          <w:bCs/>
+          <w:sz w:val="28"/>
+          <w:szCs w:val="28"/>
+        </w:rPr>
+      </w:pPr>
+      <w:r>
+        <w:rPr>
+          <w:rFonts w:ascii="Times New Roman" w:eastAsia="標楷體" w:hAnsi="Times New Roman" w:cs="Times New Roman" w:hint="eastAsia"/>
+          <w:b/>
+          <w:bCs/>
+          <w:sz w:val="28"/>
+          <w:szCs w:val="28"/>
+        </w:rPr>
+        <w:t xml:space="preserve">4.2 </w:t>
+      </w:r>
+      <w:r>
+        <w:rPr>
+          <w:rFonts w:ascii="Times New Roman" w:eastAsia="標楷體" w:hAnsi="Times New Roman" w:cs="Times New Roman" w:hint="eastAsia"/>
+          <w:b/>
+          <w:bCs/>
+          <w:sz w:val="28"/>
+          <w:szCs w:val="28"/>
+        </w:rPr>
+        <w:t>表格測試（水平置中）</w:t>
+      </w:r>
+    </w:p>
+    <w:tbl>
+      <w:tblPr>
+        <w:tblW w:w="0" w:type="auto"/>
+        <w:jc w:val="center"/>
+        <w:tblCellMar>
+          <w:left w:w="0" w:type="dxa"/>
+          <w:right w:w="0" w:type="dxa"/>
+        </w:tblCellMar>
+        <w:tblLook w:val="04A0" w:firstRow="1" w:lastRow="0" w:firstColumn="1" w:lastColumn="0" w:noHBand="0" w:noVBand="1"/>
+      </w:tblPr>
+      <w:tblGrid>
+        <w:gridCol w:w="1710"/>
+        <w:gridCol w:w="1051"/>
+        <w:gridCol w:w="1710"/>
+      </w:tblGrid>
+      <w:tr>
+        <w:trPr>
+          <w:tblHeader/>
+          <w:jc w:val="center"/>
+        </w:trPr>
+        <w:tc>
+          <w:tcPr>
+            <w:tcW w:w="0" w:type="auto"/>
+            <w:tcBorders>
+              <w:top w:val="single" w:sz="6" w:space="0" w:color="666666"/>
+              <w:left w:val="single" w:sz="6" w:space="0" w:color="666666"/>
+              <w:bottom w:val="single" w:sz="2" w:space="0" w:color="666666"/>
+              <w:right w:val="single" w:sz="6" w:space="0" w:color="666666"/>
+            </w:tcBorders>
+            <w:shd w:val="clear" w:color="auto" w:fill="EEEEEE"/>
+            <w:tcMar>
+              <w:top w:w="90" w:type="dxa"/>
+              <w:left w:w="195" w:type="dxa"/>
+              <w:bottom w:w="90" w:type="dxa"/>
+              <w:right w:w="195" w:type="dxa"/>
+            </w:tcMar>
+            <w:vAlign w:val="center"/>
+            <w:hideMark/>
+          </w:tcPr>
+          <w:p>
+            <w:pPr>
+              <w:spacing w:before="120" w:after="120"/>
+              <w:jc w:val="center"/>
+              <w:rPr>
+                <w:rFonts w:ascii="Times New Roman" w:eastAsia="標楷體" w:hAnsi="Times New Roman" w:cs="Times New Roman" w:hint="eastAsia"/>
+                <w:b/>
+                <w:bCs/>
+                <w:sz w:val="22"/>
+                <w:szCs w:val="22"/>
+              </w:rPr>
+            </w:pPr>
+            <w:r>
+              <w:rPr>
+                <w:rFonts w:ascii="Times New Roman" w:eastAsia="標楷體" w:hAnsi="Times New Roman" w:cs="Times New Roman" w:hint="eastAsia"/>
+                <w:b/>
+                <w:bCs/>
+                <w:sz w:val="22"/>
+                <w:szCs w:val="22"/>
+              </w:rPr>
+              <w:t>項目</w:t>
+            </w:r>
+          </w:p>
+        </w:tc>
+        <w:tc>
+          <w:tcPr>
+            <w:tcW w:w="0" w:type="auto"/>
+            <w:tcBorders>
+              <w:top w:val="single" w:sz="6" w:space="0" w:color="666666"/>
+              <w:left w:val="single" w:sz="6" w:space="0" w:color="666666"/>
+              <w:bottom w:val="single" w:sz="2" w:space="0" w:color="666666"/>
+              <w:right w:val="single" w:sz="6" w:space="0" w:color="666666"/>
+            </w:tcBorders>
+            <w:shd w:val="clear" w:color="auto" w:fill="EEEEEE"/>
+            <w:tcMar>
+              <w:top w:w="90" w:type="dxa"/>
+              <w:left w:w="195" w:type="dxa"/>
+              <w:bottom w:w="90" w:type="dxa"/>
+              <w:right w:w="195" w:type="dxa"/>
+            </w:tcMar>
+            <w:vAlign w:val="center"/>
+            <w:hideMark/>
+          </w:tcPr>
+          <w:p>
+            <w:pPr>
+              <w:spacing w:before="120" w:after="120"/>
+              <w:jc w:val="center"/>
+              <w:rPr>
+                <w:rFonts w:ascii="Times New Roman" w:eastAsia="標楷體" w:hAnsi="Times New Roman" w:cs="Times New Roman" w:hint="eastAsia"/>
+                <w:b/>
+                <w:bCs/>
+                <w:sz w:val="22"/>
+                <w:szCs w:val="22"/>
+              </w:rPr>
+            </w:pPr>
+            <w:r>
+              <w:rPr>
+                <w:rFonts w:ascii="Times New Roman" w:eastAsia="標楷體" w:hAnsi="Times New Roman" w:cs="Times New Roman" w:hint="eastAsia"/>
+                <w:b/>
+                <w:bCs/>
+                <w:sz w:val="22"/>
+                <w:szCs w:val="22"/>
+              </w:rPr>
+              <w:t>完成度</w:t>
+            </w:r>
+          </w:p>
+        </w:tc>
+        <w:tc>
+          <w:tcPr>
+            <w:tcW w:w="0" w:type="auto"/>
+            <w:tcBorders>
+              <w:top w:val="single" w:sz="6" w:space="0" w:color="666666"/>
+              <w:left w:val="single" w:sz="6" w:space="0" w:color="666666"/>
+              <w:bottom w:val="single" w:sz="2" w:space="0" w:color="666666"/>
+              <w:right w:val="single" w:sz="6" w:space="0" w:color="666666"/>
+            </w:tcBorders>
+            <w:shd w:val="clear" w:color="auto" w:fill="EEEEEE"/>
+            <w:tcMar>
+              <w:top w:w="90" w:type="dxa"/>
+              <w:left w:w="195" w:type="dxa"/>
+              <w:bottom w:w="90" w:type="dxa"/>
+              <w:right w:w="195" w:type="dxa"/>
+            </w:tcMar>
+            <w:vAlign w:val="center"/>
+            <w:hideMark/>
+          </w:tcPr>
+          <w:p>
+            <w:pPr>
+              <w:spacing w:before="120" w:after="120"/>
+              <w:jc w:val="center"/>
+              <w:rPr>
+                <w:rFonts w:ascii="Times New Roman" w:eastAsia="標楷體" w:hAnsi="Times New Roman" w:cs="Times New Roman" w:hint="eastAsia"/>
+                <w:b/>
+                <w:bCs/>
+                <w:sz w:val="22"/>
+                <w:szCs w:val="22"/>
+              </w:rPr>
+            </w:pPr>
+            <w:r>
+              <w:rPr>
+                <w:rFonts w:ascii="Times New Roman" w:eastAsia="標楷體" w:hAnsi="Times New Roman" w:cs="Times New Roman" w:hint="eastAsia"/>
+                <w:b/>
+                <w:bCs/>
+                <w:sz w:val="22"/>
+                <w:szCs w:val="22"/>
+              </w:rPr>
+              <w:t>備註</w:t>
+            </w:r>
+          </w:p>
+        </w:tc>
+      </w:tr>
+      <w:tr>
+        <w:trPr>
+          <w:jc w:val="center"/>
+        </w:trPr>
+        <w:tc>
+          <w:tcPr>
+            <w:tcW w:w="0" w:type="auto"/>
+            <w:tcBorders>
+              <w:top w:val="single" w:sz="6" w:space="0" w:color="666666"/>
+              <w:left w:val="single" w:sz="6" w:space="0" w:color="666666"/>
+              <w:bottom w:val="single" w:sz="6" w:space="0" w:color="666666"/>
+              <w:right w:val="single" w:sz="6" w:space="0" w:color="666666"/>
+            </w:tcBorders>
+            <w:tcMar>
+              <w:top w:w="90" w:type="dxa"/>
+              <w:left w:w="195" w:type="dxa"/>
+              <w:bottom w:w="90" w:type="dxa"/>
+              <w:right w:w="195" w:type="dxa"/>
+            </w:tcMar>
+            <w:vAlign w:val="center"/>
+            <w:hideMark/>
+          </w:tcPr>
+          <w:p>
+            <w:pPr>
+              <w:spacing w:before="120" w:after="120"/>
+              <w:rPr>
+                <w:rFonts w:ascii="Times New Roman" w:eastAsia="標楷體" w:hAnsi="Times New Roman" w:cs="Times New Roman" w:hint="eastAsia"/>
+                <w:sz w:val="22"/>
+                <w:szCs w:val="22"/>
+              </w:rPr>
+            </w:pPr>
+            <w:r>
+              <w:rPr>
+                <w:rFonts w:ascii="Times New Roman" w:eastAsia="標楷體" w:hAnsi="Times New Roman" w:cs="Times New Roman" w:hint="eastAsia"/>
+                <w:sz w:val="22"/>
+                <w:szCs w:val="22"/>
+              </w:rPr>
+              <w:t>自動化流程</w:t>
+            </w:r>
+          </w:p>
+        </w:tc>
+        <w:tc>
+          <w:tcPr>
+            <w:tcW w:w="0" w:type="auto"/>
+            <w:tcBorders>
+              <w:top w:val="single" w:sz="6" w:space="0" w:color="666666"/>
+              <w:left w:val="single" w:sz="6" w:space="0" w:color="666666"/>
+              <w:bottom w:val="single" w:sz="6" w:space="0" w:color="666666"/>
+              <w:right w:val="single" w:sz="6" w:space="0" w:color="666666"/>
+            </w:tcBorders>
+            <w:tcMar>
+              <w:top w:w="90" w:type="dxa"/>
+              <w:left w:w="195" w:type="dxa"/>
+              <w:bottom w:w="90" w:type="dxa"/>
+              <w:right w:w="195" w:type="dxa"/>
+            </w:tcMar>
+            <w:vAlign w:val="center"/>
+            <w:hideMark/>
+          </w:tcPr>
+          <w:p>
+            <w:pPr>
+              <w:spacing w:before="120" w:after="120"/>
+              <w:rPr>
+                <w:rFonts w:ascii="Times New Roman" w:eastAsia="標楷體" w:hAnsi="Times New Roman" w:cs="Times New Roman" w:hint="eastAsia"/>
+                <w:sz w:val="22"/>
+                <w:szCs w:val="22"/>
+              </w:rPr>
+            </w:pPr>
+            <w:r>
+              <w:rPr>
+                <w:rFonts w:ascii="Times New Roman" w:eastAsia="標楷體" w:hAnsi="Times New Roman" w:cs="Times New Roman" w:hint="eastAsia"/>
+                <w:sz w:val="22"/>
+                <w:szCs w:val="22"/>
+              </w:rPr>
+              <w:t>100%</w:t>
+            </w:r>
+          </w:p>
+        </w:tc>
+        <w:tc>
+          <w:tcPr>
+            <w:tcW w:w="0" w:type="auto"/>
+            <w:tcBorders>
+              <w:top w:val="single" w:sz="6" w:space="0" w:color="666666"/>
+              <w:left w:val="single" w:sz="6" w:space="0" w:color="666666"/>
+              <w:bottom w:val="single" w:sz="6" w:space="0" w:color="666666"/>
+              <w:right w:val="single" w:sz="6" w:space="0" w:color="666666"/>
+            </w:tcBorders>
+            <w:tcMar>
+              <w:top w:w="90" w:type="dxa"/>
+              <w:left w:w="195" w:type="dxa"/>
+              <w:bottom w:w="90" w:type="dxa"/>
+              <w:right w:w="195" w:type="dxa"/>
+            </w:tcMar>
+            <w:vAlign w:val="center"/>
+            <w:hideMark/>
+          </w:tcPr>
+          <w:p>
+            <w:pPr>
+              <w:spacing w:before="120" w:after="120"/>
+              <w:rPr>
+                <w:rFonts w:ascii="Times New Roman" w:eastAsia="標楷體" w:hAnsi="Times New Roman" w:cs="Times New Roman" w:hint="eastAsia"/>
+                <w:sz w:val="22"/>
+                <w:szCs w:val="22"/>
+              </w:rPr>
+            </w:pPr>
+            <w:r>
+              <w:rPr>
+                <w:rFonts w:ascii="Times New Roman" w:eastAsia="標楷體" w:hAnsi="Times New Roman" w:cs="Times New Roman" w:hint="eastAsia"/>
+                <w:sz w:val="22"/>
+                <w:szCs w:val="22"/>
+              </w:rPr>
+              <w:t>已完成</w:t>
+            </w:r>
+          </w:p>
+        </w:tc>
+      </w:tr>
+      <w:tr>
+        <w:trPr>
+          <w:jc w:val="center"/>
+        </w:trPr>
+        <w:tc>
+          <w:tcPr>
+            <w:tcW w:w="0" w:type="auto"/>
+            <w:tcBorders>
+              <w:top w:val="single" w:sz="6" w:space="0" w:color="666666"/>
+              <w:left w:val="single" w:sz="6" w:space="0" w:color="666666"/>
+              <w:bottom w:val="single" w:sz="6" w:space="0" w:color="666666"/>
+              <w:right w:val="single" w:sz="6" w:space="0" w:color="666666"/>
+            </w:tcBorders>
+            <w:tcMar>
+              <w:top w:w="90" w:type="dxa"/>
+              <w:left w:w="195" w:type="dxa"/>
+              <w:bottom w:w="90" w:type="dxa"/>
+              <w:right w:w="195" w:type="dxa"/>
+            </w:tcMar>
+            <w:vAlign w:val="center"/>
+            <w:hideMark/>
+          </w:tcPr>
+          <w:p>
+            <w:pPr>
+              <w:spacing w:before="120" w:after="120"/>
+              <w:rPr>
+                <w:rFonts w:ascii="Times New Roman" w:eastAsia="標楷體" w:hAnsi="Times New Roman" w:cs="Times New Roman" w:hint="eastAsia"/>
+                <w:sz w:val="22"/>
+                <w:szCs w:val="22"/>
+              </w:rPr>
+            </w:pPr>
+            <w:r>
+              <w:rPr>
+                <w:rFonts w:ascii="Times New Roman" w:eastAsia="標楷體" w:hAnsi="Times New Roman" w:cs="Times New Roman" w:hint="eastAsia"/>
+                <w:sz w:val="22"/>
+                <w:szCs w:val="22"/>
+              </w:rPr>
+              <w:t>系統效能優化</w:t>
+            </w:r>
+          </w:p>
+        </w:tc>
+        <w:tc>
+          <w:tcPr>
+            <w:tcW w:w="0" w:type="auto"/>
+            <w:tcBorders>
+              <w:top w:val="single" w:sz="6" w:space="0" w:color="666666"/>
+              <w:left w:val="single" w:sz="6" w:space="0" w:color="666666"/>
+              <w:bottom w:val="single" w:sz="6" w:space="0" w:color="666666"/>
+              <w:right w:val="single" w:sz="6" w:space="0" w:color="666666"/>
+            </w:tcBorders>
+            <w:tcMar>
+              <w:top w:w="90" w:type="dxa"/>
+              <w:left w:w="195" w:type="dxa"/>
+              <w:bottom w:w="90" w:type="dxa"/>
+              <w:right w:w="195" w:type="dxa"/>
+            </w:tcMar>
+            <w:vAlign w:val="center"/>
+            <w:hideMark/>
+          </w:tcPr>
+          <w:p>
+            <w:pPr>
+              <w:spacing w:before="120" w:after="120"/>
+              <w:rPr>
+                <w:rFonts w:ascii="Times New Roman" w:eastAsia="標楷體" w:hAnsi="Times New Roman" w:cs="Times New Roman" w:hint="eastAsia"/>
+                <w:sz w:val="22"/>
+                <w:szCs w:val="22"/>
+              </w:rPr>
+            </w:pPr>
+            <w:r>
+              <w:rPr>
+                <w:rFonts w:ascii="Times New Roman" w:eastAsia="標楷體" w:hAnsi="Times New Roman" w:cs="Times New Roman" w:hint="eastAsia"/>
+                <w:sz w:val="22"/>
+                <w:szCs w:val="22"/>
+              </w:rPr>
+              <w:t>95%</w:t>
+            </w:r>
+          </w:p>
+        </w:tc>
+        <w:tc>
+          <w:tcPr>
+            <w:tcW w:w="0" w:type="auto"/>
+            <w:tcBorders>
+              <w:top w:val="single" w:sz="6" w:space="0" w:color="666666"/>
+              <w:left w:val="single" w:sz="6" w:space="0" w:color="666666"/>
+              <w:bottom w:val="single" w:sz="6" w:space="0" w:color="666666"/>
+              <w:right w:val="single" w:sz="6" w:space="0" w:color="666666"/>
+            </w:tcBorders>
+            <w:tcMar>
+              <w:top w:w="90" w:type="dxa"/>
+              <w:left w:w="195" w:type="dxa"/>
+              <w:bottom w:w="90" w:type="dxa"/>
+              <w:right w:w="195" w:type="dxa"/>
+            </w:tcMar>
+            <w:vAlign w:val="center"/>
+            <w:hideMark/>
+          </w:tcPr>
+          <w:p>
+            <w:pPr>
+              <w:spacing w:before="120" w:after="120"/>
+              <w:rPr>
+                <w:rFonts w:ascii="Times New Roman" w:eastAsia="標楷體" w:hAnsi="Times New Roman" w:cs="Times New Roman" w:hint="eastAsia"/>
+                <w:sz w:val="22"/>
+                <w:szCs w:val="22"/>
+              </w:rPr>
+            </w:pPr>
+            <w:r>
+              <w:rPr>
+                <w:rFonts w:ascii="Times New Roman" w:eastAsia="標楷體" w:hAnsi="Times New Roman" w:cs="Times New Roman" w:hint="eastAsia"/>
+                <w:sz w:val="22"/>
+                <w:szCs w:val="22"/>
+              </w:rPr>
+              <w:t>尚可持續改善</w:t>
+            </w:r>
+          </w:p>
+        </w:tc>
+      </w:tr>
+      <w:tr>
+        <w:trPr>
+          <w:jc w:val="center"/>
+        </w:trPr>
+        <w:tc>
+          <w:tcPr>
+            <w:tcW w:w="0" w:type="auto"/>
+            <w:tcBorders>
+              <w:top w:val="single" w:sz="6" w:space="0" w:color="666666"/>
+              <w:left w:val="single" w:sz="6" w:space="0" w:color="666666"/>
+              <w:bottom w:val="single" w:sz="6" w:space="0" w:color="666666"/>
+              <w:right w:val="single" w:sz="6" w:space="0" w:color="666666"/>
+            </w:tcBorders>
+            <w:tcMar>
+              <w:top w:w="90" w:type="dxa"/>
+              <w:left w:w="195" w:type="dxa"/>
+              <w:bottom w:w="90" w:type="dxa"/>
+              <w:right w:w="195" w:type="dxa"/>
+            </w:tcMar>
+            <w:vAlign w:val="center"/>
+            <w:hideMark/>
+          </w:tcPr>
+          <w:p>
+            <w:pPr>
+              <w:spacing w:before="120" w:after="120"/>
+              <w:rPr>
+                <w:rFonts w:ascii="Times New Roman" w:eastAsia="標楷體" w:hAnsi="Times New Roman" w:cs="Times New Roman" w:hint="eastAsia"/>
+                <w:sz w:val="22"/>
+                <w:szCs w:val="22"/>
+              </w:rPr>
+            </w:pPr>
+            <w:r>
+              <w:rPr>
+                <w:rFonts w:ascii="Times New Roman" w:eastAsia="標楷體" w:hAnsi="Times New Roman" w:cs="Times New Roman" w:hint="eastAsia"/>
+                <w:sz w:val="22"/>
+                <w:szCs w:val="22"/>
+              </w:rPr>
+              <w:t>介面改善</w:t>
+            </w:r>
+          </w:p>
+        </w:tc>
+        <w:tc>
+          <w:tcPr>
+            <w:tcW w:w="0" w:type="auto"/>
+            <w:tcBorders>
+              <w:top w:val="single" w:sz="6" w:space="0" w:color="666666"/>
+              <w:left w:val="single" w:sz="6" w:space="0" w:color="666666"/>
+              <w:bottom w:val="single" w:sz="6" w:space="0" w:color="666666"/>
+              <w:right w:val="single" w:sz="6" w:space="0" w:color="666666"/>
+            </w:tcBorders>
+            <w:tcMar>
+              <w:top w:w="90" w:type="dxa"/>
+              <w:left w:w="195" w:type="dxa"/>
+              <w:bottom w:w="90" w:type="dxa"/>
+              <w:right w:w="195" w:type="dxa"/>
+            </w:tcMar>
+            <w:vAlign w:val="center"/>
+            <w:hideMark/>
+          </w:tcPr>
+          <w:p>
+            <w:pPr>
+              <w:spacing w:before="120" w:after="120"/>
+              <w:rPr>
+                <w:rFonts w:ascii="Times New Roman" w:eastAsia="標楷體" w:hAnsi="Times New Roman" w:cs="Times New Roman" w:hint="eastAsia"/>
+                <w:sz w:val="22"/>
+                <w:szCs w:val="22"/>
+              </w:rPr>
+            </w:pPr>
+            <w:r>
+              <w:rPr>
+                <w:rFonts w:ascii="Times New Roman" w:eastAsia="標楷體" w:hAnsi="Times New Roman" w:cs="Times New Roman" w:hint="eastAsia"/>
+                <w:sz w:val="22"/>
+                <w:szCs w:val="22"/>
+              </w:rPr>
+              <w:t>80%</w:t>
+            </w:r>
+          </w:p>
+        </w:tc>
+        <w:tc>
+          <w:tcPr>
+            <w:tcW w:w="0" w:type="auto"/>
+            <w:tcBorders>
+              <w:top w:val="single" w:sz="6" w:space="0" w:color="666666"/>
+              <w:left w:val="single" w:sz="6" w:space="0" w:color="666666"/>
+              <w:bottom w:val="single" w:sz="6" w:space="0" w:color="666666"/>
+              <w:right w:val="single" w:sz="6" w:space="0" w:color="666666"/>
+            </w:tcBorders>
+            <w:tcMar>
+              <w:top w:w="90" w:type="dxa"/>
+              <w:left w:w="195" w:type="dxa"/>
+              <w:bottom w:w="90" w:type="dxa"/>
+              <w:right w:w="195" w:type="dxa"/>
+            </w:tcMar>
+            <w:vAlign w:val="center"/>
+            <w:hideMark/>
+          </w:tcPr>
+          <w:p>
+            <w:pPr>
+              <w:spacing w:before="120" w:after="120"/>
+              <w:rPr>
+                <w:rFonts w:ascii="Times New Roman" w:eastAsia="標楷體" w:hAnsi="Times New Roman" w:cs="Times New Roman" w:hint="eastAsia"/>
+                <w:sz w:val="22"/>
+                <w:szCs w:val="22"/>
+              </w:rPr>
+            </w:pPr>
+            <w:r>
+              <w:rPr>
+                <w:rFonts w:ascii="Times New Roman" w:eastAsia="標楷體" w:hAnsi="Times New Roman" w:cs="Times New Roman" w:hint="eastAsia"/>
+                <w:sz w:val="22"/>
+                <w:szCs w:val="22"/>
+              </w:rPr>
+              <w:t>預計下期延伸</w:t>
+            </w:r>
+          </w:p>
+        </w:tc>
+      </w:tr>
+    </w:tbl>
+    <w:p>
+      <w:pPr>
+        <w:spacing w:before="120" w:after="120"/>
+        <w:rPr>
+          <w:rFonts w:ascii="Times New Roman" w:eastAsia="標楷體" w:hAnsi="Times New Roman" w:cs="Times New Roman" w:hint="eastAsia"/>
+        </w:rPr>
+      </w:pPr>
+      <w:r>
+        <w:rPr>
+          <w:rFonts w:ascii="Times New Roman" w:eastAsia="標楷體" w:hAnsi="Times New Roman" w:cs="Times New Roman" w:hint="eastAsia"/>
+        </w:rPr>
+        <w:pict w14:anchorId="3F34ACE2">
           <v:rect id="_x0000_i1028" style="width:0;height:1.5pt" o:hralign="center" o:hrstd="t" o:hr="t" fillcolor="#a0a0a0" stroked="f"/>
         </w:pict>
       </w:r>
@@ -1993,7 +2525,7 @@
           <w:noProof/>
         </w:rPr>
         <w:drawing>
-          <wp:inline distT="0" distB="0" distL="0" distR="0" wp14:anchorId="62DC3798" wp14:editId="354D9E75">
+          <wp:inline distT="0" distB="0" distL="0" distR="0" wp14:anchorId="6AF633AF" wp14:editId="0229B58B">
             <wp:extent cx="2637155" cy="2637155"/>
             <wp:effectExtent l="0" t="0" r="0" b="0"/>
             <wp:docPr id="5" name="圖片 5"/>
@@ -2053,7 +2585,7 @@
         <w:rPr>
           <w:rFonts w:ascii="Times New Roman" w:eastAsia="標楷體" w:hAnsi="Times New Roman" w:cs="Times New Roman" w:hint="eastAsia"/>
         </w:rPr>
-        <w:pict w14:anchorId="7A2AC690">
+        <w:pict w14:anchorId="62D92B8C">
           <v:rect id="_x0000_i1029" style="width:0;height:1.5pt" o:hralign="center" o:hrstd="t" o:hr="t" fillcolor="#a0a0a0" stroked="f"/>
         </w:pict>
       </w:r>
@@ -2316,7 +2848,7 @@
         <w:rPr>
           <w:rFonts w:ascii="Times New Roman" w:eastAsia="標楷體" w:hAnsi="Times New Roman" w:cs="Times New Roman" w:hint="eastAsia"/>
         </w:rPr>
-        <w:pict w14:anchorId="561073AE">
+        <w:pict w14:anchorId="406884B5">
           <v:rect id="_x0000_i1030" style="width:0;height:1.5pt" o:hralign="center" o:hrstd="t" o:hr="t" fillcolor="#a0a0a0" stroked="f"/>
         </w:pict>
       </w:r>
@@ -2493,7 +3025,7 @@
         <w:rPr>
           <w:rFonts w:ascii="Times New Roman" w:eastAsia="標楷體" w:hAnsi="Times New Roman" w:cs="Times New Roman" w:hint="eastAsia"/>
         </w:rPr>
-        <w:pict w14:anchorId="5032B8D8">
+        <w:pict w14:anchorId="04B7EE59">
           <v:rect id="_x0000_i1031" style="width:0;height:1.5pt" o:hralign="center" o:hrstd="t" o:hr="t" fillcolor="#a0a0a0" stroked="f"/>
         </w:pict>
       </w:r>
@@ -2666,7 +3198,7 @@
         <w:rPr>
           <w:rFonts w:ascii="Times New Roman" w:eastAsia="標楷體" w:hAnsi="Times New Roman" w:cs="Times New Roman" w:hint="eastAsia"/>
         </w:rPr>
-        <w:pict w14:anchorId="44EA201E">
+        <w:pict w14:anchorId="1F3F709A">
           <v:rect id="_x0000_i1032" style="width:0;height:1.5pt" o:hralign="center" o:hrstd="t" o:hr="t" fillcolor="#a0a0a0" stroked="f"/>
         </w:pict>
       </w:r>
@@ -2947,951 +3479,8 @@
         <w:rPr>
           <w:rFonts w:ascii="Times New Roman" w:eastAsia="標楷體" w:hAnsi="Times New Roman" w:cs="Times New Roman" w:hint="eastAsia"/>
         </w:rPr>
-        <w:pict w14:anchorId="64DEFD15">
+        <w:pict w14:anchorId="5FCF741F">
           <v:rect id="_x0000_i1033" style="width:0;height:1.5pt" o:hralign="center" o:hrstd="t" o:hr="t" fillcolor="#a0a0a0" stroked="f"/>
-        </w:pict>
-      </w:r>
-    </w:p>
-    <w:p>
-      <w:pPr>
-        <w:spacing w:before="120" w:beforeAutospacing="1" w:after="120" w:afterAutospacing="1"/>
-        <w:outlineLvl w:val="2"/>
-        <w:rPr>
-          <w:rFonts w:ascii="Times New Roman" w:eastAsia="標楷體" w:hAnsi="Times New Roman" w:cs="Times New Roman" w:hint="eastAsia"/>
-          <w:b/>
-          <w:bCs/>
-          <w:sz w:val="32"/>
-          <w:szCs w:val="32"/>
-        </w:rPr>
-      </w:pPr>
-      <w:r>
-        <w:rPr>
-          <w:rFonts w:ascii="Times New Roman" w:eastAsia="標楷體" w:hAnsi="Times New Roman" w:cs="Times New Roman" w:hint="eastAsia"/>
-          <w:b/>
-          <w:bCs/>
-          <w:sz w:val="32"/>
-          <w:szCs w:val="32"/>
-        </w:rPr>
-        <w:t>八、表格水平置中測試（轉</w:t>
-      </w:r>
-      <w:r>
-        <w:rPr>
-          <w:rFonts w:ascii="Times New Roman" w:eastAsia="標楷體" w:hAnsi="Times New Roman" w:cs="Times New Roman" w:hint="eastAsia"/>
-          <w:b/>
-          <w:bCs/>
-          <w:sz w:val="32"/>
-          <w:szCs w:val="32"/>
-        </w:rPr>
-        <w:t>Docx</w:t>
-      </w:r>
-      <w:r>
-        <w:rPr>
-          <w:rFonts w:ascii="Times New Roman" w:eastAsia="標楷體" w:hAnsi="Times New Roman" w:cs="Times New Roman" w:hint="eastAsia"/>
-          <w:b/>
-          <w:bCs/>
-          <w:sz w:val="32"/>
-          <w:szCs w:val="32"/>
-        </w:rPr>
-        <w:t>）</w:t>
-      </w:r>
-    </w:p>
-    <w:p>
-      <w:pPr>
-        <w:spacing w:before="120" w:beforeAutospacing="1" w:after="120" w:afterAutospacing="1"/>
-        <w:outlineLvl w:val="3"/>
-        <w:rPr>
-          <w:rFonts w:ascii="Times New Roman" w:eastAsia="標楷體" w:hAnsi="Times New Roman" w:cs="Times New Roman" w:hint="eastAsia"/>
-          <w:b/>
-          <w:bCs/>
-          <w:sz w:val="28"/>
-          <w:szCs w:val="28"/>
-        </w:rPr>
-      </w:pPr>
-      <w:r>
-        <w:rPr>
-          <w:rFonts w:ascii="Times New Roman" w:eastAsia="標楷體" w:hAnsi="Times New Roman" w:cs="Times New Roman" w:hint="eastAsia"/>
-          <w:b/>
-          <w:bCs/>
-          <w:sz w:val="28"/>
-          <w:szCs w:val="28"/>
-        </w:rPr>
-        <w:t xml:space="preserve">8.1 </w:t>
-      </w:r>
-      <w:r>
-        <w:rPr>
-          <w:rFonts w:ascii="Times New Roman" w:eastAsia="標楷體" w:hAnsi="Times New Roman" w:cs="Times New Roman" w:hint="eastAsia"/>
-          <w:b/>
-          <w:bCs/>
-          <w:sz w:val="28"/>
-          <w:szCs w:val="28"/>
-        </w:rPr>
-        <w:t>基本表格（對照組</w:t>
-      </w:r>
-      <w:r>
-        <w:rPr>
-          <w:rFonts w:ascii="Times New Roman" w:eastAsia="標楷體" w:hAnsi="Times New Roman" w:cs="Times New Roman" w:hint="eastAsia"/>
-          <w:b/>
-          <w:bCs/>
-          <w:sz w:val="28"/>
-          <w:szCs w:val="28"/>
-        </w:rPr>
-        <w:t xml:space="preserve">, </w:t>
-      </w:r>
-      <w:r>
-        <w:rPr>
-          <w:rFonts w:ascii="Times New Roman" w:eastAsia="標楷體" w:hAnsi="Times New Roman" w:cs="Times New Roman" w:hint="eastAsia"/>
-          <w:b/>
-          <w:bCs/>
-          <w:sz w:val="28"/>
-          <w:szCs w:val="28"/>
-        </w:rPr>
-        <w:t>預設靠左）</w:t>
-      </w:r>
-    </w:p>
-    <w:tbl>
-      <w:tblPr>
-        <w:tblW w:w="0" w:type="auto"/>
-        <w:tblCellMar>
-          <w:left w:w="0" w:type="dxa"/>
-          <w:right w:w="0" w:type="dxa"/>
-        </w:tblCellMar>
-        <w:tblLook w:val="04A0" w:firstRow="1" w:lastRow="0" w:firstColumn="1" w:lastColumn="0" w:noHBand="0" w:noVBand="1"/>
-      </w:tblPr>
-      <w:tblGrid>
-        <w:gridCol w:w="1051"/>
-        <w:gridCol w:w="1051"/>
-        <w:gridCol w:w="1051"/>
-      </w:tblGrid>
-      <w:tr>
-        <w:trPr>
-          <w:tblHeader/>
-        </w:trPr>
-        <w:tc>
-          <w:tcPr>
-            <w:tcW w:w="0" w:type="auto"/>
-            <w:tcBorders>
-              <w:top w:val="single" w:sz="6" w:space="0" w:color="666666"/>
-              <w:left w:val="single" w:sz="6" w:space="0" w:color="666666"/>
-              <w:bottom w:val="single" w:sz="2" w:space="0" w:color="666666"/>
-              <w:right w:val="single" w:sz="6" w:space="0" w:color="666666"/>
-            </w:tcBorders>
-            <w:shd w:val="clear" w:color="auto" w:fill="EEEEEE"/>
-            <w:tcMar>
-              <w:top w:w="90" w:type="dxa"/>
-              <w:left w:w="195" w:type="dxa"/>
-              <w:bottom w:w="90" w:type="dxa"/>
-              <w:right w:w="195" w:type="dxa"/>
-            </w:tcMar>
-            <w:vAlign w:val="center"/>
-            <w:hideMark/>
-          </w:tcPr>
-          <w:p>
-            <w:pPr>
-              <w:spacing w:before="120" w:after="120"/>
-              <w:jc w:val="center"/>
-              <w:rPr>
-                <w:rFonts w:ascii="Times New Roman" w:eastAsia="標楷體" w:hAnsi="Times New Roman" w:cs="Times New Roman" w:hint="eastAsia"/>
-                <w:b/>
-                <w:bCs/>
-                <w:sz w:val="22"/>
-                <w:szCs w:val="22"/>
-              </w:rPr>
-            </w:pPr>
-            <w:r>
-              <w:rPr>
-                <w:rFonts w:ascii="Times New Roman" w:eastAsia="標楷體" w:hAnsi="Times New Roman" w:cs="Times New Roman" w:hint="eastAsia"/>
-                <w:b/>
-                <w:bCs/>
-                <w:sz w:val="22"/>
-                <w:szCs w:val="22"/>
-              </w:rPr>
-              <w:t>欄位一</w:t>
-            </w:r>
-          </w:p>
-        </w:tc>
-        <w:tc>
-          <w:tcPr>
-            <w:tcW w:w="0" w:type="auto"/>
-            <w:tcBorders>
-              <w:top w:val="single" w:sz="6" w:space="0" w:color="666666"/>
-              <w:left w:val="single" w:sz="6" w:space="0" w:color="666666"/>
-              <w:bottom w:val="single" w:sz="2" w:space="0" w:color="666666"/>
-              <w:right w:val="single" w:sz="6" w:space="0" w:color="666666"/>
-            </w:tcBorders>
-            <w:shd w:val="clear" w:color="auto" w:fill="EEEEEE"/>
-            <w:tcMar>
-              <w:top w:w="90" w:type="dxa"/>
-              <w:left w:w="195" w:type="dxa"/>
-              <w:bottom w:w="90" w:type="dxa"/>
-              <w:right w:w="195" w:type="dxa"/>
-            </w:tcMar>
-            <w:vAlign w:val="center"/>
-            <w:hideMark/>
-          </w:tcPr>
-          <w:p>
-            <w:pPr>
-              <w:spacing w:before="120" w:after="120"/>
-              <w:jc w:val="center"/>
-              <w:rPr>
-                <w:rFonts w:ascii="Times New Roman" w:eastAsia="標楷體" w:hAnsi="Times New Roman" w:cs="Times New Roman" w:hint="eastAsia"/>
-                <w:b/>
-                <w:bCs/>
-                <w:sz w:val="22"/>
-                <w:szCs w:val="22"/>
-              </w:rPr>
-            </w:pPr>
-            <w:r>
-              <w:rPr>
-                <w:rFonts w:ascii="Times New Roman" w:eastAsia="標楷體" w:hAnsi="Times New Roman" w:cs="Times New Roman" w:hint="eastAsia"/>
-                <w:b/>
-                <w:bCs/>
-                <w:sz w:val="22"/>
-                <w:szCs w:val="22"/>
-              </w:rPr>
-              <w:t>欄位二</w:t>
-            </w:r>
-          </w:p>
-        </w:tc>
-        <w:tc>
-          <w:tcPr>
-            <w:tcW w:w="0" w:type="auto"/>
-            <w:tcBorders>
-              <w:top w:val="single" w:sz="6" w:space="0" w:color="666666"/>
-              <w:left w:val="single" w:sz="6" w:space="0" w:color="666666"/>
-              <w:bottom w:val="single" w:sz="2" w:space="0" w:color="666666"/>
-              <w:right w:val="single" w:sz="6" w:space="0" w:color="666666"/>
-            </w:tcBorders>
-            <w:shd w:val="clear" w:color="auto" w:fill="EEEEEE"/>
-            <w:tcMar>
-              <w:top w:w="90" w:type="dxa"/>
-              <w:left w:w="195" w:type="dxa"/>
-              <w:bottom w:w="90" w:type="dxa"/>
-              <w:right w:w="195" w:type="dxa"/>
-            </w:tcMar>
-            <w:vAlign w:val="center"/>
-            <w:hideMark/>
-          </w:tcPr>
-          <w:p>
-            <w:pPr>
-              <w:spacing w:before="120" w:after="120"/>
-              <w:jc w:val="center"/>
-              <w:rPr>
-                <w:rFonts w:ascii="Times New Roman" w:eastAsia="標楷體" w:hAnsi="Times New Roman" w:cs="Times New Roman" w:hint="eastAsia"/>
-                <w:b/>
-                <w:bCs/>
-                <w:sz w:val="22"/>
-                <w:szCs w:val="22"/>
-              </w:rPr>
-            </w:pPr>
-            <w:r>
-              <w:rPr>
-                <w:rFonts w:ascii="Times New Roman" w:eastAsia="標楷體" w:hAnsi="Times New Roman" w:cs="Times New Roman" w:hint="eastAsia"/>
-                <w:b/>
-                <w:bCs/>
-                <w:sz w:val="22"/>
-                <w:szCs w:val="22"/>
-              </w:rPr>
-              <w:t>欄位三</w:t>
-            </w:r>
-          </w:p>
-        </w:tc>
-      </w:tr>
-      <w:tr>
-        <w:tc>
-          <w:tcPr>
-            <w:tcW w:w="0" w:type="auto"/>
-            <w:tcBorders>
-              <w:top w:val="single" w:sz="6" w:space="0" w:color="666666"/>
-              <w:left w:val="single" w:sz="6" w:space="0" w:color="666666"/>
-              <w:bottom w:val="single" w:sz="6" w:space="0" w:color="666666"/>
-              <w:right w:val="single" w:sz="6" w:space="0" w:color="666666"/>
-            </w:tcBorders>
-            <w:tcMar>
-              <w:top w:w="90" w:type="dxa"/>
-              <w:left w:w="195" w:type="dxa"/>
-              <w:bottom w:w="90" w:type="dxa"/>
-              <w:right w:w="195" w:type="dxa"/>
-            </w:tcMar>
-            <w:vAlign w:val="center"/>
-            <w:hideMark/>
-          </w:tcPr>
-          <w:p>
-            <w:pPr>
-              <w:spacing w:before="120" w:after="120"/>
-              <w:rPr>
-                <w:rFonts w:ascii="Times New Roman" w:eastAsia="標楷體" w:hAnsi="Times New Roman" w:cs="Times New Roman" w:hint="eastAsia"/>
-                <w:sz w:val="22"/>
-                <w:szCs w:val="22"/>
-              </w:rPr>
-            </w:pPr>
-            <w:r>
-              <w:rPr>
-                <w:rFonts w:ascii="Times New Roman" w:eastAsia="標楷體" w:hAnsi="Times New Roman" w:cs="Times New Roman" w:hint="eastAsia"/>
-                <w:sz w:val="22"/>
-                <w:szCs w:val="22"/>
-              </w:rPr>
-              <w:t>A1</w:t>
-            </w:r>
-          </w:p>
-        </w:tc>
-        <w:tc>
-          <w:tcPr>
-            <w:tcW w:w="0" w:type="auto"/>
-            <w:tcBorders>
-              <w:top w:val="single" w:sz="6" w:space="0" w:color="666666"/>
-              <w:left w:val="single" w:sz="6" w:space="0" w:color="666666"/>
-              <w:bottom w:val="single" w:sz="6" w:space="0" w:color="666666"/>
-              <w:right w:val="single" w:sz="6" w:space="0" w:color="666666"/>
-            </w:tcBorders>
-            <w:tcMar>
-              <w:top w:w="90" w:type="dxa"/>
-              <w:left w:w="195" w:type="dxa"/>
-              <w:bottom w:w="90" w:type="dxa"/>
-              <w:right w:w="195" w:type="dxa"/>
-            </w:tcMar>
-            <w:vAlign w:val="center"/>
-            <w:hideMark/>
-          </w:tcPr>
-          <w:p>
-            <w:pPr>
-              <w:spacing w:before="120" w:after="120"/>
-              <w:rPr>
-                <w:rFonts w:ascii="Times New Roman" w:eastAsia="標楷體" w:hAnsi="Times New Roman" w:cs="Times New Roman" w:hint="eastAsia"/>
-                <w:sz w:val="22"/>
-                <w:szCs w:val="22"/>
-              </w:rPr>
-            </w:pPr>
-            <w:r>
-              <w:rPr>
-                <w:rFonts w:ascii="Times New Roman" w:eastAsia="標楷體" w:hAnsi="Times New Roman" w:cs="Times New Roman" w:hint="eastAsia"/>
-                <w:sz w:val="22"/>
-                <w:szCs w:val="22"/>
-              </w:rPr>
-              <w:t>B1</w:t>
-            </w:r>
-          </w:p>
-        </w:tc>
-        <w:tc>
-          <w:tcPr>
-            <w:tcW w:w="0" w:type="auto"/>
-            <w:tcBorders>
-              <w:top w:val="single" w:sz="6" w:space="0" w:color="666666"/>
-              <w:left w:val="single" w:sz="6" w:space="0" w:color="666666"/>
-              <w:bottom w:val="single" w:sz="6" w:space="0" w:color="666666"/>
-              <w:right w:val="single" w:sz="6" w:space="0" w:color="666666"/>
-            </w:tcBorders>
-            <w:tcMar>
-              <w:top w:w="90" w:type="dxa"/>
-              <w:left w:w="195" w:type="dxa"/>
-              <w:bottom w:w="90" w:type="dxa"/>
-              <w:right w:w="195" w:type="dxa"/>
-            </w:tcMar>
-            <w:vAlign w:val="center"/>
-            <w:hideMark/>
-          </w:tcPr>
-          <w:p>
-            <w:pPr>
-              <w:spacing w:before="120" w:after="120"/>
-              <w:rPr>
-                <w:rFonts w:ascii="Times New Roman" w:eastAsia="標楷體" w:hAnsi="Times New Roman" w:cs="Times New Roman" w:hint="eastAsia"/>
-                <w:sz w:val="22"/>
-                <w:szCs w:val="22"/>
-              </w:rPr>
-            </w:pPr>
-            <w:r>
-              <w:rPr>
-                <w:rFonts w:ascii="Times New Roman" w:eastAsia="標楷體" w:hAnsi="Times New Roman" w:cs="Times New Roman" w:hint="eastAsia"/>
-                <w:sz w:val="22"/>
-                <w:szCs w:val="22"/>
-              </w:rPr>
-              <w:t>C1</w:t>
-            </w:r>
-          </w:p>
-        </w:tc>
-      </w:tr>
-      <w:tr>
-        <w:tc>
-          <w:tcPr>
-            <w:tcW w:w="0" w:type="auto"/>
-            <w:tcBorders>
-              <w:top w:val="single" w:sz="6" w:space="0" w:color="666666"/>
-              <w:left w:val="single" w:sz="6" w:space="0" w:color="666666"/>
-              <w:bottom w:val="single" w:sz="6" w:space="0" w:color="666666"/>
-              <w:right w:val="single" w:sz="6" w:space="0" w:color="666666"/>
-            </w:tcBorders>
-            <w:tcMar>
-              <w:top w:w="90" w:type="dxa"/>
-              <w:left w:w="195" w:type="dxa"/>
-              <w:bottom w:w="90" w:type="dxa"/>
-              <w:right w:w="195" w:type="dxa"/>
-            </w:tcMar>
-            <w:vAlign w:val="center"/>
-            <w:hideMark/>
-          </w:tcPr>
-          <w:p>
-            <w:pPr>
-              <w:spacing w:before="120" w:after="120"/>
-              <w:rPr>
-                <w:rFonts w:ascii="Times New Roman" w:eastAsia="標楷體" w:hAnsi="Times New Roman" w:cs="Times New Roman" w:hint="eastAsia"/>
-                <w:sz w:val="22"/>
-                <w:szCs w:val="22"/>
-              </w:rPr>
-            </w:pPr>
-            <w:r>
-              <w:rPr>
-                <w:rFonts w:ascii="Times New Roman" w:eastAsia="標楷體" w:hAnsi="Times New Roman" w:cs="Times New Roman" w:hint="eastAsia"/>
-                <w:sz w:val="22"/>
-                <w:szCs w:val="22"/>
-              </w:rPr>
-              <w:t>A2</w:t>
-            </w:r>
-          </w:p>
-        </w:tc>
-        <w:tc>
-          <w:tcPr>
-            <w:tcW w:w="0" w:type="auto"/>
-            <w:tcBorders>
-              <w:top w:val="single" w:sz="6" w:space="0" w:color="666666"/>
-              <w:left w:val="single" w:sz="6" w:space="0" w:color="666666"/>
-              <w:bottom w:val="single" w:sz="6" w:space="0" w:color="666666"/>
-              <w:right w:val="single" w:sz="6" w:space="0" w:color="666666"/>
-            </w:tcBorders>
-            <w:tcMar>
-              <w:top w:w="90" w:type="dxa"/>
-              <w:left w:w="195" w:type="dxa"/>
-              <w:bottom w:w="90" w:type="dxa"/>
-              <w:right w:w="195" w:type="dxa"/>
-            </w:tcMar>
-            <w:vAlign w:val="center"/>
-            <w:hideMark/>
-          </w:tcPr>
-          <w:p>
-            <w:pPr>
-              <w:spacing w:before="120" w:after="120"/>
-              <w:rPr>
-                <w:rFonts w:ascii="Times New Roman" w:eastAsia="標楷體" w:hAnsi="Times New Roman" w:cs="Times New Roman" w:hint="eastAsia"/>
-                <w:sz w:val="22"/>
-                <w:szCs w:val="22"/>
-              </w:rPr>
-            </w:pPr>
-            <w:r>
-              <w:rPr>
-                <w:rFonts w:ascii="Times New Roman" w:eastAsia="標楷體" w:hAnsi="Times New Roman" w:cs="Times New Roman" w:hint="eastAsia"/>
-                <w:sz w:val="22"/>
-                <w:szCs w:val="22"/>
-              </w:rPr>
-              <w:t>B2</w:t>
-            </w:r>
-          </w:p>
-        </w:tc>
-        <w:tc>
-          <w:tcPr>
-            <w:tcW w:w="0" w:type="auto"/>
-            <w:tcBorders>
-              <w:top w:val="single" w:sz="6" w:space="0" w:color="666666"/>
-              <w:left w:val="single" w:sz="6" w:space="0" w:color="666666"/>
-              <w:bottom w:val="single" w:sz="6" w:space="0" w:color="666666"/>
-              <w:right w:val="single" w:sz="6" w:space="0" w:color="666666"/>
-            </w:tcBorders>
-            <w:tcMar>
-              <w:top w:w="90" w:type="dxa"/>
-              <w:left w:w="195" w:type="dxa"/>
-              <w:bottom w:w="90" w:type="dxa"/>
-              <w:right w:w="195" w:type="dxa"/>
-            </w:tcMar>
-            <w:vAlign w:val="center"/>
-            <w:hideMark/>
-          </w:tcPr>
-          <w:p>
-            <w:pPr>
-              <w:spacing w:before="120" w:after="120"/>
-              <w:rPr>
-                <w:rFonts w:ascii="Times New Roman" w:eastAsia="標楷體" w:hAnsi="Times New Roman" w:cs="Times New Roman" w:hint="eastAsia"/>
-                <w:sz w:val="22"/>
-                <w:szCs w:val="22"/>
-              </w:rPr>
-            </w:pPr>
-            <w:r>
-              <w:rPr>
-                <w:rFonts w:ascii="Times New Roman" w:eastAsia="標楷體" w:hAnsi="Times New Roman" w:cs="Times New Roman" w:hint="eastAsia"/>
-                <w:sz w:val="22"/>
-                <w:szCs w:val="22"/>
-              </w:rPr>
-              <w:t>C2</w:t>
-            </w:r>
-          </w:p>
-        </w:tc>
-      </w:tr>
-    </w:tbl>
-    <w:p>
-      <w:pPr>
-        <w:spacing w:before="120" w:beforeAutospacing="1" w:after="120" w:afterAutospacing="1"/>
-        <w:outlineLvl w:val="3"/>
-        <w:rPr>
-          <w:rFonts w:ascii="Times New Roman" w:eastAsia="標楷體" w:hAnsi="Times New Roman" w:cs="Times New Roman" w:hint="eastAsia"/>
-          <w:b/>
-          <w:bCs/>
-          <w:sz w:val="28"/>
-          <w:szCs w:val="28"/>
-        </w:rPr>
-      </w:pPr>
-      <w:r>
-        <w:rPr>
-          <w:rFonts w:ascii="Times New Roman" w:eastAsia="標楷體" w:hAnsi="Times New Roman" w:cs="Times New Roman" w:hint="eastAsia"/>
-          <w:b/>
-          <w:bCs/>
-          <w:sz w:val="28"/>
-          <w:szCs w:val="28"/>
-        </w:rPr>
-        <w:t xml:space="preserve">8.2 </w:t>
-      </w:r>
-      <w:r>
-        <w:rPr>
-          <w:rFonts w:ascii="Times New Roman" w:eastAsia="標楷體" w:hAnsi="Times New Roman" w:cs="Times New Roman" w:hint="eastAsia"/>
-          <w:b/>
-          <w:bCs/>
-          <w:sz w:val="28"/>
-          <w:szCs w:val="28"/>
-        </w:rPr>
-        <w:t>表格水平置中（</w:t>
-      </w:r>
-      <w:r>
-        <w:rPr>
-          <w:rFonts w:ascii="Times New Roman" w:eastAsia="標楷體" w:hAnsi="Times New Roman" w:cs="Times New Roman" w:hint="eastAsia"/>
-          <w:b/>
-          <w:bCs/>
-          <w:sz w:val="28"/>
-          <w:szCs w:val="28"/>
-        </w:rPr>
-        <w:t>div+text-align:center</w:t>
-      </w:r>
-      <w:r>
-        <w:rPr>
-          <w:rFonts w:ascii="Times New Roman" w:eastAsia="標楷體" w:hAnsi="Times New Roman" w:cs="Times New Roman" w:hint="eastAsia"/>
-          <w:b/>
-          <w:bCs/>
-          <w:sz w:val="28"/>
-          <w:szCs w:val="28"/>
-        </w:rPr>
-        <w:t>轉</w:t>
-      </w:r>
-      <w:r>
-        <w:rPr>
-          <w:rFonts w:ascii="Times New Roman" w:eastAsia="標楷體" w:hAnsi="Times New Roman" w:cs="Times New Roman" w:hint="eastAsia"/>
-          <w:b/>
-          <w:bCs/>
-          <w:sz w:val="28"/>
-          <w:szCs w:val="28"/>
-        </w:rPr>
-        <w:t>Docx</w:t>
-      </w:r>
-      <w:r>
-        <w:rPr>
-          <w:rFonts w:ascii="Times New Roman" w:eastAsia="標楷體" w:hAnsi="Times New Roman" w:cs="Times New Roman" w:hint="eastAsia"/>
-          <w:b/>
-          <w:bCs/>
-          <w:sz w:val="28"/>
-          <w:szCs w:val="28"/>
-        </w:rPr>
-        <w:t>水平置中）</w:t>
-      </w:r>
-    </w:p>
-    <w:tbl>
-      <w:tblPr>
-        <w:tblW w:w="0" w:type="auto"/>
-        <w:jc w:val="center"/>
-        <w:tblCellMar>
-          <w:left w:w="0" w:type="dxa"/>
-          <w:right w:w="0" w:type="dxa"/>
-        </w:tblCellMar>
-        <w:tblLook w:val="04A0" w:firstRow="1" w:lastRow="0" w:firstColumn="1" w:lastColumn="0" w:noHBand="0" w:noVBand="1"/>
-      </w:tblPr>
-      <w:tblGrid>
-        <w:gridCol w:w="1051"/>
-        <w:gridCol w:w="1051"/>
-        <w:gridCol w:w="1051"/>
-      </w:tblGrid>
-      <w:tr>
-        <w:trPr>
-          <w:tblHeader/>
-          <w:jc w:val="center"/>
-        </w:trPr>
-        <w:tc>
-          <w:tcPr>
-            <w:tcW w:w="0" w:type="auto"/>
-            <w:tcBorders>
-              <w:top w:val="single" w:sz="6" w:space="0" w:color="666666"/>
-              <w:left w:val="single" w:sz="6" w:space="0" w:color="666666"/>
-              <w:bottom w:val="single" w:sz="2" w:space="0" w:color="666666"/>
-              <w:right w:val="single" w:sz="6" w:space="0" w:color="666666"/>
-            </w:tcBorders>
-            <w:shd w:val="clear" w:color="auto" w:fill="EEEEEE"/>
-            <w:tcMar>
-              <w:top w:w="90" w:type="dxa"/>
-              <w:left w:w="195" w:type="dxa"/>
-              <w:bottom w:w="90" w:type="dxa"/>
-              <w:right w:w="195" w:type="dxa"/>
-            </w:tcMar>
-            <w:vAlign w:val="center"/>
-            <w:hideMark/>
-          </w:tcPr>
-          <w:p>
-            <w:pPr>
-              <w:spacing w:before="120" w:after="120"/>
-              <w:jc w:val="center"/>
-              <w:rPr>
-                <w:rFonts w:ascii="Times New Roman" w:eastAsia="標楷體" w:hAnsi="Times New Roman" w:cs="Times New Roman" w:hint="eastAsia"/>
-                <w:b/>
-                <w:bCs/>
-                <w:sz w:val="22"/>
-                <w:szCs w:val="22"/>
-              </w:rPr>
-            </w:pPr>
-            <w:r>
-              <w:rPr>
-                <w:rFonts w:ascii="Times New Roman" w:eastAsia="標楷體" w:hAnsi="Times New Roman" w:cs="Times New Roman" w:hint="eastAsia"/>
-                <w:b/>
-                <w:bCs/>
-                <w:sz w:val="22"/>
-                <w:szCs w:val="22"/>
-              </w:rPr>
-              <w:t>欄位一</w:t>
-            </w:r>
-          </w:p>
-        </w:tc>
-        <w:tc>
-          <w:tcPr>
-            <w:tcW w:w="0" w:type="auto"/>
-            <w:tcBorders>
-              <w:top w:val="single" w:sz="6" w:space="0" w:color="666666"/>
-              <w:left w:val="single" w:sz="6" w:space="0" w:color="666666"/>
-              <w:bottom w:val="single" w:sz="2" w:space="0" w:color="666666"/>
-              <w:right w:val="single" w:sz="6" w:space="0" w:color="666666"/>
-            </w:tcBorders>
-            <w:shd w:val="clear" w:color="auto" w:fill="EEEEEE"/>
-            <w:tcMar>
-              <w:top w:w="90" w:type="dxa"/>
-              <w:left w:w="195" w:type="dxa"/>
-              <w:bottom w:w="90" w:type="dxa"/>
-              <w:right w:w="195" w:type="dxa"/>
-            </w:tcMar>
-            <w:vAlign w:val="center"/>
-            <w:hideMark/>
-          </w:tcPr>
-          <w:p>
-            <w:pPr>
-              <w:spacing w:before="120" w:after="120"/>
-              <w:jc w:val="center"/>
-              <w:rPr>
-                <w:rFonts w:ascii="Times New Roman" w:eastAsia="標楷體" w:hAnsi="Times New Roman" w:cs="Times New Roman" w:hint="eastAsia"/>
-                <w:b/>
-                <w:bCs/>
-                <w:sz w:val="22"/>
-                <w:szCs w:val="22"/>
-              </w:rPr>
-            </w:pPr>
-            <w:r>
-              <w:rPr>
-                <w:rFonts w:ascii="Times New Roman" w:eastAsia="標楷體" w:hAnsi="Times New Roman" w:cs="Times New Roman" w:hint="eastAsia"/>
-                <w:b/>
-                <w:bCs/>
-                <w:sz w:val="22"/>
-                <w:szCs w:val="22"/>
-              </w:rPr>
-              <w:t>欄位二</w:t>
-            </w:r>
-          </w:p>
-        </w:tc>
-        <w:tc>
-          <w:tcPr>
-            <w:tcW w:w="0" w:type="auto"/>
-            <w:tcBorders>
-              <w:top w:val="single" w:sz="6" w:space="0" w:color="666666"/>
-              <w:left w:val="single" w:sz="6" w:space="0" w:color="666666"/>
-              <w:bottom w:val="single" w:sz="2" w:space="0" w:color="666666"/>
-              <w:right w:val="single" w:sz="6" w:space="0" w:color="666666"/>
-            </w:tcBorders>
-            <w:shd w:val="clear" w:color="auto" w:fill="EEEEEE"/>
-            <w:tcMar>
-              <w:top w:w="90" w:type="dxa"/>
-              <w:left w:w="195" w:type="dxa"/>
-              <w:bottom w:w="90" w:type="dxa"/>
-              <w:right w:w="195" w:type="dxa"/>
-            </w:tcMar>
-            <w:vAlign w:val="center"/>
-            <w:hideMark/>
-          </w:tcPr>
-          <w:p>
-            <w:pPr>
-              <w:spacing w:before="120" w:after="120"/>
-              <w:jc w:val="center"/>
-              <w:rPr>
-                <w:rFonts w:ascii="Times New Roman" w:eastAsia="標楷體" w:hAnsi="Times New Roman" w:cs="Times New Roman" w:hint="eastAsia"/>
-                <w:b/>
-                <w:bCs/>
-                <w:sz w:val="22"/>
-                <w:szCs w:val="22"/>
-              </w:rPr>
-            </w:pPr>
-            <w:r>
-              <w:rPr>
-                <w:rFonts w:ascii="Times New Roman" w:eastAsia="標楷體" w:hAnsi="Times New Roman" w:cs="Times New Roman" w:hint="eastAsia"/>
-                <w:b/>
-                <w:bCs/>
-                <w:sz w:val="22"/>
-                <w:szCs w:val="22"/>
-              </w:rPr>
-              <w:t>欄位三</w:t>
-            </w:r>
-          </w:p>
-        </w:tc>
-      </w:tr>
-      <w:tr>
-        <w:trPr>
-          <w:jc w:val="center"/>
-        </w:trPr>
-        <w:tc>
-          <w:tcPr>
-            <w:tcW w:w="0" w:type="auto"/>
-            <w:tcBorders>
-              <w:top w:val="single" w:sz="6" w:space="0" w:color="666666"/>
-              <w:left w:val="single" w:sz="6" w:space="0" w:color="666666"/>
-              <w:bottom w:val="single" w:sz="6" w:space="0" w:color="666666"/>
-              <w:right w:val="single" w:sz="6" w:space="0" w:color="666666"/>
-            </w:tcBorders>
-            <w:tcMar>
-              <w:top w:w="90" w:type="dxa"/>
-              <w:left w:w="195" w:type="dxa"/>
-              <w:bottom w:w="90" w:type="dxa"/>
-              <w:right w:w="195" w:type="dxa"/>
-            </w:tcMar>
-            <w:vAlign w:val="center"/>
-            <w:hideMark/>
-          </w:tcPr>
-          <w:p>
-            <w:pPr>
-              <w:spacing w:before="120" w:after="120"/>
-              <w:rPr>
-                <w:rFonts w:ascii="Times New Roman" w:eastAsia="標楷體" w:hAnsi="Times New Roman" w:cs="Times New Roman" w:hint="eastAsia"/>
-                <w:sz w:val="22"/>
-                <w:szCs w:val="22"/>
-              </w:rPr>
-            </w:pPr>
-            <w:r>
-              <w:rPr>
-                <w:rFonts w:ascii="Times New Roman" w:eastAsia="標楷體" w:hAnsi="Times New Roman" w:cs="Times New Roman" w:hint="eastAsia"/>
-                <w:sz w:val="22"/>
-                <w:szCs w:val="22"/>
-              </w:rPr>
-              <w:t>A1</w:t>
-            </w:r>
-          </w:p>
-        </w:tc>
-        <w:tc>
-          <w:tcPr>
-            <w:tcW w:w="0" w:type="auto"/>
-            <w:tcBorders>
-              <w:top w:val="single" w:sz="6" w:space="0" w:color="666666"/>
-              <w:left w:val="single" w:sz="6" w:space="0" w:color="666666"/>
-              <w:bottom w:val="single" w:sz="6" w:space="0" w:color="666666"/>
-              <w:right w:val="single" w:sz="6" w:space="0" w:color="666666"/>
-            </w:tcBorders>
-            <w:tcMar>
-              <w:top w:w="90" w:type="dxa"/>
-              <w:left w:w="195" w:type="dxa"/>
-              <w:bottom w:w="90" w:type="dxa"/>
-              <w:right w:w="195" w:type="dxa"/>
-            </w:tcMar>
-            <w:vAlign w:val="center"/>
-            <w:hideMark/>
-          </w:tcPr>
-          <w:p>
-            <w:pPr>
-              <w:spacing w:before="120" w:after="120"/>
-              <w:rPr>
-                <w:rFonts w:ascii="Times New Roman" w:eastAsia="標楷體" w:hAnsi="Times New Roman" w:cs="Times New Roman" w:hint="eastAsia"/>
-                <w:sz w:val="22"/>
-                <w:szCs w:val="22"/>
-              </w:rPr>
-            </w:pPr>
-            <w:r>
-              <w:rPr>
-                <w:rFonts w:ascii="Times New Roman" w:eastAsia="標楷體" w:hAnsi="Times New Roman" w:cs="Times New Roman" w:hint="eastAsia"/>
-                <w:sz w:val="22"/>
-                <w:szCs w:val="22"/>
-              </w:rPr>
-              <w:t>B1</w:t>
-            </w:r>
-          </w:p>
-        </w:tc>
-        <w:tc>
-          <w:tcPr>
-            <w:tcW w:w="0" w:type="auto"/>
-            <w:tcBorders>
-              <w:top w:val="single" w:sz="6" w:space="0" w:color="666666"/>
-              <w:left w:val="single" w:sz="6" w:space="0" w:color="666666"/>
-              <w:bottom w:val="single" w:sz="6" w:space="0" w:color="666666"/>
-              <w:right w:val="single" w:sz="6" w:space="0" w:color="666666"/>
-            </w:tcBorders>
-            <w:tcMar>
-              <w:top w:w="90" w:type="dxa"/>
-              <w:left w:w="195" w:type="dxa"/>
-              <w:bottom w:w="90" w:type="dxa"/>
-              <w:right w:w="195" w:type="dxa"/>
-            </w:tcMar>
-            <w:vAlign w:val="center"/>
-            <w:hideMark/>
-          </w:tcPr>
-          <w:p>
-            <w:pPr>
-              <w:spacing w:before="120" w:after="120"/>
-              <w:rPr>
-                <w:rFonts w:ascii="Times New Roman" w:eastAsia="標楷體" w:hAnsi="Times New Roman" w:cs="Times New Roman" w:hint="eastAsia"/>
-                <w:sz w:val="22"/>
-                <w:szCs w:val="22"/>
-              </w:rPr>
-            </w:pPr>
-            <w:r>
-              <w:rPr>
-                <w:rFonts w:ascii="Times New Roman" w:eastAsia="標楷體" w:hAnsi="Times New Roman" w:cs="Times New Roman" w:hint="eastAsia"/>
-                <w:sz w:val="22"/>
-                <w:szCs w:val="22"/>
-              </w:rPr>
-              <w:t>C1</w:t>
-            </w:r>
-          </w:p>
-        </w:tc>
-      </w:tr>
-      <w:tr>
-        <w:trPr>
-          <w:jc w:val="center"/>
-        </w:trPr>
-        <w:tc>
-          <w:tcPr>
-            <w:tcW w:w="0" w:type="auto"/>
-            <w:tcBorders>
-              <w:top w:val="single" w:sz="6" w:space="0" w:color="666666"/>
-              <w:left w:val="single" w:sz="6" w:space="0" w:color="666666"/>
-              <w:bottom w:val="single" w:sz="6" w:space="0" w:color="666666"/>
-              <w:right w:val="single" w:sz="6" w:space="0" w:color="666666"/>
-            </w:tcBorders>
-            <w:tcMar>
-              <w:top w:w="90" w:type="dxa"/>
-              <w:left w:w="195" w:type="dxa"/>
-              <w:bottom w:w="90" w:type="dxa"/>
-              <w:right w:w="195" w:type="dxa"/>
-            </w:tcMar>
-            <w:vAlign w:val="center"/>
-            <w:hideMark/>
-          </w:tcPr>
-          <w:p>
-            <w:pPr>
-              <w:spacing w:before="120" w:after="120"/>
-              <w:rPr>
-                <w:rFonts w:ascii="Times New Roman" w:eastAsia="標楷體" w:hAnsi="Times New Roman" w:cs="Times New Roman" w:hint="eastAsia"/>
-                <w:sz w:val="22"/>
-                <w:szCs w:val="22"/>
-              </w:rPr>
-            </w:pPr>
-            <w:r>
-              <w:rPr>
-                <w:rFonts w:ascii="Times New Roman" w:eastAsia="標楷體" w:hAnsi="Times New Roman" w:cs="Times New Roman" w:hint="eastAsia"/>
-                <w:sz w:val="22"/>
-                <w:szCs w:val="22"/>
-              </w:rPr>
-              <w:t>A2</w:t>
-            </w:r>
-          </w:p>
-        </w:tc>
-        <w:tc>
-          <w:tcPr>
-            <w:tcW w:w="0" w:type="auto"/>
-            <w:tcBorders>
-              <w:top w:val="single" w:sz="6" w:space="0" w:color="666666"/>
-              <w:left w:val="single" w:sz="6" w:space="0" w:color="666666"/>
-              <w:bottom w:val="single" w:sz="6" w:space="0" w:color="666666"/>
-              <w:right w:val="single" w:sz="6" w:space="0" w:color="666666"/>
-            </w:tcBorders>
-            <w:tcMar>
-              <w:top w:w="90" w:type="dxa"/>
-              <w:left w:w="195" w:type="dxa"/>
-              <w:bottom w:w="90" w:type="dxa"/>
-              <w:right w:w="195" w:type="dxa"/>
-            </w:tcMar>
-            <w:vAlign w:val="center"/>
-            <w:hideMark/>
-          </w:tcPr>
-          <w:p>
-            <w:pPr>
-              <w:spacing w:before="120" w:after="120"/>
-              <w:rPr>
-                <w:rFonts w:ascii="Times New Roman" w:eastAsia="標楷體" w:hAnsi="Times New Roman" w:cs="Times New Roman" w:hint="eastAsia"/>
-                <w:sz w:val="22"/>
-                <w:szCs w:val="22"/>
-              </w:rPr>
-            </w:pPr>
-            <w:r>
-              <w:rPr>
-                <w:rFonts w:ascii="Times New Roman" w:eastAsia="標楷體" w:hAnsi="Times New Roman" w:cs="Times New Roman" w:hint="eastAsia"/>
-                <w:sz w:val="22"/>
-                <w:szCs w:val="22"/>
-              </w:rPr>
-              <w:t>B2</w:t>
-            </w:r>
-          </w:p>
-        </w:tc>
-        <w:tc>
-          <w:tcPr>
-            <w:tcW w:w="0" w:type="auto"/>
-            <w:tcBorders>
-              <w:top w:val="single" w:sz="6" w:space="0" w:color="666666"/>
-              <w:left w:val="single" w:sz="6" w:space="0" w:color="666666"/>
-              <w:bottom w:val="single" w:sz="6" w:space="0" w:color="666666"/>
-              <w:right w:val="single" w:sz="6" w:space="0" w:color="666666"/>
-            </w:tcBorders>
-            <w:tcMar>
-              <w:top w:w="90" w:type="dxa"/>
-              <w:left w:w="195" w:type="dxa"/>
-              <w:bottom w:w="90" w:type="dxa"/>
-              <w:right w:w="195" w:type="dxa"/>
-            </w:tcMar>
-            <w:vAlign w:val="center"/>
-            <w:hideMark/>
-          </w:tcPr>
-          <w:p>
-            <w:pPr>
-              <w:spacing w:before="120" w:after="120"/>
-              <w:rPr>
-                <w:rFonts w:ascii="Times New Roman" w:eastAsia="標楷體" w:hAnsi="Times New Roman" w:cs="Times New Roman" w:hint="eastAsia"/>
-                <w:sz w:val="22"/>
-                <w:szCs w:val="22"/>
-              </w:rPr>
-            </w:pPr>
-            <w:r>
-              <w:rPr>
-                <w:rFonts w:ascii="Times New Roman" w:eastAsia="標楷體" w:hAnsi="Times New Roman" w:cs="Times New Roman" w:hint="eastAsia"/>
-                <w:sz w:val="22"/>
-                <w:szCs w:val="22"/>
-              </w:rPr>
-              <w:t>C2</w:t>
-            </w:r>
-          </w:p>
-        </w:tc>
-      </w:tr>
-    </w:tbl>
-    <w:p>
-      <w:pPr>
-        <w:spacing w:before="120" w:after="120"/>
-        <w:rPr>
-          <w:rFonts w:ascii="Times New Roman" w:eastAsia="標楷體" w:hAnsi="Times New Roman" w:cs="Times New Roman" w:hint="eastAsia"/>
-        </w:rPr>
-      </w:pPr>
-      <w:r>
-        <w:rPr>
-          <w:rFonts w:ascii="Times New Roman" w:eastAsia="標楷體" w:hAnsi="Times New Roman" w:cs="Times New Roman" w:hint="eastAsia"/>
-        </w:rPr>
-        <w:pict w14:anchorId="599FF4D4">
-          <v:rect id="_x0000_i1034" style="width:0;height:1.5pt" o:hralign="center" o:hrstd="t" o:hr="t" fillcolor="#a0a0a0" stroked="f"/>
         </w:pict>
       </w:r>
     </w:p>
@@ -4471,9 +4060,235 @@
     </w:lvl>
   </w:abstractNum>
   <w:abstractNum w:abstractNumId="2" w15:restartNumberingAfterBreak="0">
-    <w:nsid w:val="0E1A30B9"/>
+    <w:nsid w:val="0FF017C8"/>
     <w:multiLevelType w:val="multilevel"/>
-    <w:tmpl w:val="B246C464"/>
+    <w:tmpl w:val="2CC4D692"/>
+    <w:lvl w:ilvl="0">
+      <w:start w:val="1"/>
+      <w:numFmt w:val="decimal"/>
+      <w:lvlText w:val="%1."/>
+      <w:lvlJc w:val="left"/>
+      <w:pPr>
+        <w:tabs>
+          <w:tab w:val="num" w:pos="720"/>
+        </w:tabs>
+        <w:ind w:left="720" w:hanging="360"/>
+      </w:pPr>
+    </w:lvl>
+    <w:lvl w:ilvl="1" w:tentative="1">
+      <w:start w:val="1"/>
+      <w:numFmt w:val="decimal"/>
+      <w:lvlText w:val="%2."/>
+      <w:lvlJc w:val="left"/>
+      <w:pPr>
+        <w:tabs>
+          <w:tab w:val="num" w:pos="1440"/>
+        </w:tabs>
+        <w:ind w:left="1440" w:hanging="360"/>
+      </w:pPr>
+    </w:lvl>
+    <w:lvl w:ilvl="2" w:tentative="1">
+      <w:start w:val="1"/>
+      <w:numFmt w:val="decimal"/>
+      <w:lvlText w:val="%3."/>
+      <w:lvlJc w:val="left"/>
+      <w:pPr>
+        <w:tabs>
+          <w:tab w:val="num" w:pos="2160"/>
+        </w:tabs>
+        <w:ind w:left="2160" w:hanging="360"/>
+      </w:pPr>
+    </w:lvl>
+    <w:lvl w:ilvl="3" w:tentative="1">
+      <w:start w:val="1"/>
+      <w:numFmt w:val="decimal"/>
+      <w:lvlText w:val="%4."/>
+      <w:lvlJc w:val="left"/>
+      <w:pPr>
+        <w:tabs>
+          <w:tab w:val="num" w:pos="2880"/>
+        </w:tabs>
+        <w:ind w:left="2880" w:hanging="360"/>
+      </w:pPr>
+    </w:lvl>
+    <w:lvl w:ilvl="4" w:tentative="1">
+      <w:start w:val="1"/>
+      <w:numFmt w:val="decimal"/>
+      <w:lvlText w:val="%5."/>
+      <w:lvlJc w:val="left"/>
+      <w:pPr>
+        <w:tabs>
+          <w:tab w:val="num" w:pos="3600"/>
+        </w:tabs>
+        <w:ind w:left="3600" w:hanging="360"/>
+      </w:pPr>
+    </w:lvl>
+    <w:lvl w:ilvl="5" w:tentative="1">
+      <w:start w:val="1"/>
+      <w:numFmt w:val="decimal"/>
+      <w:lvlText w:val="%6."/>
+      <w:lvlJc w:val="left"/>
+      <w:pPr>
+        <w:tabs>
+          <w:tab w:val="num" w:pos="4320"/>
+        </w:tabs>
+        <w:ind w:left="4320" w:hanging="360"/>
+      </w:pPr>
+    </w:lvl>
+    <w:lvl w:ilvl="6" w:tentative="1">
+      <w:start w:val="1"/>
+      <w:numFmt w:val="decimal"/>
+      <w:lvlText w:val="%7."/>
+      <w:lvlJc w:val="left"/>
+      <w:pPr>
+        <w:tabs>
+          <w:tab w:val="num" w:pos="5040"/>
+        </w:tabs>
+        <w:ind w:left="5040" w:hanging="360"/>
+      </w:pPr>
+    </w:lvl>
+    <w:lvl w:ilvl="7" w:tentative="1">
+      <w:start w:val="1"/>
+      <w:numFmt w:val="decimal"/>
+      <w:lvlText w:val="%8."/>
+      <w:lvlJc w:val="left"/>
+      <w:pPr>
+        <w:tabs>
+          <w:tab w:val="num" w:pos="5760"/>
+        </w:tabs>
+        <w:ind w:left="5760" w:hanging="360"/>
+      </w:pPr>
+    </w:lvl>
+    <w:lvl w:ilvl="8" w:tentative="1">
+      <w:start w:val="1"/>
+      <w:numFmt w:val="decimal"/>
+      <w:lvlText w:val="%9."/>
+      <w:lvlJc w:val="left"/>
+      <w:pPr>
+        <w:tabs>
+          <w:tab w:val="num" w:pos="6480"/>
+        </w:tabs>
+        <w:ind w:left="6480" w:hanging="360"/>
+      </w:pPr>
+    </w:lvl>
+  </w:abstractNum>
+  <w:abstractNum w:abstractNumId="3" w15:restartNumberingAfterBreak="0">
+    <w:nsid w:val="19A761FC"/>
+    <w:multiLevelType w:val="multilevel"/>
+    <w:tmpl w:val="87CAE0AC"/>
+    <w:lvl w:ilvl="0">
+      <w:start w:val="1"/>
+      <w:numFmt w:val="decimal"/>
+      <w:lvlText w:val="%1."/>
+      <w:lvlJc w:val="left"/>
+      <w:pPr>
+        <w:tabs>
+          <w:tab w:val="num" w:pos="720"/>
+        </w:tabs>
+        <w:ind w:left="720" w:hanging="360"/>
+      </w:pPr>
+    </w:lvl>
+    <w:lvl w:ilvl="1" w:tentative="1">
+      <w:start w:val="1"/>
+      <w:numFmt w:val="decimal"/>
+      <w:lvlText w:val="%2."/>
+      <w:lvlJc w:val="left"/>
+      <w:pPr>
+        <w:tabs>
+          <w:tab w:val="num" w:pos="1440"/>
+        </w:tabs>
+        <w:ind w:left="1440" w:hanging="360"/>
+      </w:pPr>
+    </w:lvl>
+    <w:lvl w:ilvl="2" w:tentative="1">
+      <w:start w:val="1"/>
+      <w:numFmt w:val="decimal"/>
+      <w:lvlText w:val="%3."/>
+      <w:lvlJc w:val="left"/>
+      <w:pPr>
+        <w:tabs>
+          <w:tab w:val="num" w:pos="2160"/>
+        </w:tabs>
+        <w:ind w:left="2160" w:hanging="360"/>
+      </w:pPr>
+    </w:lvl>
+    <w:lvl w:ilvl="3" w:tentative="1">
+      <w:start w:val="1"/>
+      <w:numFmt w:val="decimal"/>
+      <w:lvlText w:val="%4."/>
+      <w:lvlJc w:val="left"/>
+      <w:pPr>
+        <w:tabs>
+          <w:tab w:val="num" w:pos="2880"/>
+        </w:tabs>
+        <w:ind w:left="2880" w:hanging="360"/>
+      </w:pPr>
+    </w:lvl>
+    <w:lvl w:ilvl="4" w:tentative="1">
+      <w:start w:val="1"/>
+      <w:numFmt w:val="decimal"/>
+      <w:lvlText w:val="%5."/>
+      <w:lvlJc w:val="left"/>
+      <w:pPr>
+        <w:tabs>
+          <w:tab w:val="num" w:pos="3600"/>
+        </w:tabs>
+        <w:ind w:left="3600" w:hanging="360"/>
+      </w:pPr>
+    </w:lvl>
+    <w:lvl w:ilvl="5" w:tentative="1">
+      <w:start w:val="1"/>
+      <w:numFmt w:val="decimal"/>
+      <w:lvlText w:val="%6."/>
+      <w:lvlJc w:val="left"/>
+      <w:pPr>
+        <w:tabs>
+          <w:tab w:val="num" w:pos="4320"/>
+        </w:tabs>
+        <w:ind w:left="4320" w:hanging="360"/>
+      </w:pPr>
+    </w:lvl>
+    <w:lvl w:ilvl="6" w:tentative="1">
+      <w:start w:val="1"/>
+      <w:numFmt w:val="decimal"/>
+      <w:lvlText w:val="%7."/>
+      <w:lvlJc w:val="left"/>
+      <w:pPr>
+        <w:tabs>
+          <w:tab w:val="num" w:pos="5040"/>
+        </w:tabs>
+        <w:ind w:left="5040" w:hanging="360"/>
+      </w:pPr>
+    </w:lvl>
+    <w:lvl w:ilvl="7" w:tentative="1">
+      <w:start w:val="1"/>
+      <w:numFmt w:val="decimal"/>
+      <w:lvlText w:val="%8."/>
+      <w:lvlJc w:val="left"/>
+      <w:pPr>
+        <w:tabs>
+          <w:tab w:val="num" w:pos="5760"/>
+        </w:tabs>
+        <w:ind w:left="5760" w:hanging="360"/>
+      </w:pPr>
+    </w:lvl>
+    <w:lvl w:ilvl="8" w:tentative="1">
+      <w:start w:val="1"/>
+      <w:numFmt w:val="decimal"/>
+      <w:lvlText w:val="%9."/>
+      <w:lvlJc w:val="left"/>
+      <w:pPr>
+        <w:tabs>
+          <w:tab w:val="num" w:pos="6480"/>
+        </w:tabs>
+        <w:ind w:left="6480" w:hanging="360"/>
+      </w:pPr>
+    </w:lvl>
+  </w:abstractNum>
+  <w:abstractNum w:abstractNumId="4" w15:restartNumberingAfterBreak="0">
+    <w:nsid w:val="27257F4A"/>
+    <w:multiLevelType w:val="multilevel"/>
+    <w:tmpl w:val="04CC58D8"/>
     <w:lvl w:ilvl="0">
       <w:start w:val="1"/>
       <w:numFmt w:val="bullet"/>
@@ -4619,236 +4434,10 @@
       </w:rPr>
     </w:lvl>
   </w:abstractNum>
-  <w:abstractNum w:abstractNumId="3" w15:restartNumberingAfterBreak="0">
-    <w:nsid w:val="287F5777"/>
+  <w:abstractNum w:abstractNumId="5" w15:restartNumberingAfterBreak="0">
+    <w:nsid w:val="2A507F87"/>
     <w:multiLevelType w:val="multilevel"/>
-    <w:tmpl w:val="8AC4EE4A"/>
-    <w:lvl w:ilvl="0">
-      <w:start w:val="1"/>
-      <w:numFmt w:val="decimal"/>
-      <w:lvlText w:val="%1."/>
-      <w:lvlJc w:val="left"/>
-      <w:pPr>
-        <w:tabs>
-          <w:tab w:val="num" w:pos="720"/>
-        </w:tabs>
-        <w:ind w:left="720" w:hanging="360"/>
-      </w:pPr>
-    </w:lvl>
-    <w:lvl w:ilvl="1" w:tentative="1">
-      <w:start w:val="1"/>
-      <w:numFmt w:val="decimal"/>
-      <w:lvlText w:val="%2."/>
-      <w:lvlJc w:val="left"/>
-      <w:pPr>
-        <w:tabs>
-          <w:tab w:val="num" w:pos="1440"/>
-        </w:tabs>
-        <w:ind w:left="1440" w:hanging="360"/>
-      </w:pPr>
-    </w:lvl>
-    <w:lvl w:ilvl="2" w:tentative="1">
-      <w:start w:val="1"/>
-      <w:numFmt w:val="decimal"/>
-      <w:lvlText w:val="%3."/>
-      <w:lvlJc w:val="left"/>
-      <w:pPr>
-        <w:tabs>
-          <w:tab w:val="num" w:pos="2160"/>
-        </w:tabs>
-        <w:ind w:left="2160" w:hanging="360"/>
-      </w:pPr>
-    </w:lvl>
-    <w:lvl w:ilvl="3" w:tentative="1">
-      <w:start w:val="1"/>
-      <w:numFmt w:val="decimal"/>
-      <w:lvlText w:val="%4."/>
-      <w:lvlJc w:val="left"/>
-      <w:pPr>
-        <w:tabs>
-          <w:tab w:val="num" w:pos="2880"/>
-        </w:tabs>
-        <w:ind w:left="2880" w:hanging="360"/>
-      </w:pPr>
-    </w:lvl>
-    <w:lvl w:ilvl="4" w:tentative="1">
-      <w:start w:val="1"/>
-      <w:numFmt w:val="decimal"/>
-      <w:lvlText w:val="%5."/>
-      <w:lvlJc w:val="left"/>
-      <w:pPr>
-        <w:tabs>
-          <w:tab w:val="num" w:pos="3600"/>
-        </w:tabs>
-        <w:ind w:left="3600" w:hanging="360"/>
-      </w:pPr>
-    </w:lvl>
-    <w:lvl w:ilvl="5" w:tentative="1">
-      <w:start w:val="1"/>
-      <w:numFmt w:val="decimal"/>
-      <w:lvlText w:val="%6."/>
-      <w:lvlJc w:val="left"/>
-      <w:pPr>
-        <w:tabs>
-          <w:tab w:val="num" w:pos="4320"/>
-        </w:tabs>
-        <w:ind w:left="4320" w:hanging="360"/>
-      </w:pPr>
-    </w:lvl>
-    <w:lvl w:ilvl="6" w:tentative="1">
-      <w:start w:val="1"/>
-      <w:numFmt w:val="decimal"/>
-      <w:lvlText w:val="%7."/>
-      <w:lvlJc w:val="left"/>
-      <w:pPr>
-        <w:tabs>
-          <w:tab w:val="num" w:pos="5040"/>
-        </w:tabs>
-        <w:ind w:left="5040" w:hanging="360"/>
-      </w:pPr>
-    </w:lvl>
-    <w:lvl w:ilvl="7" w:tentative="1">
-      <w:start w:val="1"/>
-      <w:numFmt w:val="decimal"/>
-      <w:lvlText w:val="%8."/>
-      <w:lvlJc w:val="left"/>
-      <w:pPr>
-        <w:tabs>
-          <w:tab w:val="num" w:pos="5760"/>
-        </w:tabs>
-        <w:ind w:left="5760" w:hanging="360"/>
-      </w:pPr>
-    </w:lvl>
-    <w:lvl w:ilvl="8" w:tentative="1">
-      <w:start w:val="1"/>
-      <w:numFmt w:val="decimal"/>
-      <w:lvlText w:val="%9."/>
-      <w:lvlJc w:val="left"/>
-      <w:pPr>
-        <w:tabs>
-          <w:tab w:val="num" w:pos="6480"/>
-        </w:tabs>
-        <w:ind w:left="6480" w:hanging="360"/>
-      </w:pPr>
-    </w:lvl>
-  </w:abstractNum>
-  <w:abstractNum w:abstractNumId="4" w15:restartNumberingAfterBreak="0">
-    <w:nsid w:val="37F74888"/>
-    <w:multiLevelType w:val="multilevel"/>
-    <w:tmpl w:val="BA94369C"/>
-    <w:lvl w:ilvl="0">
-      <w:start w:val="1"/>
-      <w:numFmt w:val="decimal"/>
-      <w:lvlText w:val="%1."/>
-      <w:lvlJc w:val="left"/>
-      <w:pPr>
-        <w:tabs>
-          <w:tab w:val="num" w:pos="720"/>
-        </w:tabs>
-        <w:ind w:left="720" w:hanging="360"/>
-      </w:pPr>
-    </w:lvl>
-    <w:lvl w:ilvl="1" w:tentative="1">
-      <w:start w:val="1"/>
-      <w:numFmt w:val="decimal"/>
-      <w:lvlText w:val="%2."/>
-      <w:lvlJc w:val="left"/>
-      <w:pPr>
-        <w:tabs>
-          <w:tab w:val="num" w:pos="1440"/>
-        </w:tabs>
-        <w:ind w:left="1440" w:hanging="360"/>
-      </w:pPr>
-    </w:lvl>
-    <w:lvl w:ilvl="2" w:tentative="1">
-      <w:start w:val="1"/>
-      <w:numFmt w:val="decimal"/>
-      <w:lvlText w:val="%3."/>
-      <w:lvlJc w:val="left"/>
-      <w:pPr>
-        <w:tabs>
-          <w:tab w:val="num" w:pos="2160"/>
-        </w:tabs>
-        <w:ind w:left="2160" w:hanging="360"/>
-      </w:pPr>
-    </w:lvl>
-    <w:lvl w:ilvl="3" w:tentative="1">
-      <w:start w:val="1"/>
-      <w:numFmt w:val="decimal"/>
-      <w:lvlText w:val="%4."/>
-      <w:lvlJc w:val="left"/>
-      <w:pPr>
-        <w:tabs>
-          <w:tab w:val="num" w:pos="2880"/>
-        </w:tabs>
-        <w:ind w:left="2880" w:hanging="360"/>
-      </w:pPr>
-    </w:lvl>
-    <w:lvl w:ilvl="4" w:tentative="1">
-      <w:start w:val="1"/>
-      <w:numFmt w:val="decimal"/>
-      <w:lvlText w:val="%5."/>
-      <w:lvlJc w:val="left"/>
-      <w:pPr>
-        <w:tabs>
-          <w:tab w:val="num" w:pos="3600"/>
-        </w:tabs>
-        <w:ind w:left="3600" w:hanging="360"/>
-      </w:pPr>
-    </w:lvl>
-    <w:lvl w:ilvl="5" w:tentative="1">
-      <w:start w:val="1"/>
-      <w:numFmt w:val="decimal"/>
-      <w:lvlText w:val="%6."/>
-      <w:lvlJc w:val="left"/>
-      <w:pPr>
-        <w:tabs>
-          <w:tab w:val="num" w:pos="4320"/>
-        </w:tabs>
-        <w:ind w:left="4320" w:hanging="360"/>
-      </w:pPr>
-    </w:lvl>
-    <w:lvl w:ilvl="6" w:tentative="1">
-      <w:start w:val="1"/>
-      <w:numFmt w:val="decimal"/>
-      <w:lvlText w:val="%7."/>
-      <w:lvlJc w:val="left"/>
-      <w:pPr>
-        <w:tabs>
-          <w:tab w:val="num" w:pos="5040"/>
-        </w:tabs>
-        <w:ind w:left="5040" w:hanging="360"/>
-      </w:pPr>
-    </w:lvl>
-    <w:lvl w:ilvl="7" w:tentative="1">
-      <w:start w:val="1"/>
-      <w:numFmt w:val="decimal"/>
-      <w:lvlText w:val="%8."/>
-      <w:lvlJc w:val="left"/>
-      <w:pPr>
-        <w:tabs>
-          <w:tab w:val="num" w:pos="5760"/>
-        </w:tabs>
-        <w:ind w:left="5760" w:hanging="360"/>
-      </w:pPr>
-    </w:lvl>
-    <w:lvl w:ilvl="8" w:tentative="1">
-      <w:start w:val="1"/>
-      <w:numFmt w:val="decimal"/>
-      <w:lvlText w:val="%9."/>
-      <w:lvlJc w:val="left"/>
-      <w:pPr>
-        <w:tabs>
-          <w:tab w:val="num" w:pos="6480"/>
-        </w:tabs>
-        <w:ind w:left="6480" w:hanging="360"/>
-      </w:pPr>
-    </w:lvl>
-  </w:abstractNum>
-  <w:abstractNum w:abstractNumId="5" w15:restartNumberingAfterBreak="0">
-    <w:nsid w:val="40EA14BB"/>
-    <w:multiLevelType w:val="multilevel"/>
-    <w:tmpl w:val="F050BE38"/>
+    <w:tmpl w:val="6CB84044"/>
     <w:lvl w:ilvl="0">
       <w:start w:val="1"/>
       <w:numFmt w:val="decimal"/>
@@ -4967,9 +4556,9 @@
     </w:lvl>
   </w:abstractNum>
   <w:abstractNum w:abstractNumId="6" w15:restartNumberingAfterBreak="0">
-    <w:nsid w:val="42EA5383"/>
+    <w:nsid w:val="2E23233B"/>
     <w:multiLevelType w:val="multilevel"/>
-    <w:tmpl w:val="0240AC28"/>
+    <w:tmpl w:val="9EBC0D5A"/>
     <w:lvl w:ilvl="0">
       <w:start w:val="1"/>
       <w:numFmt w:val="bullet"/>
@@ -5116,9 +4705,9 @@
     </w:lvl>
   </w:abstractNum>
   <w:abstractNum w:abstractNumId="7" w15:restartNumberingAfterBreak="0">
-    <w:nsid w:val="45947C95"/>
+    <w:nsid w:val="3A157F5C"/>
     <w:multiLevelType w:val="multilevel"/>
-    <w:tmpl w:val="59662C80"/>
+    <w:tmpl w:val="86BEB228"/>
     <w:lvl w:ilvl="0">
       <w:start w:val="1"/>
       <w:numFmt w:val="bullet"/>
@@ -5265,122 +4854,9 @@
     </w:lvl>
   </w:abstractNum>
   <w:abstractNum w:abstractNumId="8" w15:restartNumberingAfterBreak="0">
-    <w:nsid w:val="691C16B7"/>
+    <w:nsid w:val="5DAA7C09"/>
     <w:multiLevelType w:val="multilevel"/>
-    <w:tmpl w:val="1E2615A6"/>
-    <w:lvl w:ilvl="0">
-      <w:start w:val="1"/>
-      <w:numFmt w:val="decimal"/>
-      <w:lvlText w:val="%1."/>
-      <w:lvlJc w:val="left"/>
-      <w:pPr>
-        <w:tabs>
-          <w:tab w:val="num" w:pos="720"/>
-        </w:tabs>
-        <w:ind w:left="720" w:hanging="360"/>
-      </w:pPr>
-    </w:lvl>
-    <w:lvl w:ilvl="1" w:tentative="1">
-      <w:start w:val="1"/>
-      <w:numFmt w:val="decimal"/>
-      <w:lvlText w:val="%2."/>
-      <w:lvlJc w:val="left"/>
-      <w:pPr>
-        <w:tabs>
-          <w:tab w:val="num" w:pos="1440"/>
-        </w:tabs>
-        <w:ind w:left="1440" w:hanging="360"/>
-      </w:pPr>
-    </w:lvl>
-    <w:lvl w:ilvl="2" w:tentative="1">
-      <w:start w:val="1"/>
-      <w:numFmt w:val="decimal"/>
-      <w:lvlText w:val="%3."/>
-      <w:lvlJc w:val="left"/>
-      <w:pPr>
-        <w:tabs>
-          <w:tab w:val="num" w:pos="2160"/>
-        </w:tabs>
-        <w:ind w:left="2160" w:hanging="360"/>
-      </w:pPr>
-    </w:lvl>
-    <w:lvl w:ilvl="3" w:tentative="1">
-      <w:start w:val="1"/>
-      <w:numFmt w:val="decimal"/>
-      <w:lvlText w:val="%4."/>
-      <w:lvlJc w:val="left"/>
-      <w:pPr>
-        <w:tabs>
-          <w:tab w:val="num" w:pos="2880"/>
-        </w:tabs>
-        <w:ind w:left="2880" w:hanging="360"/>
-      </w:pPr>
-    </w:lvl>
-    <w:lvl w:ilvl="4" w:tentative="1">
-      <w:start w:val="1"/>
-      <w:numFmt w:val="decimal"/>
-      <w:lvlText w:val="%5."/>
-      <w:lvlJc w:val="left"/>
-      <w:pPr>
-        <w:tabs>
-          <w:tab w:val="num" w:pos="3600"/>
-        </w:tabs>
-        <w:ind w:left="3600" w:hanging="360"/>
-      </w:pPr>
-    </w:lvl>
-    <w:lvl w:ilvl="5" w:tentative="1">
-      <w:start w:val="1"/>
-      <w:numFmt w:val="decimal"/>
-      <w:lvlText w:val="%6."/>
-      <w:lvlJc w:val="left"/>
-      <w:pPr>
-        <w:tabs>
-          <w:tab w:val="num" w:pos="4320"/>
-        </w:tabs>
-        <w:ind w:left="4320" w:hanging="360"/>
-      </w:pPr>
-    </w:lvl>
-    <w:lvl w:ilvl="6" w:tentative="1">
-      <w:start w:val="1"/>
-      <w:numFmt w:val="decimal"/>
-      <w:lvlText w:val="%7."/>
-      <w:lvlJc w:val="left"/>
-      <w:pPr>
-        <w:tabs>
-          <w:tab w:val="num" w:pos="5040"/>
-        </w:tabs>
-        <w:ind w:left="5040" w:hanging="360"/>
-      </w:pPr>
-    </w:lvl>
-    <w:lvl w:ilvl="7" w:tentative="1">
-      <w:start w:val="1"/>
-      <w:numFmt w:val="decimal"/>
-      <w:lvlText w:val="%8."/>
-      <w:lvlJc w:val="left"/>
-      <w:pPr>
-        <w:tabs>
-          <w:tab w:val="num" w:pos="5760"/>
-        </w:tabs>
-        <w:ind w:left="5760" w:hanging="360"/>
-      </w:pPr>
-    </w:lvl>
-    <w:lvl w:ilvl="8" w:tentative="1">
-      <w:start w:val="1"/>
-      <w:numFmt w:val="decimal"/>
-      <w:lvlText w:val="%9."/>
-      <w:lvlJc w:val="left"/>
-      <w:pPr>
-        <w:tabs>
-          <w:tab w:val="num" w:pos="6480"/>
-        </w:tabs>
-        <w:ind w:left="6480" w:hanging="360"/>
-      </w:pPr>
-    </w:lvl>
-  </w:abstractNum>
-  <w:abstractNum w:abstractNumId="9" w15:restartNumberingAfterBreak="0">
-    <w:nsid w:val="6BF14BA0"/>
-    <w:multiLevelType w:val="multilevel"/>
-    <w:tmpl w:val="E15E57E0"/>
+    <w:tmpl w:val="914EDEC0"/>
     <w:lvl w:ilvl="0">
       <w:start w:val="1"/>
       <w:numFmt w:val="bullet"/>
@@ -5526,7 +5002,7 @@
       </w:rPr>
     </w:lvl>
   </w:abstractNum>
-  <w:abstractNum w:abstractNumId="10" w15:restartNumberingAfterBreak="0">
+  <w:abstractNum w:abstractNumId="9" w15:restartNumberingAfterBreak="0">
     <w:nsid w:val="6CB772D3"/>
     <w:multiLevelType w:val="multilevel"/>
     <w:tmpl w:val="A99C4120"/>
@@ -5639,10 +5115,10 @@
       </w:pPr>
     </w:lvl>
   </w:abstractNum>
-  <w:abstractNum w:abstractNumId="11" w15:restartNumberingAfterBreak="0">
-    <w:nsid w:val="7D9B73E9"/>
+  <w:abstractNum w:abstractNumId="10" w15:restartNumberingAfterBreak="0">
+    <w:nsid w:val="711B5BDF"/>
     <w:multiLevelType w:val="multilevel"/>
-    <w:tmpl w:val="17BE250E"/>
+    <w:tmpl w:val="9EE09652"/>
     <w:lvl w:ilvl="0">
       <w:start w:val="1"/>
       <w:numFmt w:val="bullet"/>
@@ -5786,13 +5262,126 @@
         <w:rFonts w:ascii="Wingdings" w:hAnsi="Wingdings" w:hint="default"/>
         <w:sz w:val="20"/>
       </w:rPr>
+    </w:lvl>
+  </w:abstractNum>
+  <w:abstractNum w:abstractNumId="11" w15:restartNumberingAfterBreak="0">
+    <w:nsid w:val="7D8F18BD"/>
+    <w:multiLevelType w:val="multilevel"/>
+    <w:tmpl w:val="605E74DA"/>
+    <w:lvl w:ilvl="0">
+      <w:start w:val="1"/>
+      <w:numFmt w:val="decimal"/>
+      <w:lvlText w:val="%1."/>
+      <w:lvlJc w:val="left"/>
+      <w:pPr>
+        <w:tabs>
+          <w:tab w:val="num" w:pos="720"/>
+        </w:tabs>
+        <w:ind w:left="720" w:hanging="360"/>
+      </w:pPr>
+    </w:lvl>
+    <w:lvl w:ilvl="1" w:tentative="1">
+      <w:start w:val="1"/>
+      <w:numFmt w:val="decimal"/>
+      <w:lvlText w:val="%2."/>
+      <w:lvlJc w:val="left"/>
+      <w:pPr>
+        <w:tabs>
+          <w:tab w:val="num" w:pos="1440"/>
+        </w:tabs>
+        <w:ind w:left="1440" w:hanging="360"/>
+      </w:pPr>
+    </w:lvl>
+    <w:lvl w:ilvl="2" w:tentative="1">
+      <w:start w:val="1"/>
+      <w:numFmt w:val="decimal"/>
+      <w:lvlText w:val="%3."/>
+      <w:lvlJc w:val="left"/>
+      <w:pPr>
+        <w:tabs>
+          <w:tab w:val="num" w:pos="2160"/>
+        </w:tabs>
+        <w:ind w:left="2160" w:hanging="360"/>
+      </w:pPr>
+    </w:lvl>
+    <w:lvl w:ilvl="3" w:tentative="1">
+      <w:start w:val="1"/>
+      <w:numFmt w:val="decimal"/>
+      <w:lvlText w:val="%4."/>
+      <w:lvlJc w:val="left"/>
+      <w:pPr>
+        <w:tabs>
+          <w:tab w:val="num" w:pos="2880"/>
+        </w:tabs>
+        <w:ind w:left="2880" w:hanging="360"/>
+      </w:pPr>
+    </w:lvl>
+    <w:lvl w:ilvl="4" w:tentative="1">
+      <w:start w:val="1"/>
+      <w:numFmt w:val="decimal"/>
+      <w:lvlText w:val="%5."/>
+      <w:lvlJc w:val="left"/>
+      <w:pPr>
+        <w:tabs>
+          <w:tab w:val="num" w:pos="3600"/>
+        </w:tabs>
+        <w:ind w:left="3600" w:hanging="360"/>
+      </w:pPr>
+    </w:lvl>
+    <w:lvl w:ilvl="5" w:tentative="1">
+      <w:start w:val="1"/>
+      <w:numFmt w:val="decimal"/>
+      <w:lvlText w:val="%6."/>
+      <w:lvlJc w:val="left"/>
+      <w:pPr>
+        <w:tabs>
+          <w:tab w:val="num" w:pos="4320"/>
+        </w:tabs>
+        <w:ind w:left="4320" w:hanging="360"/>
+      </w:pPr>
+    </w:lvl>
+    <w:lvl w:ilvl="6" w:tentative="1">
+      <w:start w:val="1"/>
+      <w:numFmt w:val="decimal"/>
+      <w:lvlText w:val="%7."/>
+      <w:lvlJc w:val="left"/>
+      <w:pPr>
+        <w:tabs>
+          <w:tab w:val="num" w:pos="5040"/>
+        </w:tabs>
+        <w:ind w:left="5040" w:hanging="360"/>
+      </w:pPr>
+    </w:lvl>
+    <w:lvl w:ilvl="7" w:tentative="1">
+      <w:start w:val="1"/>
+      <w:numFmt w:val="decimal"/>
+      <w:lvlText w:val="%8."/>
+      <w:lvlJc w:val="left"/>
+      <w:pPr>
+        <w:tabs>
+          <w:tab w:val="num" w:pos="5760"/>
+        </w:tabs>
+        <w:ind w:left="5760" w:hanging="360"/>
+      </w:pPr>
+    </w:lvl>
+    <w:lvl w:ilvl="8" w:tentative="1">
+      <w:start w:val="1"/>
+      <w:numFmt w:val="decimal"/>
+      <w:lvlText w:val="%9."/>
+      <w:lvlJc w:val="left"/>
+      <w:pPr>
+        <w:tabs>
+          <w:tab w:val="num" w:pos="6480"/>
+        </w:tabs>
+        <w:ind w:left="6480" w:hanging="360"/>
+      </w:pPr>
     </w:lvl>
   </w:abstractNum>
   <w:num w:numId="1">
     <w:abstractNumId w:val="1"/>
   </w:num>
   <w:num w:numId="2">
-    <w:abstractNumId w:val="10"/>
+    <w:abstractNumId w:val="9"/>
   </w:num>
   <w:num w:numId="3">
     <w:abstractNumId w:val="0"/>
@@ -5801,10 +5390,10 @@
     <w:abstractNumId w:val="3"/>
   </w:num>
   <w:num w:numId="5">
-    <w:abstractNumId w:val="2"/>
+    <w:abstractNumId w:val="10"/>
   </w:num>
   <w:num w:numId="6">
-    <w:abstractNumId w:val="9"/>
+    <w:abstractNumId w:val="6"/>
   </w:num>
   <w:num w:numId="7">
     <w:abstractNumId w:val="7"/>
@@ -5813,16 +5402,16 @@
     <w:abstractNumId w:val="5"/>
   </w:num>
   <w:num w:numId="9">
-    <w:abstractNumId w:val="6"/>
+    <w:abstractNumId w:val="4"/>
   </w:num>
   <w:num w:numId="10">
+    <w:abstractNumId w:val="8"/>
+  </w:num>
+  <w:num w:numId="11">
     <w:abstractNumId w:val="11"/>
   </w:num>
-  <w:num w:numId="11">
-    <w:abstractNumId w:val="8"/>
-  </w:num>
   <w:num w:numId="12">
-    <w:abstractNumId w:val="4"/>
+    <w:abstractNumId w:val="2"/>
   </w:num>
 </w:numbering>
 </file>
@@ -6347,7 +5936,7 @@
     <w:basedOn w:val="a0"/>
     <w:uiPriority w:val="20"/>
     <w:qFormat/>
-    <w:rsid w:val="00677D04"/>
+    <w:rsid w:val="00D57001"/>
     <w:rPr>
       <w:i/>
       <w:iCs/>
